--- a/raspberry_pi/s_w/slotguard/docs/SLOT-GUARD_Raspberry_Pi_전체_구현명세_v1.0.docx
+++ b/raspberry_pi/s_w/slotguard/docs/SLOT-GUARD_Raspberry_Pi_전체_구현명세_v1.0.docx
@@ -39,7 +39,7 @@
           <w:rFonts w:ascii="Noto Sans CJK KR" w:hAnsi="Noto Sans CJK KR" w:eastAsia="Noto Sans CJK KR"/>
           <w:b w:val="0"/>
         </w:rPr>
-        <w:t xml:space="preserve">문서 버전: v1.1 작성 기준일: 2026-08-24 대상: Raspberry Pi 소프트웨어·시스템 통합·시험 담당자 대상 장치: Raspberry Pi 4 Model B Rev 1.5 연동 장치: Waveshare 4inch RPi LCD (A) Rev 2.0, ATmega128A 제어보드, 헤드폰 오디오 출력 소프트웨어 기준: SLOT-GUARD 앱 v0.3.0, Raspberry Pi OS 64-bit / Debian 13 Trixie 연관 문서: </w:t>
+        <w:t xml:space="preserve">문서 버전: v1.2 작성 기준일: 2026-08-24 대상: Raspberry Pi 소프트웨어·시스템 통합·시험 담당자 대상 장치: Raspberry Pi 4 Model B Rev 1.5 연동 장치: Waveshare 4inch RPi LCD (A) Rev 2.0, ATmega128A 제어보드, 헤드폰 오디오 출력 소프트웨어 기준: SLOT-GUARD 앱 v0.3.0, Raspberry Pi OS 64-bit / Debian 13 Trixie 연관 문서: </w:t>
       </w:r>
       <w:r>
         <w:rPr>
@@ -912,7 +912,7 @@
                 <w:b w:val="0"/>
                 <w:sz w:val="17"/>
               </w:rPr>
-              <w:t>MOVE, DISPENSE, RESULT ACK, 상태 변경</w:t>
+              <w:t>MOVE, DISPENSE, TIMEOUT, RESULT ACK, 상태 변경</w:t>
             </w:r>
           </w:p>
         </w:tc>
@@ -1302,7 +1302,7 @@
                 <w:b w:val="0"/>
                 <w:sz w:val="17"/>
               </w:rPr>
-              <w:t>MOVE, DISPENSE</w:t>
+              <w:t>MOVE, DISPENSE, TIMEOUT</w:t>
             </w:r>
           </w:p>
         </w:tc>
@@ -4648,7 +4648,7 @@
           <w:color w:val="0F172A"/>
           <w:sz w:val="17"/>
         </w:rPr>
-        <w:t xml:space="preserve">  → SQLite 스키마 생성·v5 마이그레이션</w:t>
+        <w:t xml:space="preserve">  → SQLite 스키마 생성·v7 마이그레이션</w:t>
       </w:r>
       <w:r>
         <w:br/>
@@ -9028,7 +9028,7 @@
           <w:color w:val="0F172A"/>
           <w:sz w:val="17"/>
         </w:rPr>
-        <w:t xml:space="preserve">  │              │          └─ 마지막 좌표 14</w:t>
+        <w:t xml:space="preserve">  │              │          └─ 마지막 좌표 10</w:t>
       </w:r>
       <w:r>
         <w:br/>
@@ -9072,7 +9072,29 @@
           <w:color w:val="0F172A"/>
           <w:sz w:val="17"/>
         </w:rPr>
-        <w:t xml:space="preserve">  │              └─ 허용시간 종료 → MISSED</w:t>
+        <w:t xml:space="preserve">  │              └─ 허용시간 종료</w:t>
+      </w:r>
+      <w:r>
+        <w:br/>
+      </w:r>
+      <w:r>
+        <w:rPr>
+          <w:rFonts w:ascii="D2Coding" w:hAnsi="D2Coding" w:eastAsia="D2Coding"/>
+          <w:color w:val="0F172A"/>
+          <w:sz w:val="17"/>
+        </w:rPr>
+        <w:t xml:space="preserve">  │                   → MISSED + TIMEOUT 전송</w:t>
+      </w:r>
+      <w:r>
+        <w:br/>
+      </w:r>
+      <w:r>
+        <w:rPr>
+          <w:rFonts w:ascii="D2Coding" w:hAnsi="D2Coding" w:eastAsia="D2Coding"/>
+          <w:color w:val="0F172A"/>
+          <w:sz w:val="17"/>
+        </w:rPr>
+        <w:t xml:space="preserve">  │                   → TIMEOUT ACK 후 다음 MOVE 허용</w:t>
       </w:r>
       <w:r>
         <w:br/>
@@ -10522,7 +10544,7 @@
           <w:color w:val="9A3412"/>
           <w:sz w:val="18"/>
         </w:rPr>
-        <w:t>14</w:t>
+        <w:t>10</w:t>
       </w:r>
       <w:r>
         <w:rPr>
@@ -10537,7 +10559,7 @@
           <w:color w:val="9A3412"/>
           <w:sz w:val="18"/>
         </w:rPr>
-        <w:t>142</w:t>
+        <w:t>102</w:t>
       </w:r>
       <w:r>
         <w:rPr>
@@ -10773,7 +10795,7 @@
           <w:rFonts w:ascii="Noto Sans CJK KR" w:hAnsi="Noto Sans CJK KR" w:eastAsia="Noto Sans CJK KR"/>
           <w:b w:val="0"/>
         </w:rPr>
-        <w:t>ACK 미수신 MOVE와 DISPENSE는 10초 간격으로 같은 요청을 재전송한다.</w:t>
+        <w:t>ACK 미수신 MOVE, DISPENSE, TIMEOUT은 10초 간격으로 같은 요청을 재전송한다.</w:t>
       </w:r>
     </w:p>
     <w:p>
@@ -10875,6 +10897,18 @@
           <w:rFonts w:ascii="Noto Sans CJK KR" w:hAnsi="Noto Sans CJK KR" w:eastAsia="Noto Sans CJK KR"/>
           <w:b w:val="0"/>
         </w:rPr>
+        <w:t>ACK되지 않은 TIMEOUT이 있음</w:t>
+      </w:r>
+    </w:p>
+    <w:p>
+      <w:pPr>
+        <w:pStyle w:val="ListBullet"/>
+      </w:pPr>
+      <w:r>
+        <w:rPr>
+          <w:rFonts w:ascii="Noto Sans CJK KR" w:hAnsi="Noto Sans CJK KR" w:eastAsia="Noto Sans CJK KR"/>
+          <w:b w:val="0"/>
+        </w:rPr>
         <w:t>이미 활성 일정이 있음</w:t>
       </w:r>
     </w:p>
@@ -11007,7 +11041,19 @@
           <w:rFonts w:ascii="Noto Sans CJK KR" w:hAnsi="Noto Sans CJK KR" w:eastAsia="Noto Sans CJK KR"/>
           <w:b w:val="0"/>
         </w:rPr>
-        <w:t xml:space="preserve"> 처리한다.</w:t>
+        <w:t xml:space="preserve"> 처리하고 해당 MOVE ID의 TIMEOUT을 전송한다.</w:t>
+      </w:r>
+    </w:p>
+    <w:p>
+      <w:pPr>
+        <w:pStyle w:val="ListBullet"/>
+      </w:pPr>
+      <w:r>
+        <w:rPr>
+          <w:rFonts w:ascii="Noto Sans CJK KR" w:hAnsi="Noto Sans CJK KR" w:eastAsia="Noto Sans CJK KR"/>
+          <w:b w:val="0"/>
+        </w:rPr>
+        <w:t>TIMEOUT ACK 전에는 다음 일정의 MOVE를 시작하지 않는다.</w:t>
       </w:r>
     </w:p>
     <w:p>
@@ -11185,6 +11231,18 @@
           <w:b w:val="0"/>
         </w:rPr>
         <w:t>기존 MOVE·DISPENSE 요청번호와 좌표를 재사용한다.</w:t>
+      </w:r>
+    </w:p>
+    <w:p>
+      <w:pPr>
+        <w:pStyle w:val="ListBullet"/>
+      </w:pPr>
+      <w:r>
+        <w:rPr>
+          <w:rFonts w:ascii="Noto Sans CJK KR" w:hAnsi="Noto Sans CJK KR" w:eastAsia="Noto Sans CJK KR"/>
+          <w:b w:val="0"/>
+        </w:rPr>
+        <w:t>DB에 ACK되지 않은 TIMEOUT이 있으면 같은 MOVE ID로 즉시 복구 전송하고 ACK까지 10초마다 재전송한다.</w:t>
       </w:r>
     </w:p>
     <w:p>
@@ -11865,6 +11923,18 @@
       </w:pPr>
       <w:r>
         <w:rPr>
+          <w:rFonts w:ascii="Noto Sans CJK KR" w:hAnsi="Noto Sans CJK KR" w:eastAsia="Noto Sans CJK KR"/>
+          <w:b w:val="0"/>
+        </w:rPr>
+        <w:t>TIMEOUT은 신규 번호를 발급하지 않고 종료할 MOVE 요청번호를 참조한다.</w:t>
+      </w:r>
+    </w:p>
+    <w:p>
+      <w:pPr>
+        <w:pStyle w:val="ListBullet"/>
+      </w:pPr>
+      <w:r>
+        <w:rPr>
           <w:rFonts w:ascii="D2Coding" w:hAnsi="D2Coding" w:eastAsia="D2Coding"/>
           <w:color w:val="9A3412"/>
           <w:sz w:val="18"/>
@@ -11942,6 +12012,17 @@
           <w:sz w:val="17"/>
         </w:rPr>
         <w:t>DISPENSE|RRRRRRRR|X|Y\n</w:t>
+      </w:r>
+      <w:r>
+        <w:br/>
+      </w:r>
+      <w:r>
+        <w:rPr>
+          <w:rFonts w:ascii="D2Coding" w:hAnsi="D2Coding" w:eastAsia="D2Coding"/>
+          <w:color w:val="0F172A"/>
+          <w:sz w:val="17"/>
+        </w:rPr>
+        <w:t>TIMEOUT|RRRRRRRR\n</w:t>
       </w:r>
       <w:r>
         <w:br/>
@@ -12176,6 +12257,68 @@
                 <w:b w:val="0"/>
                 <w:sz w:val="17"/>
               </w:rPr>
+              <w:t>TIMEOUT</w:t>
+            </w:r>
+          </w:p>
+        </w:tc>
+        <w:tc>
+          <w:tcPr>
+            <w:tcW w:type="dxa" w:w="3400"/>
+            <w:vAlign w:val="center"/>
+            <w:shd w:fill="FFFFFF"/>
+          </w:tcPr>
+          <w:p>
+            <w:pPr>
+              <w:spacing w:after="0"/>
+            </w:pPr>
+            <w:r>
+              <w:rPr>
+                <w:rFonts w:ascii="Noto Sans CJK KR" w:hAnsi="Noto Sans CJK KR" w:eastAsia="Noto Sans CJK KR"/>
+                <w:b w:val="0"/>
+                <w:sz w:val="17"/>
+              </w:rPr>
+              <w:t>READY 상태에서 복약 허용시간 종료</w:t>
+            </w:r>
+          </w:p>
+        </w:tc>
+        <w:tc>
+          <w:tcPr>
+            <w:tcW w:type="dxa" w:w="3400"/>
+            <w:vAlign w:val="center"/>
+            <w:shd w:fill="FFFFFF"/>
+          </w:tcPr>
+          <w:p>
+            <w:pPr>
+              <w:spacing w:after="0"/>
+            </w:pPr>
+            <w:r>
+              <w:rPr>
+                <w:rFonts w:ascii="Noto Sans CJK KR" w:hAnsi="Noto Sans CJK KR" w:eastAsia="Noto Sans CJK KR"/>
+                <w:b w:val="0"/>
+                <w:sz w:val="17"/>
+              </w:rPr>
+              <w:t>TIMEOUT ACK 수신</w:t>
+            </w:r>
+          </w:p>
+        </w:tc>
+      </w:tr>
+      <w:tr>
+        <w:tc>
+          <w:tcPr>
+            <w:tcW w:type="dxa" w:w="3400"/>
+            <w:vAlign w:val="center"/>
+            <w:shd w:fill="EAF4FA"/>
+          </w:tcPr>
+          <w:p>
+            <w:pPr>
+              <w:spacing w:after="0"/>
+            </w:pPr>
+            <w:r>
+              <w:rPr>
+                <w:rFonts w:ascii="Noto Sans CJK KR" w:hAnsi="Noto Sans CJK KR" w:eastAsia="Noto Sans CJK KR"/>
+                <w:b w:val="0"/>
+                <w:sz w:val="17"/>
+              </w:rPr>
               <w:t>RESULT ACK</w:t>
             </w:r>
           </w:p>
@@ -12184,7 +12327,7 @@
           <w:tcPr>
             <w:tcW w:type="dxa" w:w="3400"/>
             <w:vAlign w:val="center"/>
-            <w:shd w:fill="FFFFFF"/>
+            <w:shd w:fill="EAF4FA"/>
           </w:tcPr>
           <w:p>
             <w:pPr>
@@ -12204,7 +12347,7 @@
           <w:tcPr>
             <w:tcW w:type="dxa" w:w="3400"/>
             <w:vAlign w:val="center"/>
-            <w:shd w:fill="FFFFFF"/>
+            <w:shd w:fill="EAF4FA"/>
           </w:tcPr>
           <w:p>
             <w:pPr>
@@ -12297,6 +12440,45 @@
       </w:r>
     </w:p>
     <w:p>
+      <w:r>
+        <w:rPr>
+          <w:rFonts w:ascii="Noto Sans CJK KR" w:hAnsi="Noto Sans CJK KR" w:eastAsia="Noto Sans CJK KR"/>
+          <w:b w:val="0"/>
+        </w:rPr>
+        <w:t xml:space="preserve">TIMEOUT의 </w:t>
+      </w:r>
+      <w:r>
+        <w:rPr>
+          <w:rFonts w:ascii="D2Coding" w:hAnsi="D2Coding" w:eastAsia="D2Coding"/>
+          <w:color w:val="9A3412"/>
+          <w:sz w:val="18"/>
+        </w:rPr>
+        <w:t>RRRRRRRR</w:t>
+      </w:r>
+      <w:r>
+        <w:rPr>
+          <w:rFonts w:ascii="Noto Sans CJK KR" w:hAnsi="Noto Sans CJK KR" w:eastAsia="Noto Sans CJK KR"/>
+          <w:b w:val="0"/>
+        </w:rPr>
+        <w:t xml:space="preserve">은 현재 READY를 만든 MOVE ID다. Pi는 일정을 즉시 </w:t>
+      </w:r>
+      <w:r>
+        <w:rPr>
+          <w:rFonts w:ascii="D2Coding" w:hAnsi="D2Coding" w:eastAsia="D2Coding"/>
+          <w:color w:val="9A3412"/>
+          <w:sz w:val="18"/>
+        </w:rPr>
+        <w:t>MISSED / DOSE_BUTTON_TIMEOUT</w:t>
+      </w:r>
+      <w:r>
+        <w:rPr>
+          <w:rFonts w:ascii="Noto Sans CJK KR" w:hAnsi="Noto Sans CJK KR" w:eastAsia="Noto Sans CJK KR"/>
+          <w:b w:val="0"/>
+        </w:rPr>
+        <w:t>으로 종료하되 TIMEOUT ACK 상태를 별도로 영속화한다. ATmega가 READY를 해제했다는 ACK가 오기 전까지 새 MOVE를 보내지 않는다.</w:t>
+      </w:r>
+    </w:p>
+    <w:p>
       <w:pPr>
         <w:pStyle w:val="Heading3"/>
       </w:pPr>
@@ -12342,7 +12524,7 @@
           <w:color w:val="0F172A"/>
           <w:sz w:val="17"/>
         </w:rPr>
-        <w:t>WAIT|RRRRRRRR\n</w:t>
+        <w:t>ACK|RRRRRRRR|TIMEOUT\n</w:t>
       </w:r>
       <w:r>
         <w:br/>
@@ -12353,7 +12535,29 @@
           <w:color w:val="0F172A"/>
           <w:sz w:val="17"/>
         </w:rPr>
+        <w:t>WAIT|RRRRRRRR\n</w:t>
+      </w:r>
+      <w:r>
+        <w:br/>
+      </w:r>
+      <w:r>
+        <w:rPr>
+          <w:rFonts w:ascii="D2Coding" w:hAnsi="D2Coding" w:eastAsia="D2Coding"/>
+          <w:color w:val="0F172A"/>
+          <w:sz w:val="17"/>
+        </w:rPr>
         <w:t>RESULT|RRRRRRRR|XYR\n</w:t>
+      </w:r>
+      <w:r>
+        <w:br/>
+      </w:r>
+      <w:r>
+        <w:rPr>
+          <w:rFonts w:ascii="D2Coding" w:hAnsi="D2Coding" w:eastAsia="D2Coding"/>
+          <w:color w:val="0F172A"/>
+          <w:sz w:val="17"/>
+        </w:rPr>
+        <w:t>ERROR|INVALID_FORMAT\n</w:t>
       </w:r>
       <w:r>
         <w:br/>
@@ -12682,7 +12886,7 @@
                 <w:b w:val="0"/>
                 <w:sz w:val="17"/>
               </w:rPr>
-              <w:t>RESULT</w:t>
+              <w:t>TIMEOUT ACK</w:t>
             </w:r>
           </w:p>
         </w:tc>
@@ -12702,7 +12906,7 @@
                 <w:b w:val="0"/>
                 <w:sz w:val="17"/>
               </w:rPr>
-              <w:t>요청번호와 실제 XY 및 결과코드 0·1·2 일치</w:t>
+              <w:t>TIMEOUT 대기 중인 MOVE 요청번호</w:t>
             </w:r>
           </w:p>
         </w:tc>
@@ -12718,11 +12922,19 @@
             </w:pPr>
             <w:r>
               <w:rPr>
-                <w:rFonts w:ascii="Noto Sans CJK KR" w:hAnsi="Noto Sans CJK KR" w:eastAsia="Noto Sans CJK KR"/>
-                <w:b w:val="0"/>
-                <w:sz w:val="17"/>
-              </w:rPr>
-              <w:t>성공·실패 종료 또는 빈 슬롯 다음 좌표 재이동</w:t>
+                <w:rFonts w:ascii="D2Coding" w:hAnsi="D2Coding" w:eastAsia="D2Coding"/>
+                <w:color w:val="9A3412"/>
+                <w:sz w:val="17"/>
+              </w:rPr>
+              <w:t>timeout_ack_at</w:t>
+            </w:r>
+            <w:r>
+              <w:rPr>
+                <w:rFonts w:ascii="Noto Sans CJK KR" w:hAnsi="Noto Sans CJK KR" w:eastAsia="Noto Sans CJK KR"/>
+                <w:b w:val="0"/>
+                <w:sz w:val="17"/>
+              </w:rPr>
+              <w:t xml:space="preserve"> 기록, 다음 MOVE 차단 해제</w:t>
             </w:r>
           </w:p>
         </w:tc>
@@ -12744,6 +12956,130 @@
                 <w:b w:val="0"/>
                 <w:sz w:val="17"/>
               </w:rPr>
+              <w:t>RESULT</w:t>
+            </w:r>
+          </w:p>
+        </w:tc>
+        <w:tc>
+          <w:tcPr>
+            <w:tcW w:type="dxa" w:w="3400"/>
+            <w:vAlign w:val="center"/>
+            <w:shd w:fill="FFFFFF"/>
+          </w:tcPr>
+          <w:p>
+            <w:pPr>
+              <w:spacing w:after="0"/>
+            </w:pPr>
+            <w:r>
+              <w:rPr>
+                <w:rFonts w:ascii="Noto Sans CJK KR" w:hAnsi="Noto Sans CJK KR" w:eastAsia="Noto Sans CJK KR"/>
+                <w:b w:val="0"/>
+                <w:sz w:val="17"/>
+              </w:rPr>
+              <w:t>요청번호와 실제 XY 및 결과코드 0·1·2 일치</w:t>
+            </w:r>
+          </w:p>
+        </w:tc>
+        <w:tc>
+          <w:tcPr>
+            <w:tcW w:type="dxa" w:w="3400"/>
+            <w:vAlign w:val="center"/>
+            <w:shd w:fill="FFFFFF"/>
+          </w:tcPr>
+          <w:p>
+            <w:pPr>
+              <w:spacing w:after="0"/>
+            </w:pPr>
+            <w:r>
+              <w:rPr>
+                <w:rFonts w:ascii="Noto Sans CJK KR" w:hAnsi="Noto Sans CJK KR" w:eastAsia="Noto Sans CJK KR"/>
+                <w:b w:val="0"/>
+                <w:sz w:val="17"/>
+              </w:rPr>
+              <w:t>성공·실패 종료 또는 빈 슬롯 다음 좌표 재이동</w:t>
+            </w:r>
+          </w:p>
+        </w:tc>
+      </w:tr>
+      <w:tr>
+        <w:tc>
+          <w:tcPr>
+            <w:tcW w:type="dxa" w:w="3400"/>
+            <w:vAlign w:val="center"/>
+            <w:shd w:fill="EAF4FA"/>
+          </w:tcPr>
+          <w:p>
+            <w:pPr>
+              <w:spacing w:after="0"/>
+            </w:pPr>
+            <w:r>
+              <w:rPr>
+                <w:rFonts w:ascii="Noto Sans CJK KR" w:hAnsi="Noto Sans CJK KR" w:eastAsia="Noto Sans CJK KR"/>
+                <w:b w:val="0"/>
+                <w:sz w:val="17"/>
+              </w:rPr>
+              <w:t>INVALID_FORMAT</w:t>
+            </w:r>
+          </w:p>
+        </w:tc>
+        <w:tc>
+          <w:tcPr>
+            <w:tcW w:type="dxa" w:w="3400"/>
+            <w:vAlign w:val="center"/>
+            <w:shd w:fill="EAF4FA"/>
+          </w:tcPr>
+          <w:p>
+            <w:pPr>
+              <w:spacing w:after="0"/>
+            </w:pPr>
+            <w:r>
+              <w:rPr>
+                <w:rFonts w:ascii="Noto Sans CJK KR" w:hAnsi="Noto Sans CJK KR" w:eastAsia="Noto Sans CJK KR"/>
+                <w:b w:val="0"/>
+                <w:sz w:val="17"/>
+              </w:rPr>
+              <w:t>요청번호 없는 정확한 전용 문자열</w:t>
+            </w:r>
+          </w:p>
+        </w:tc>
+        <w:tc>
+          <w:tcPr>
+            <w:tcW w:type="dxa" w:w="3400"/>
+            <w:vAlign w:val="center"/>
+            <w:shd w:fill="EAF4FA"/>
+          </w:tcPr>
+          <w:p>
+            <w:pPr>
+              <w:spacing w:after="0"/>
+            </w:pPr>
+            <w:r>
+              <w:rPr>
+                <w:rFonts w:ascii="Noto Sans CJK KR" w:hAnsi="Noto Sans CJK KR" w:eastAsia="Noto Sans CJK KR"/>
+                <w:b w:val="0"/>
+                <w:sz w:val="17"/>
+              </w:rPr>
+              <w:t>마지막 송신 성공 프레임을 그대로 즉시 재전송, 일정 상태 유지</w:t>
+            </w:r>
+          </w:p>
+        </w:tc>
+      </w:tr>
+      <w:tr>
+        <w:tc>
+          <w:tcPr>
+            <w:tcW w:type="dxa" w:w="3400"/>
+            <w:vAlign w:val="center"/>
+            <w:shd w:fill="FFFFFF"/>
+          </w:tcPr>
+          <w:p>
+            <w:pPr>
+              <w:spacing w:after="0"/>
+            </w:pPr>
+            <w:r>
+              <w:rPr>
+                <w:rFonts w:ascii="Noto Sans CJK KR" w:hAnsi="Noto Sans CJK KR" w:eastAsia="Noto Sans CJK KR"/>
+                <w:b w:val="0"/>
+                <w:sz w:val="17"/>
+              </w:rPr>
               <w:t>ERROR</w:t>
             </w:r>
           </w:p>
@@ -12764,7 +13100,7 @@
                 <w:b w:val="0"/>
                 <w:sz w:val="17"/>
               </w:rPr>
-              <w:t>활성 MOVE·DISPENSE 요청번호</w:t>
+              <w:t>활성 MOVE·DISPENSE 또는 대기 TIMEOUT 요청번호</w:t>
             </w:r>
           </w:p>
         </w:tc>
@@ -12778,6 +13114,14 @@
             <w:pPr>
               <w:spacing w:after="0"/>
             </w:pPr>
+            <w:r>
+              <w:rPr>
+                <w:rFonts w:ascii="Noto Sans CJK KR" w:hAnsi="Noto Sans CJK KR" w:eastAsia="Noto Sans CJK KR"/>
+                <w:b w:val="0"/>
+                <w:sz w:val="17"/>
+              </w:rPr>
+              <w:t xml:space="preserve">활성 일정은 </w:t>
+            </w:r>
             <w:r>
               <w:rPr>
                 <w:rFonts w:ascii="D2Coding" w:hAnsi="D2Coding" w:eastAsia="D2Coding"/>
@@ -12792,23 +13136,7 @@
                 <w:b w:val="0"/>
                 <w:sz w:val="17"/>
               </w:rPr>
-              <w:t xml:space="preserve">, </w:t>
-            </w:r>
-            <w:r>
-              <w:rPr>
-                <w:rFonts w:ascii="D2Coding" w:hAnsi="D2Coding" w:eastAsia="D2Coding"/>
-                <w:color w:val="9A3412"/>
-                <w:sz w:val="17"/>
-              </w:rPr>
-              <w:t>AT_</w:t>
-            </w:r>
-            <w:r>
-              <w:rPr>
-                <w:rFonts w:ascii="Noto Sans CJK KR" w:hAnsi="Noto Sans CJK KR" w:eastAsia="Noto Sans CJK KR"/>
-                <w:b w:val="0"/>
-                <w:sz w:val="17"/>
-              </w:rPr>
-              <w:t xml:space="preserve"> 접두 오류</w:t>
+              <w:t>, TIMEOUT은 오류 로그 후 재전송 유지</w:t>
             </w:r>
           </w:p>
         </w:tc>
@@ -13043,14 +13371,22 @@
     </w:p>
     <w:p>
       <w:pPr>
-        <w:pStyle w:val="Heading3"/>
-      </w:pPr>
+        <w:pStyle w:val="ListBullet"/>
+      </w:pPr>
+      <w:r>
+        <w:rPr>
+          <w:rFonts w:ascii="D2Coding" w:hAnsi="D2Coding" w:eastAsia="D2Coding"/>
+          <w:color w:val="9A3412"/>
+          <w:sz w:val="18"/>
+        </w:rPr>
+        <w:t>ERROR|INVALID_FORMAT</w:t>
+      </w:r>
       <w:r>
         <w:rPr>
           <w:rFonts w:ascii="Noto Sans CJK KR" w:hAnsi="Noto Sans CJK KR" w:eastAsia="Noto Sans CJK KR"/>
           <w:b w:val="0"/>
         </w:rPr>
-        <w:t>10.6 중복과 재전송</w:t>
+        <w:t>은 일정 실패로 저장하지 않는다. 메모리에 보관한 마지막 송신 성공 프레임을 요청번호 해석 없이 같은 바이트로 즉시 재전송한다.</w:t>
       </w:r>
     </w:p>
     <w:p>
@@ -13062,7 +13398,22 @@
           <w:rFonts w:ascii="Noto Sans CJK KR" w:hAnsi="Noto Sans CJK KR" w:eastAsia="Noto Sans CJK KR"/>
           <w:b w:val="0"/>
         </w:rPr>
-        <w:t>MOVE ACK 전까지 같은 요청번호와 전체 페이로드를 10초마다 재사용한다.</w:t>
+        <w:t xml:space="preserve">이전 송신 성공 프레임이 없는 상태에서 </w:t>
+      </w:r>
+      <w:r>
+        <w:rPr>
+          <w:rFonts w:ascii="D2Coding" w:hAnsi="D2Coding" w:eastAsia="D2Coding"/>
+          <w:color w:val="9A3412"/>
+          <w:sz w:val="18"/>
+        </w:rPr>
+        <w:t>ERROR|INVALID_FORMAT</w:t>
+      </w:r>
+      <w:r>
+        <w:rPr>
+          <w:rFonts w:ascii="Noto Sans CJK KR" w:hAnsi="Noto Sans CJK KR" w:eastAsia="Noto Sans CJK KR"/>
+          <w:b w:val="0"/>
+        </w:rPr>
+        <w:t>을 받으면 재전송하지 않고 UART 오류만 기록한다.</w:t>
       </w:r>
     </w:p>
     <w:p>
@@ -13074,7 +13425,129 @@
           <w:rFonts w:ascii="Noto Sans CJK KR" w:hAnsi="Noto Sans CJK KR" w:eastAsia="Noto Sans CJK KR"/>
           <w:b w:val="0"/>
         </w:rPr>
+        <w:t xml:space="preserve">요청번호가 포함된 구형 </w:t>
+      </w:r>
+      <w:r>
+        <w:rPr>
+          <w:rFonts w:ascii="D2Coding" w:hAnsi="D2Coding" w:eastAsia="D2Coding"/>
+          <w:color w:val="9A3412"/>
+          <w:sz w:val="18"/>
+        </w:rPr>
+        <w:t>ERROR|요청번호|INVALID_FORMAT</w:t>
+      </w:r>
+      <w:r>
+        <w:rPr>
+          <w:rFonts w:ascii="Noto Sans CJK KR" w:hAnsi="Noto Sans CJK KR" w:eastAsia="Noto Sans CJK KR"/>
+          <w:b w:val="0"/>
+        </w:rPr>
+        <w:t>은 유효 프레임으로 처리하지 않는다.</w:t>
+      </w:r>
+    </w:p>
+    <w:p>
+      <w:pPr>
+        <w:pStyle w:val="ListBullet"/>
+      </w:pPr>
+      <w:r>
+        <w:rPr>
+          <w:rFonts w:ascii="D2Coding" w:hAnsi="D2Coding" w:eastAsia="D2Coding"/>
+          <w:color w:val="9A3412"/>
+          <w:sz w:val="18"/>
+        </w:rPr>
+        <w:t>INVALID_FORMAT</w:t>
+      </w:r>
+      <w:r>
+        <w:rPr>
+          <w:rFonts w:ascii="Noto Sans CJK KR" w:hAnsi="Noto Sans CJK KR" w:eastAsia="Noto Sans CJK KR"/>
+          <w:b w:val="0"/>
+        </w:rPr>
+        <w:t xml:space="preserve"> 이외의 유효 ERROR는 기존처럼 </w:t>
+      </w:r>
+      <w:r>
+        <w:rPr>
+          <w:rFonts w:ascii="D2Coding" w:hAnsi="D2Coding" w:eastAsia="D2Coding"/>
+          <w:color w:val="9A3412"/>
+          <w:sz w:val="18"/>
+        </w:rPr>
+        <w:t>COMM_ERROR / AT_오류코드</w:t>
+      </w:r>
+      <w:r>
+        <w:rPr>
+          <w:rFonts w:ascii="Noto Sans CJK KR" w:hAnsi="Noto Sans CJK KR" w:eastAsia="Noto Sans CJK KR"/>
+          <w:b w:val="0"/>
+        </w:rPr>
+        <w:t>로 현재 일정을 종료한다.</w:t>
+      </w:r>
+    </w:p>
+    <w:p>
+      <w:pPr>
+        <w:pStyle w:val="Heading3"/>
+      </w:pPr>
+      <w:r>
+        <w:rPr>
+          <w:rFonts w:ascii="Noto Sans CJK KR" w:hAnsi="Noto Sans CJK KR" w:eastAsia="Noto Sans CJK KR"/>
+          <w:b w:val="0"/>
+        </w:rPr>
+        <w:t>10.6 중복과 재전송</w:t>
+      </w:r>
+    </w:p>
+    <w:p>
+      <w:pPr>
+        <w:pStyle w:val="ListBullet"/>
+      </w:pPr>
+      <w:r>
+        <w:rPr>
+          <w:rFonts w:ascii="Noto Sans CJK KR" w:hAnsi="Noto Sans CJK KR" w:eastAsia="Noto Sans CJK KR"/>
+          <w:b w:val="0"/>
+        </w:rPr>
+        <w:t>MOVE ACK 전까지 같은 요청번호와 전체 페이로드를 10초마다 재사용한다.</w:t>
+      </w:r>
+    </w:p>
+    <w:p>
+      <w:pPr>
+        <w:pStyle w:val="ListBullet"/>
+      </w:pPr>
+      <w:r>
+        <w:rPr>
+          <w:rFonts w:ascii="Noto Sans CJK KR" w:hAnsi="Noto Sans CJK KR" w:eastAsia="Noto Sans CJK KR"/>
+          <w:b w:val="0"/>
+        </w:rPr>
         <w:t>DISPENSE ACK 전까지 같은 요청번호와 전체 페이로드를 10초마다 재사용한다.</w:t>
+      </w:r>
+    </w:p>
+    <w:p>
+      <w:pPr>
+        <w:pStyle w:val="ListBullet"/>
+      </w:pPr>
+      <w:r>
+        <w:rPr>
+          <w:rFonts w:ascii="Noto Sans CJK KR" w:hAnsi="Noto Sans CJK KR" w:eastAsia="Noto Sans CJK KR"/>
+          <w:b w:val="0"/>
+        </w:rPr>
+        <w:t>TIMEOUT ACK 전까지 같은 MOVE ID의 TIMEOUT을 10초마다 재전송한다.</w:t>
+      </w:r>
+    </w:p>
+    <w:p>
+      <w:pPr>
+        <w:pStyle w:val="ListBullet"/>
+      </w:pPr>
+      <w:r>
+        <w:rPr>
+          <w:rFonts w:ascii="Noto Sans CJK KR" w:hAnsi="Noto Sans CJK KR" w:eastAsia="Noto Sans CJK KR"/>
+          <w:b w:val="0"/>
+        </w:rPr>
+        <w:t>TIMEOUT 전송 대기와 ACK 시각은 DB에 저장하므로 Pi 재시작 후에도 재전송한다.</w:t>
+      </w:r>
+    </w:p>
+    <w:p>
+      <w:pPr>
+        <w:pStyle w:val="ListBullet"/>
+      </w:pPr>
+      <w:r>
+        <w:rPr>
+          <w:rFonts w:ascii="Noto Sans CJK KR" w:hAnsi="Noto Sans CJK KR" w:eastAsia="Noto Sans CJK KR"/>
+          <w:b w:val="0"/>
+        </w:rPr>
+        <w:t>중복 TIMEOUT ACK는 이미 기록된 ACK 시각을 바꾸지 않고 정상 입력으로 처리한다.</w:t>
       </w:r>
     </w:p>
     <w:p>
@@ -13440,7 +13913,7 @@
                 <w:b w:val="0"/>
                 <w:sz w:val="17"/>
               </w:rPr>
-              <w:t>10</w:t>
+              <w:t>14</w:t>
             </w:r>
           </w:p>
         </w:tc>
@@ -13522,7 +13995,7 @@
                 <w:b w:val="0"/>
                 <w:sz w:val="17"/>
               </w:rPr>
-              <w:t>11</w:t>
+              <w:t>13</w:t>
             </w:r>
           </w:p>
         </w:tc>
@@ -13686,7 +14159,7 @@
                 <w:b w:val="0"/>
                 <w:sz w:val="17"/>
               </w:rPr>
-              <w:t>13</w:t>
+              <w:t>11</w:t>
             </w:r>
           </w:p>
         </w:tc>
@@ -13768,7 +14241,7 @@
                 <w:b w:val="0"/>
                 <w:sz w:val="17"/>
               </w:rPr>
-              <w:t>14</w:t>
+              <w:t>10</w:t>
             </w:r>
           </w:p>
         </w:tc>
@@ -13803,7 +14276,7 @@
           <w:color w:val="0F172A"/>
           <w:sz w:val="17"/>
         </w:rPr>
-        <w:t>00 → 01 → 02 → 03 → 04 → 10 → 11 → 12 → 13 → 14</w:t>
+        <w:t>00 → 01 → 02 → 03 → 04 → 14 → 13 → 12 → 11 → 10</w:t>
       </w:r>
     </w:p>
     <w:p>
@@ -14015,7 +14488,7 @@
           <w:rFonts w:ascii="Noto Sans CJK KR" w:hAnsi="Noto Sans CJK KR" w:eastAsia="Noto Sans CJK KR"/>
           <w:b w:val="0"/>
         </w:rPr>
-        <w:t xml:space="preserve">마지막 좌표 </w:t>
+        <w:t xml:space="preserve">마지막 논리 좌표 </w:t>
       </w:r>
       <w:r>
         <w:rPr>
@@ -14023,14 +14496,14 @@
           <w:color w:val="9A3412"/>
           <w:sz w:val="18"/>
         </w:rPr>
-        <w:t>14</w:t>
+        <w:t>10</w:t>
       </w:r>
       <w:r>
         <w:rPr>
           <w:rFonts w:ascii="Noto Sans CJK KR" w:hAnsi="Noto Sans CJK KR" w:eastAsia="Noto Sans CJK KR"/>
           <w:b w:val="0"/>
         </w:rPr>
-        <w:t xml:space="preserve">가 완료되면 좌표는 </w:t>
+        <w:t xml:space="preserve">이 완료되면 DB 좌표는 </w:t>
       </w:r>
       <w:r>
         <w:rPr>
@@ -14038,7 +14511,7 @@
           <w:color w:val="9A3412"/>
           <w:sz w:val="18"/>
         </w:rPr>
-        <w:t>14</w:t>
+        <w:t>10</w:t>
       </w:r>
       <w:r>
         <w:rPr>
@@ -14065,26 +14538,14 @@
     </w:p>
     <w:p>
       <w:pPr>
-        <w:pStyle w:val="Heading3"/>
+        <w:pStyle w:val="ListBullet"/>
       </w:pPr>
       <w:r>
         <w:rPr>
           <w:rFonts w:ascii="Noto Sans CJK KR" w:hAnsi="Noto Sans CJK KR" w:eastAsia="Noto Sans CJK KR"/>
           <w:b w:val="0"/>
         </w:rPr>
-        <w:t>11.3 블리스터 초기화</w:t>
-      </w:r>
-    </w:p>
-    <w:p>
-      <w:pPr>
-        <w:pStyle w:val="ListBullet"/>
-      </w:pPr>
-      <w:r>
-        <w:rPr>
-          <w:rFonts w:ascii="Noto Sans CJK KR" w:hAnsi="Noto Sans CJK KR" w:eastAsia="Noto Sans CJK KR"/>
-          <w:b w:val="0"/>
-        </w:rPr>
-        <w:t xml:space="preserve">새 블리스터 초기화는 좌표를 </w:t>
+        <w:t xml:space="preserve">마지막 좌표 </w:t>
       </w:r>
       <w:r>
         <w:rPr>
@@ -14092,46 +14553,29 @@
           <w:color w:val="9A3412"/>
           <w:sz w:val="18"/>
         </w:rPr>
-        <w:t>00</w:t>
+        <w:t>10</w:t>
       </w:r>
       <w:r>
         <w:rPr>
           <w:rFonts w:ascii="Noto Sans CJK KR" w:hAnsi="Noto Sans CJK KR" w:eastAsia="Noto Sans CJK KR"/>
           <w:b w:val="0"/>
         </w:rPr>
-        <w:t>, 소진 상태를 0으로 바꾼다.</w:t>
-      </w:r>
-    </w:p>
-    <w:p>
-      <w:pPr>
-        <w:pStyle w:val="ListBullet"/>
-      </w:pPr>
-      <w:r>
-        <w:rPr>
-          <w:rFonts w:ascii="Noto Sans CJK KR" w:hAnsi="Noto Sans CJK KR" w:eastAsia="Noto Sans CJK KR"/>
-          <w:b w:val="0"/>
-        </w:rPr>
-        <w:t>미래 일정은 유지한다.</w:t>
-      </w:r>
-    </w:p>
-    <w:p>
-      <w:pPr>
-        <w:pStyle w:val="ListBullet"/>
-      </w:pPr>
+        <w:t xml:space="preserve">의 R=1 RESULT ACK 후 ATmega는 물리 위치를 </w:t>
+      </w:r>
       <w:r>
         <w:rPr>
           <w:rFonts w:ascii="D2Coding" w:hAnsi="D2Coding" w:eastAsia="D2Coding"/>
           <w:color w:val="9A3412"/>
           <w:sz w:val="18"/>
         </w:rPr>
-        <w:t>MOVING</w:t>
+        <w:t>00</w:t>
       </w:r>
       <w:r>
         <w:rPr>
           <w:rFonts w:ascii="Noto Sans CJK KR" w:hAnsi="Noto Sans CJK KR" w:eastAsia="Noto Sans CJK KR"/>
           <w:b w:val="0"/>
         </w:rPr>
-        <w:t xml:space="preserve">, </w:t>
+        <w:t xml:space="preserve">으로 자동 복귀하고 IDLE이 된다. DB는 블리스터 교체 전까지 논리 좌표 </w:t>
       </w:r>
       <w:r>
         <w:rPr>
@@ -14139,14 +14583,26 @@
           <w:color w:val="9A3412"/>
           <w:sz w:val="18"/>
         </w:rPr>
-        <w:t>READY_TO_DISPENSE</w:t>
+        <w:t>10</w:t>
       </w:r>
       <w:r>
         <w:rPr>
           <w:rFonts w:ascii="Noto Sans CJK KR" w:hAnsi="Noto Sans CJK KR" w:eastAsia="Noto Sans CJK KR"/>
           <w:b w:val="0"/>
         </w:rPr>
-        <w:t xml:space="preserve">, </w:t>
+        <w:t>과 소진 상태를 유지한다.</w:t>
+      </w:r>
+    </w:p>
+    <w:p>
+      <w:pPr>
+        <w:pStyle w:val="ListBullet"/>
+      </w:pPr>
+      <w:r>
+        <w:rPr>
+          <w:rFonts w:ascii="Noto Sans CJK KR" w:hAnsi="Noto Sans CJK KR" w:eastAsia="Noto Sans CJK KR"/>
+          <w:b w:val="0"/>
+        </w:rPr>
+        <w:t xml:space="preserve">v6 이하에서 사용 중이던 블리스터는 이미 사용한 실제 칸을 건너뛰거나 중복 사용하지 않도록 기존 경로 </w:t>
       </w:r>
       <w:r>
         <w:rPr>
@@ -14154,14 +14610,14 @@
           <w:color w:val="9A3412"/>
           <w:sz w:val="18"/>
         </w:rPr>
-        <w:t>DISPENSING</w:t>
+        <w:t>00→01→02→03→04→10→11→12→13→14</w:t>
       </w:r>
       <w:r>
         <w:rPr>
           <w:rFonts w:ascii="Noto Sans CJK KR" w:hAnsi="Noto Sans CJK KR" w:eastAsia="Noto Sans CJK KR"/>
           <w:b w:val="0"/>
         </w:rPr>
-        <w:t xml:space="preserve"> 중에는 초기화를 거부한다.</w:t>
+        <w:t>를 끝까지 유지한다.</w:t>
       </w:r>
     </w:p>
     <w:p>
@@ -14173,31 +14629,7 @@
           <w:rFonts w:ascii="Noto Sans CJK KR" w:hAnsi="Noto Sans CJK KR" w:eastAsia="Noto Sans CJK KR"/>
           <w:b w:val="0"/>
         </w:rPr>
-        <w:t>10번째 슬롯 완료 후에는 초기화 전까지 새 MOVE를 보내지 않는다.</w:t>
-      </w:r>
-    </w:p>
-    <w:p>
-      <w:pPr>
-        <w:pStyle w:val="ListBullet"/>
-      </w:pPr>
-      <w:r>
-        <w:rPr>
-          <w:rFonts w:ascii="Noto Sans CJK KR" w:hAnsi="Noto Sans CJK KR" w:eastAsia="Noto Sans CJK KR"/>
-          <w:b w:val="0"/>
-        </w:rPr>
-        <w:t>LCD에서는 오동작 방지를 위해 2초간 확인 버튼을 누르게 한다.</w:t>
-      </w:r>
-    </w:p>
-    <w:p>
-      <w:pPr>
-        <w:pStyle w:val="ListBullet"/>
-      </w:pPr>
-      <w:r>
-        <w:rPr>
-          <w:rFonts w:ascii="Noto Sans CJK KR" w:hAnsi="Noto Sans CJK KR" w:eastAsia="Noto Sans CJK KR"/>
-          <w:b w:val="0"/>
-        </w:rPr>
-        <w:t xml:space="preserve">마지막 슬롯의 </w:t>
+        <w:t xml:space="preserve">새 블리스터 초기화 또는 전체 일정 초기화 후 </w:t>
       </w:r>
       <w:r>
         <w:rPr>
@@ -14205,14 +14637,26 @@
           <w:color w:val="9A3412"/>
           <w:sz w:val="18"/>
         </w:rPr>
-        <w:t>R=2</w:t>
+        <w:t>coordinate_path_version=2</w:t>
       </w:r>
       <w:r>
         <w:rPr>
           <w:rFonts w:ascii="Noto Sans CJK KR" w:hAnsi="Noto Sans CJK KR" w:eastAsia="Noto Sans CJK KR"/>
           <w:b w:val="0"/>
         </w:rPr>
-        <w:t xml:space="preserve">로 교체한 경우 초기화 직후 </w:t>
+        <w:t>가 되며 새 지그재그 경로를 사용한다.</w:t>
+      </w:r>
+    </w:p>
+    <w:p>
+      <w:pPr>
+        <w:pStyle w:val="ListBullet"/>
+      </w:pPr>
+      <w:r>
+        <w:rPr>
+          <w:rFonts w:ascii="Noto Sans CJK KR" w:hAnsi="Noto Sans CJK KR" w:eastAsia="Noto Sans CJK KR"/>
+          <w:b w:val="0"/>
+        </w:rPr>
+        <w:t xml:space="preserve">기존 경로의 마지막 </w:t>
       </w:r>
       <w:r>
         <w:rPr>
@@ -14220,14 +14664,14 @@
           <w:color w:val="9A3412"/>
           <w:sz w:val="18"/>
         </w:rPr>
-        <w:t>수동복약</w:t>
+        <w:t>14</w:t>
       </w:r>
       <w:r>
         <w:rPr>
           <w:rFonts w:ascii="Noto Sans CJK KR" w:hAnsi="Noto Sans CJK KR" w:eastAsia="Noto Sans CJK KR"/>
           <w:b w:val="0"/>
         </w:rPr>
-        <w:t xml:space="preserve"> 또는 </w:t>
+        <w:t xml:space="preserve">는 새 경로에서는 중간 슬롯이므로 ATmega가 자동 홈 조건으로 판단할 수 없다. 기존 블리스터 종료 후 초기화하고, 다음 MOVE에서 </w:t>
       </w:r>
       <w:r>
         <w:rPr>
@@ -14235,26 +14679,38 @@
           <w:color w:val="9A3412"/>
           <w:sz w:val="18"/>
         </w:rPr>
-        <w:t>수동미복약</w:t>
+        <w:t>00</w:t>
       </w:r>
       <w:r>
         <w:rPr>
           <w:rFonts w:ascii="Noto Sans CJK KR" w:hAnsi="Noto Sans CJK KR" w:eastAsia="Noto Sans CJK KR"/>
           <w:b w:val="0"/>
         </w:rPr>
-        <w:t xml:space="preserve"> 선택을 완료할 때까지 다음 예약을 차단한다.</w:t>
+        <w:t>으로 이동한다.</w:t>
       </w:r>
     </w:p>
     <w:p>
       <w:pPr>
-        <w:pStyle w:val="ListBullet"/>
+        <w:pStyle w:val="Heading3"/>
       </w:pPr>
       <w:r>
         <w:rPr>
           <w:rFonts w:ascii="Noto Sans CJK KR" w:hAnsi="Noto Sans CJK KR" w:eastAsia="Noto Sans CJK KR"/>
           <w:b w:val="0"/>
         </w:rPr>
-        <w:t xml:space="preserve">이때 </w:t>
+        <w:t>11.3 블리스터 초기화</w:t>
+      </w:r>
+    </w:p>
+    <w:p>
+      <w:pPr>
+        <w:pStyle w:val="ListBullet"/>
+      </w:pPr>
+      <w:r>
+        <w:rPr>
+          <w:rFonts w:ascii="Noto Sans CJK KR" w:hAnsi="Noto Sans CJK KR" w:eastAsia="Noto Sans CJK KR"/>
+          <w:b w:val="0"/>
+        </w:rPr>
+        <w:t xml:space="preserve">새 블리스터 초기화는 좌표를 </w:t>
       </w:r>
       <w:r>
         <w:rPr>
@@ -14262,77 +14718,46 @@
           <w:color w:val="9A3412"/>
           <w:sz w:val="18"/>
         </w:rPr>
-        <w:t>수동미복약</w:t>
+        <w:t>00</w:t>
       </w:r>
       <w:r>
         <w:rPr>
           <w:rFonts w:ascii="Noto Sans CJK KR" w:hAnsi="Noto Sans CJK KR" w:eastAsia="Noto Sans CJK KR"/>
           <w:b w:val="0"/>
         </w:rPr>
-        <w:t>은 좌표 00에서 동일 복약의 MOVE 흐름을 재개한다.</w:t>
+        <w:t>, 소진 상태를 0으로 바꾼다.</w:t>
       </w:r>
     </w:p>
     <w:p>
       <w:pPr>
-        <w:pStyle w:val="Heading2"/>
+        <w:pStyle w:val="ListBullet"/>
       </w:pPr>
       <w:r>
         <w:rPr>
           <w:rFonts w:ascii="Noto Sans CJK KR" w:hAnsi="Noto Sans CJK KR" w:eastAsia="Noto Sans CJK KR"/>
           <w:b w:val="0"/>
         </w:rPr>
-        <w:t>12. SQLite 데이터 모델</w:t>
+        <w:t>미래 일정은 유지한다.</w:t>
       </w:r>
     </w:p>
     <w:p>
       <w:pPr>
-        <w:pStyle w:val="Heading3"/>
-      </w:pPr>
-      <w:r>
-        <w:rPr>
-          <w:rFonts w:ascii="Noto Sans CJK KR" w:hAnsi="Noto Sans CJK KR" w:eastAsia="Noto Sans CJK KR"/>
-          <w:b w:val="0"/>
-        </w:rPr>
-        <w:t>12.1 파일과 연결</w:t>
-      </w:r>
-    </w:p>
-    <w:p>
-      <w:pPr>
         <w:pStyle w:val="ListBullet"/>
       </w:pPr>
-      <w:r>
-        <w:rPr>
-          <w:rFonts w:ascii="Noto Sans CJK KR" w:hAnsi="Noto Sans CJK KR" w:eastAsia="Noto Sans CJK KR"/>
-          <w:b w:val="0"/>
-        </w:rPr>
-        <w:t xml:space="preserve">기본 DB 파일은 프로젝트 루트의 </w:t>
-      </w:r>
       <w:r>
         <w:rPr>
           <w:rFonts w:ascii="D2Coding" w:hAnsi="D2Coding" w:eastAsia="D2Coding"/>
           <w:color w:val="9A3412"/>
           <w:sz w:val="18"/>
         </w:rPr>
-        <w:t>slotguard.db</w:t>
+        <w:t>MOVING</w:t>
       </w:r>
       <w:r>
         <w:rPr>
           <w:rFonts w:ascii="Noto Sans CJK KR" w:hAnsi="Noto Sans CJK KR" w:eastAsia="Noto Sans CJK KR"/>
           <w:b w:val="0"/>
         </w:rPr>
-        <w:t>다.</w:t>
-      </w:r>
-    </w:p>
-    <w:p>
-      <w:pPr>
-        <w:pStyle w:val="ListBullet"/>
-      </w:pPr>
-      <w:r>
-        <w:rPr>
-          <w:rFonts w:ascii="Noto Sans CJK KR" w:hAnsi="Noto Sans CJK KR" w:eastAsia="Noto Sans CJK KR"/>
-          <w:b w:val="0"/>
-        </w:rPr>
-        <w:t xml:space="preserve">환경변수 </w:t>
+        <w:t xml:space="preserve">, </w:t>
       </w:r>
       <w:r>
         <w:rPr>
@@ -14340,50 +14765,14 @@
           <w:color w:val="9A3412"/>
           <w:sz w:val="18"/>
         </w:rPr>
-        <w:t>SLOTGUARD_DB_PATH</w:t>
+        <w:t>READY_TO_DISPENSE</w:t>
       </w:r>
       <w:r>
         <w:rPr>
           <w:rFonts w:ascii="Noto Sans CJK KR" w:hAnsi="Noto Sans CJK KR" w:eastAsia="Noto Sans CJK KR"/>
           <w:b w:val="0"/>
         </w:rPr>
-        <w:t>로 시험 DB 경로를 바꿀 수 있다.</w:t>
-      </w:r>
-    </w:p>
-    <w:p>
-      <w:pPr>
-        <w:pStyle w:val="ListBullet"/>
-      </w:pPr>
-      <w:r>
-        <w:rPr>
-          <w:rFonts w:ascii="Noto Sans CJK KR" w:hAnsi="Noto Sans CJK KR" w:eastAsia="Noto Sans CJK KR"/>
-          <w:b w:val="0"/>
-        </w:rPr>
-        <w:t>연결 타임아웃은 5초다.</w:t>
-      </w:r>
-    </w:p>
-    <w:p>
-      <w:pPr>
-        <w:pStyle w:val="ListBullet"/>
-      </w:pPr>
-      <w:r>
-        <w:rPr>
-          <w:rFonts w:ascii="Noto Sans CJK KR" w:hAnsi="Noto Sans CJK KR" w:eastAsia="Noto Sans CJK KR"/>
-          <w:b w:val="0"/>
-        </w:rPr>
-        <w:t>외래키 검사를 연결마다 활성화한다.</w:t>
-      </w:r>
-    </w:p>
-    <w:p>
-      <w:pPr>
-        <w:pStyle w:val="ListBullet"/>
-      </w:pPr>
-      <w:r>
-        <w:rPr>
-          <w:rFonts w:ascii="Noto Sans CJK KR" w:hAnsi="Noto Sans CJK KR" w:eastAsia="Noto Sans CJK KR"/>
-          <w:b w:val="0"/>
-        </w:rPr>
-        <w:t xml:space="preserve">현재 스키마 버전은 </w:t>
+        <w:t xml:space="preserve">, </w:t>
       </w:r>
       <w:r>
         <w:rPr>
@@ -14391,14 +14780,251 @@
           <w:color w:val="9A3412"/>
           <w:sz w:val="18"/>
         </w:rPr>
-        <w:t>PRAGMA user_version = 5</w:t>
+        <w:t>DISPENSING</w:t>
       </w:r>
       <w:r>
         <w:rPr>
           <w:rFonts w:ascii="Noto Sans CJK KR" w:hAnsi="Noto Sans CJK KR" w:eastAsia="Noto Sans CJK KR"/>
           <w:b w:val="0"/>
         </w:rPr>
+        <w:t xml:space="preserve"> 중에는 초기화를 거부한다.</w:t>
+      </w:r>
+    </w:p>
+    <w:p>
+      <w:pPr>
+        <w:pStyle w:val="ListBullet"/>
+      </w:pPr>
+      <w:r>
+        <w:rPr>
+          <w:rFonts w:ascii="Noto Sans CJK KR" w:hAnsi="Noto Sans CJK KR" w:eastAsia="Noto Sans CJK KR"/>
+          <w:b w:val="0"/>
+        </w:rPr>
+        <w:t>10번째 슬롯 완료 후에는 초기화 전까지 새 MOVE를 보내지 않는다.</w:t>
+      </w:r>
+    </w:p>
+    <w:p>
+      <w:pPr>
+        <w:pStyle w:val="ListBullet"/>
+      </w:pPr>
+      <w:r>
+        <w:rPr>
+          <w:rFonts w:ascii="Noto Sans CJK KR" w:hAnsi="Noto Sans CJK KR" w:eastAsia="Noto Sans CJK KR"/>
+          <w:b w:val="0"/>
+        </w:rPr>
+        <w:t>LCD에서는 오동작 방지를 위해 2초간 확인 버튼을 누르게 한다.</w:t>
+      </w:r>
+    </w:p>
+    <w:p>
+      <w:pPr>
+        <w:pStyle w:val="ListBullet"/>
+      </w:pPr>
+      <w:r>
+        <w:rPr>
+          <w:rFonts w:ascii="Noto Sans CJK KR" w:hAnsi="Noto Sans CJK KR" w:eastAsia="Noto Sans CJK KR"/>
+          <w:b w:val="0"/>
+        </w:rPr>
+        <w:t xml:space="preserve">마지막 슬롯의 </w:t>
+      </w:r>
+      <w:r>
+        <w:rPr>
+          <w:rFonts w:ascii="D2Coding" w:hAnsi="D2Coding" w:eastAsia="D2Coding"/>
+          <w:color w:val="9A3412"/>
+          <w:sz w:val="18"/>
+        </w:rPr>
+        <w:t>R=2</w:t>
+      </w:r>
+      <w:r>
+        <w:rPr>
+          <w:rFonts w:ascii="Noto Sans CJK KR" w:hAnsi="Noto Sans CJK KR" w:eastAsia="Noto Sans CJK KR"/>
+          <w:b w:val="0"/>
+        </w:rPr>
+        <w:t xml:space="preserve">로 교체한 경우 초기화 직후 </w:t>
+      </w:r>
+      <w:r>
+        <w:rPr>
+          <w:rFonts w:ascii="D2Coding" w:hAnsi="D2Coding" w:eastAsia="D2Coding"/>
+          <w:color w:val="9A3412"/>
+          <w:sz w:val="18"/>
+        </w:rPr>
+        <w:t>수동복약</w:t>
+      </w:r>
+      <w:r>
+        <w:rPr>
+          <w:rFonts w:ascii="Noto Sans CJK KR" w:hAnsi="Noto Sans CJK KR" w:eastAsia="Noto Sans CJK KR"/>
+          <w:b w:val="0"/>
+        </w:rPr>
+        <w:t xml:space="preserve"> 또는 </w:t>
+      </w:r>
+      <w:r>
+        <w:rPr>
+          <w:rFonts w:ascii="D2Coding" w:hAnsi="D2Coding" w:eastAsia="D2Coding"/>
+          <w:color w:val="9A3412"/>
+          <w:sz w:val="18"/>
+        </w:rPr>
+        <w:t>수동미복약</w:t>
+      </w:r>
+      <w:r>
+        <w:rPr>
+          <w:rFonts w:ascii="Noto Sans CJK KR" w:hAnsi="Noto Sans CJK KR" w:eastAsia="Noto Sans CJK KR"/>
+          <w:b w:val="0"/>
+        </w:rPr>
+        <w:t xml:space="preserve"> 선택을 완료할 때까지 다음 예약을 차단한다.</w:t>
+      </w:r>
+    </w:p>
+    <w:p>
+      <w:pPr>
+        <w:pStyle w:val="ListBullet"/>
+      </w:pPr>
+      <w:r>
+        <w:rPr>
+          <w:rFonts w:ascii="Noto Sans CJK KR" w:hAnsi="Noto Sans CJK KR" w:eastAsia="Noto Sans CJK KR"/>
+          <w:b w:val="0"/>
+        </w:rPr>
+        <w:t xml:space="preserve">이때 </w:t>
+      </w:r>
+      <w:r>
+        <w:rPr>
+          <w:rFonts w:ascii="D2Coding" w:hAnsi="D2Coding" w:eastAsia="D2Coding"/>
+          <w:color w:val="9A3412"/>
+          <w:sz w:val="18"/>
+        </w:rPr>
+        <w:t>수동미복약</w:t>
+      </w:r>
+      <w:r>
+        <w:rPr>
+          <w:rFonts w:ascii="Noto Sans CJK KR" w:hAnsi="Noto Sans CJK KR" w:eastAsia="Noto Sans CJK KR"/>
+          <w:b w:val="0"/>
+        </w:rPr>
+        <w:t>은 좌표 00에서 동일 복약의 MOVE 흐름을 재개한다.</w:t>
+      </w:r>
+    </w:p>
+    <w:p>
+      <w:pPr>
+        <w:pStyle w:val="Heading2"/>
+      </w:pPr>
+      <w:r>
+        <w:rPr>
+          <w:rFonts w:ascii="Noto Sans CJK KR" w:hAnsi="Noto Sans CJK KR" w:eastAsia="Noto Sans CJK KR"/>
+          <w:b w:val="0"/>
+        </w:rPr>
+        <w:t>12. SQLite 데이터 모델</w:t>
+      </w:r>
+    </w:p>
+    <w:p>
+      <w:pPr>
+        <w:pStyle w:val="Heading3"/>
+      </w:pPr>
+      <w:r>
+        <w:rPr>
+          <w:rFonts w:ascii="Noto Sans CJK KR" w:hAnsi="Noto Sans CJK KR" w:eastAsia="Noto Sans CJK KR"/>
+          <w:b w:val="0"/>
+        </w:rPr>
+        <w:t>12.1 파일과 연결</w:t>
+      </w:r>
+    </w:p>
+    <w:p>
+      <w:pPr>
+        <w:pStyle w:val="ListBullet"/>
+      </w:pPr>
+      <w:r>
+        <w:rPr>
+          <w:rFonts w:ascii="Noto Sans CJK KR" w:hAnsi="Noto Sans CJK KR" w:eastAsia="Noto Sans CJK KR"/>
+          <w:b w:val="0"/>
+        </w:rPr>
+        <w:t xml:space="preserve">기본 DB 파일은 프로젝트 루트의 </w:t>
+      </w:r>
+      <w:r>
+        <w:rPr>
+          <w:rFonts w:ascii="D2Coding" w:hAnsi="D2Coding" w:eastAsia="D2Coding"/>
+          <w:color w:val="9A3412"/>
+          <w:sz w:val="18"/>
+        </w:rPr>
+        <w:t>slotguard.db</w:t>
+      </w:r>
+      <w:r>
+        <w:rPr>
+          <w:rFonts w:ascii="Noto Sans CJK KR" w:hAnsi="Noto Sans CJK KR" w:eastAsia="Noto Sans CJK KR"/>
+          <w:b w:val="0"/>
+        </w:rPr>
         <w:t>다.</w:t>
+      </w:r>
+    </w:p>
+    <w:p>
+      <w:pPr>
+        <w:pStyle w:val="ListBullet"/>
+      </w:pPr>
+      <w:r>
+        <w:rPr>
+          <w:rFonts w:ascii="Noto Sans CJK KR" w:hAnsi="Noto Sans CJK KR" w:eastAsia="Noto Sans CJK KR"/>
+          <w:b w:val="0"/>
+        </w:rPr>
+        <w:t xml:space="preserve">환경변수 </w:t>
+      </w:r>
+      <w:r>
+        <w:rPr>
+          <w:rFonts w:ascii="D2Coding" w:hAnsi="D2Coding" w:eastAsia="D2Coding"/>
+          <w:color w:val="9A3412"/>
+          <w:sz w:val="18"/>
+        </w:rPr>
+        <w:t>SLOTGUARD_DB_PATH</w:t>
+      </w:r>
+      <w:r>
+        <w:rPr>
+          <w:rFonts w:ascii="Noto Sans CJK KR" w:hAnsi="Noto Sans CJK KR" w:eastAsia="Noto Sans CJK KR"/>
+          <w:b w:val="0"/>
+        </w:rPr>
+        <w:t>로 시험 DB 경로를 바꿀 수 있다.</w:t>
+      </w:r>
+    </w:p>
+    <w:p>
+      <w:pPr>
+        <w:pStyle w:val="ListBullet"/>
+      </w:pPr>
+      <w:r>
+        <w:rPr>
+          <w:rFonts w:ascii="Noto Sans CJK KR" w:hAnsi="Noto Sans CJK KR" w:eastAsia="Noto Sans CJK KR"/>
+          <w:b w:val="0"/>
+        </w:rPr>
+        <w:t>연결 타임아웃은 5초다.</w:t>
+      </w:r>
+    </w:p>
+    <w:p>
+      <w:pPr>
+        <w:pStyle w:val="ListBullet"/>
+      </w:pPr>
+      <w:r>
+        <w:rPr>
+          <w:rFonts w:ascii="Noto Sans CJK KR" w:hAnsi="Noto Sans CJK KR" w:eastAsia="Noto Sans CJK KR"/>
+          <w:b w:val="0"/>
+        </w:rPr>
+        <w:t>외래키 검사를 연결마다 활성화한다.</w:t>
+      </w:r>
+    </w:p>
+    <w:p>
+      <w:pPr>
+        <w:pStyle w:val="ListBullet"/>
+      </w:pPr>
+      <w:r>
+        <w:rPr>
+          <w:rFonts w:ascii="Noto Sans CJK KR" w:hAnsi="Noto Sans CJK KR" w:eastAsia="Noto Sans CJK KR"/>
+          <w:b w:val="0"/>
+        </w:rPr>
+        <w:t xml:space="preserve">현재 스키마 버전은 </w:t>
+      </w:r>
+      <w:r>
+        <w:rPr>
+          <w:rFonts w:ascii="D2Coding" w:hAnsi="D2Coding" w:eastAsia="D2Coding"/>
+          <w:color w:val="9A3412"/>
+          <w:sz w:val="18"/>
+        </w:rPr>
+        <w:t>PRAGMA user_version = 7</w:t>
+      </w:r>
+      <w:r>
+        <w:rPr>
+          <w:rFonts w:ascii="Noto Sans CJK KR" w:hAnsi="Noto Sans CJK KR" w:eastAsia="Noto Sans CJK KR"/>
+          <w:b w:val="0"/>
+        </w:rPr>
+        <w:t>이다.</w:t>
       </w:r>
     </w:p>
     <w:p>
@@ -14612,7 +15238,7 @@
                 <w:b w:val="0"/>
                 <w:sz w:val="17"/>
               </w:rPr>
-              <w:t>현재 X/Y, 소진 여부, 변경 시각</w:t>
+              <w:t>현재 X/Y, 소진 여부, 좌표 경로 버전, 변경 시각</w:t>
             </w:r>
           </w:p>
         </w:tc>
@@ -15302,6 +15928,80 @@
                 <w:b w:val="0"/>
                 <w:sz w:val="17"/>
               </w:rPr>
+              <w:t>TIMEOUT</w:t>
+            </w:r>
+          </w:p>
+        </w:tc>
+        <w:tc>
+          <w:tcPr>
+            <w:tcW w:type="dxa" w:w="5100"/>
+            <w:vAlign w:val="center"/>
+            <w:shd w:fill="FFFFFF"/>
+          </w:tcPr>
+          <w:p>
+            <w:pPr>
+              <w:spacing w:after="0"/>
+            </w:pPr>
+            <w:r>
+              <w:rPr>
+                <w:rFonts w:ascii="D2Coding" w:hAnsi="D2Coding" w:eastAsia="D2Coding"/>
+                <w:color w:val="9A3412"/>
+                <w:sz w:val="17"/>
+              </w:rPr>
+              <w:t>timeout_requested_at</w:t>
+            </w:r>
+            <w:r>
+              <w:rPr>
+                <w:rFonts w:ascii="Noto Sans CJK KR" w:hAnsi="Noto Sans CJK KR" w:eastAsia="Noto Sans CJK KR"/>
+                <w:b w:val="0"/>
+                <w:sz w:val="17"/>
+              </w:rPr>
+              <w:t xml:space="preserve">, </w:t>
+            </w:r>
+            <w:r>
+              <w:rPr>
+                <w:rFonts w:ascii="D2Coding" w:hAnsi="D2Coding" w:eastAsia="D2Coding"/>
+                <w:color w:val="9A3412"/>
+                <w:sz w:val="17"/>
+              </w:rPr>
+              <w:t>timeout_sent_at</w:t>
+            </w:r>
+            <w:r>
+              <w:rPr>
+                <w:rFonts w:ascii="Noto Sans CJK KR" w:hAnsi="Noto Sans CJK KR" w:eastAsia="Noto Sans CJK KR"/>
+                <w:b w:val="0"/>
+                <w:sz w:val="17"/>
+              </w:rPr>
+              <w:t xml:space="preserve">, </w:t>
+            </w:r>
+            <w:r>
+              <w:rPr>
+                <w:rFonts w:ascii="D2Coding" w:hAnsi="D2Coding" w:eastAsia="D2Coding"/>
+                <w:color w:val="9A3412"/>
+                <w:sz w:val="17"/>
+              </w:rPr>
+              <w:t>timeout_ack_at</w:t>
+            </w:r>
+          </w:p>
+        </w:tc>
+      </w:tr>
+      <w:tr>
+        <w:tc>
+          <w:tcPr>
+            <w:tcW w:type="dxa" w:w="5100"/>
+            <w:vAlign w:val="center"/>
+            <w:shd w:fill="EAF4FA"/>
+          </w:tcPr>
+          <w:p>
+            <w:pPr>
+              <w:spacing w:after="0"/>
+            </w:pPr>
+            <w:r>
+              <w:rPr>
+                <w:rFonts w:ascii="Noto Sans CJK KR" w:hAnsi="Noto Sans CJK KR" w:eastAsia="Noto Sans CJK KR"/>
+                <w:b w:val="0"/>
+                <w:sz w:val="17"/>
+              </w:rPr>
               <w:t>결과</w:t>
             </w:r>
           </w:p>
@@ -15310,7 +16010,7 @@
           <w:tcPr>
             <w:tcW w:type="dxa" w:w="5100"/>
             <w:vAlign w:val="center"/>
-            <w:shd w:fill="FFFFFF"/>
+            <w:shd w:fill="EAF4FA"/>
           </w:tcPr>
           <w:p>
             <w:pPr>
@@ -15414,7 +16114,7 @@
           <w:rFonts w:ascii="Noto Sans CJK KR" w:hAnsi="Noto Sans CJK KR" w:eastAsia="Noto Sans CJK KR"/>
           <w:b w:val="0"/>
         </w:rPr>
-        <w:t>완료 상태와 좌표 증가는 같은 트랜잭션으로 묶어 이중 증가를 방지한다.</w:t>
+        <w:t>READY 만료의 MISSED 전이와 TIMEOUT 대기 등록은 한 트랜잭션으로 묶는다.</w:t>
       </w:r>
     </w:p>
     <w:p>
@@ -15426,7 +16126,7 @@
           <w:rFonts w:ascii="Noto Sans CJK KR" w:hAnsi="Noto Sans CJK KR" w:eastAsia="Noto Sans CJK KR"/>
           <w:b w:val="0"/>
         </w:rPr>
-        <w:t>중복 RESULT는 현재 상태 조건에 걸려 두 번째 좌표 증가가 발생하지 않는다.</w:t>
+        <w:t>완료 상태와 좌표 증가는 같은 트랜잭션으로 묶어 이중 증가를 방지한다.</w:t>
       </w:r>
     </w:p>
     <w:p>
@@ -15438,7 +16138,7 @@
           <w:rFonts w:ascii="Noto Sans CJK KR" w:hAnsi="Noto Sans CJK KR" w:eastAsia="Noto Sans CJK KR"/>
           <w:b w:val="0"/>
         </w:rPr>
-        <w:t>이벤트 로그의 일정 외래키는 일정 삭제 시 NULL로 바뀐다.</w:t>
+        <w:t>중복 RESULT는 현재 상태 조건에 걸려 두 번째 좌표 증가가 발생하지 않는다.</w:t>
       </w:r>
     </w:p>
     <w:p>
@@ -15450,7 +16150,61 @@
           <w:rFonts w:ascii="Noto Sans CJK KR" w:hAnsi="Noto Sans CJK KR" w:eastAsia="Noto Sans CJK KR"/>
           <w:b w:val="0"/>
         </w:rPr>
-        <w:t>레거시 DB는 시작 시 현재 v5 구조로 마이그레이션하며 기존 일정을 보존한다.</w:t>
+        <w:t>이벤트 로그의 일정 외래키는 일정 삭제 시 NULL로 바뀐다.</w:t>
+      </w:r>
+    </w:p>
+    <w:p>
+      <w:pPr>
+        <w:pStyle w:val="ListBullet"/>
+      </w:pPr>
+      <w:r>
+        <w:rPr>
+          <w:rFonts w:ascii="Noto Sans CJK KR" w:hAnsi="Noto Sans CJK KR" w:eastAsia="Noto Sans CJK KR"/>
+          <w:b w:val="0"/>
+        </w:rPr>
+        <w:t>레거시 DB는 시작 시 현재 v7 구조로 마이그레이션하며 기존 일정을 보존한다.</w:t>
+      </w:r>
+    </w:p>
+    <w:p>
+      <w:pPr>
+        <w:pStyle w:val="ListBullet"/>
+      </w:pPr>
+      <w:r>
+        <w:rPr>
+          <w:rFonts w:ascii="Noto Sans CJK KR" w:hAnsi="Noto Sans CJK KR" w:eastAsia="Noto Sans CJK KR"/>
+          <w:b w:val="0"/>
+        </w:rPr>
+        <w:t xml:space="preserve">v6 이하의 기존 </w:t>
+      </w:r>
+      <w:r>
+        <w:rPr>
+          <w:rFonts w:ascii="D2Coding" w:hAnsi="D2Coding" w:eastAsia="D2Coding"/>
+          <w:color w:val="9A3412"/>
+          <w:sz w:val="18"/>
+        </w:rPr>
+        <w:t>device_state</w:t>
+      </w:r>
+      <w:r>
+        <w:rPr>
+          <w:rFonts w:ascii="Noto Sans CJK KR" w:hAnsi="Noto Sans CJK KR" w:eastAsia="Noto Sans CJK KR"/>
+          <w:b w:val="0"/>
+        </w:rPr>
+        <w:t xml:space="preserve">에는 </w:t>
+      </w:r>
+      <w:r>
+        <w:rPr>
+          <w:rFonts w:ascii="D2Coding" w:hAnsi="D2Coding" w:eastAsia="D2Coding"/>
+          <w:color w:val="9A3412"/>
+          <w:sz w:val="18"/>
+        </w:rPr>
+        <w:t>coordinate_path_version=1</w:t>
+      </w:r>
+      <w:r>
+        <w:rPr>
+          <w:rFonts w:ascii="Noto Sans CJK KR" w:hAnsi="Noto Sans CJK KR" w:eastAsia="Noto Sans CJK KR"/>
+          <w:b w:val="0"/>
+        </w:rPr>
+        <w:t>을 부여해 현재 블리스터의 기존 경로를 보존한다. 새 DB와 블리스터 초기화 이후에는 버전 2 지그재그 경로를 사용한다.</w:t>
       </w:r>
     </w:p>
     <w:p>
@@ -15834,7 +16588,7 @@
                 <w:b w:val="0"/>
                 <w:sz w:val="17"/>
               </w:rPr>
-              <w:t>DISPENSED</w:t>
+              <w:t>TIMEOUT_QUEUED</w:t>
             </w:r>
           </w:p>
         </w:tc>
@@ -15854,7 +16608,7 @@
                 <w:b w:val="0"/>
                 <w:sz w:val="17"/>
               </w:rPr>
-              <w:t>R=1 완료</w:t>
+              <w:t>READY 허용시간 종료와 TIMEOUT 영속 대기 등록</w:t>
             </w:r>
           </w:p>
         </w:tc>
@@ -15876,7 +16630,7 @@
                 <w:b w:val="0"/>
                 <w:sz w:val="17"/>
               </w:rPr>
-              <w:t>FAILED</w:t>
+              <w:t>TIMEOUT_SENT</w:t>
             </w:r>
           </w:p>
         </w:tc>
@@ -15896,7 +16650,7 @@
                 <w:b w:val="0"/>
                 <w:sz w:val="17"/>
               </w:rPr>
-              <w:t>R=0 또는 실패 처리</w:t>
+              <w:t>TIMEOUT UART 쓰기 성공 및 재전송</w:t>
             </w:r>
           </w:p>
         </w:tc>
@@ -15918,7 +16672,7 @@
                 <w:b w:val="0"/>
                 <w:sz w:val="17"/>
               </w:rPr>
-              <w:t>EMPTY_BLISTER_SLOT</w:t>
+              <w:t>TIMEOUT_ACK</w:t>
             </w:r>
           </w:p>
         </w:tc>
@@ -15938,7 +16692,7 @@
                 <w:b w:val="0"/>
                 <w:sz w:val="17"/>
               </w:rPr>
-              <w:t>R=2 좌표·요청번호 기록</w:t>
+              <w:t>유효 TIMEOUT ACK 수신</w:t>
             </w:r>
           </w:p>
         </w:tc>
@@ -15960,7 +16714,7 @@
                 <w:b w:val="0"/>
                 <w:sz w:val="17"/>
               </w:rPr>
-              <w:t>EMPTY_BLISTER_MANUAL_TAKEN</w:t>
+              <w:t>DISPENSED</w:t>
             </w:r>
           </w:p>
         </w:tc>
@@ -15980,7 +16734,7 @@
                 <w:b w:val="0"/>
                 <w:sz w:val="17"/>
               </w:rPr>
-              <w:t>새 블리스터에서 수동복약 선택</w:t>
+              <w:t>R=1 완료</w:t>
             </w:r>
           </w:p>
         </w:tc>
@@ -16002,7 +16756,7 @@
                 <w:b w:val="0"/>
                 <w:sz w:val="17"/>
               </w:rPr>
-              <w:t>EMPTY_BLISTER_MANUAL_NOT_TAKEN</w:t>
+              <w:t>FAILED</w:t>
             </w:r>
           </w:p>
         </w:tc>
@@ -16022,7 +16776,7 @@
                 <w:b w:val="0"/>
                 <w:sz w:val="17"/>
               </w:rPr>
-              <w:t>새 블리스터에서 수동미복약 선택, MOVE 재개</w:t>
+              <w:t>R=0 또는 실패 처리</w:t>
             </w:r>
           </w:p>
         </w:tc>
@@ -16044,7 +16798,7 @@
                 <w:b w:val="0"/>
                 <w:sz w:val="17"/>
               </w:rPr>
-              <w:t>MISSED</w:t>
+              <w:t>EMPTY_BLISTER_SLOT</w:t>
             </w:r>
           </w:p>
         </w:tc>
@@ -16064,7 +16818,7 @@
                 <w:b w:val="0"/>
                 <w:sz w:val="17"/>
               </w:rPr>
-              <w:t>허용시간 종료</w:t>
+              <w:t>R=2 좌표·요청번호 기록</w:t>
             </w:r>
           </w:p>
         </w:tc>
@@ -16086,7 +16840,7 @@
                 <w:b w:val="0"/>
                 <w:sz w:val="17"/>
               </w:rPr>
-              <w:t>COMM_ERROR</w:t>
+              <w:t>EMPTY_BLISTER_MANUAL_TAKEN</w:t>
             </w:r>
           </w:p>
         </w:tc>
@@ -16106,7 +16860,7 @@
                 <w:b w:val="0"/>
                 <w:sz w:val="17"/>
               </w:rPr>
-              <w:t>통신 단계 오류</w:t>
+              <w:t>새 블리스터에서 수동복약 선택</w:t>
             </w:r>
           </w:p>
         </w:tc>
@@ -16128,7 +16882,7 @@
                 <w:b w:val="0"/>
                 <w:sz w:val="17"/>
               </w:rPr>
-              <w:t>RESULT_ACKNOWLEDGED</w:t>
+              <w:t>EMPTY_BLISTER_MANUAL_NOT_TAKEN</w:t>
             </w:r>
           </w:p>
         </w:tc>
@@ -16148,7 +16902,7 @@
                 <w:b w:val="0"/>
                 <w:sz w:val="17"/>
               </w:rPr>
-              <w:t>사용자가 실패 화면 확인</w:t>
+              <w:t>새 블리스터에서 수동미복약 선택, MOVE 재개</w:t>
             </w:r>
           </w:p>
         </w:tc>
@@ -16170,7 +16924,7 @@
                 <w:b w:val="0"/>
                 <w:sz w:val="17"/>
               </w:rPr>
-              <w:t>BLISTER_RESET</w:t>
+              <w:t>MISSED</w:t>
             </w:r>
           </w:p>
         </w:tc>
@@ -16190,7 +16944,7 @@
                 <w:b w:val="0"/>
                 <w:sz w:val="17"/>
               </w:rPr>
-              <w:t>새 블리스터 초기화</w:t>
+              <w:t>허용시간 종료</w:t>
             </w:r>
           </w:p>
         </w:tc>
@@ -16212,6 +16966,132 @@
                 <w:b w:val="0"/>
                 <w:sz w:val="17"/>
               </w:rPr>
+              <w:t>COMM_ERROR</w:t>
+            </w:r>
+          </w:p>
+        </w:tc>
+        <w:tc>
+          <w:tcPr>
+            <w:tcW w:type="dxa" w:w="5100"/>
+            <w:vAlign w:val="center"/>
+            <w:shd w:fill="FFFFFF"/>
+          </w:tcPr>
+          <w:p>
+            <w:pPr>
+              <w:spacing w:after="0"/>
+            </w:pPr>
+            <w:r>
+              <w:rPr>
+                <w:rFonts w:ascii="Noto Sans CJK KR" w:hAnsi="Noto Sans CJK KR" w:eastAsia="Noto Sans CJK KR"/>
+                <w:b w:val="0"/>
+                <w:sz w:val="17"/>
+              </w:rPr>
+              <w:t>통신 단계 오류</w:t>
+            </w:r>
+          </w:p>
+        </w:tc>
+      </w:tr>
+      <w:tr>
+        <w:tc>
+          <w:tcPr>
+            <w:tcW w:type="dxa" w:w="5100"/>
+            <w:vAlign w:val="center"/>
+            <w:shd w:fill="EAF4FA"/>
+          </w:tcPr>
+          <w:p>
+            <w:pPr>
+              <w:spacing w:after="0"/>
+            </w:pPr>
+            <w:r>
+              <w:rPr>
+                <w:rFonts w:ascii="Noto Sans CJK KR" w:hAnsi="Noto Sans CJK KR" w:eastAsia="Noto Sans CJK KR"/>
+                <w:b w:val="0"/>
+                <w:sz w:val="17"/>
+              </w:rPr>
+              <w:t>RESULT_ACKNOWLEDGED</w:t>
+            </w:r>
+          </w:p>
+        </w:tc>
+        <w:tc>
+          <w:tcPr>
+            <w:tcW w:type="dxa" w:w="5100"/>
+            <w:vAlign w:val="center"/>
+            <w:shd w:fill="EAF4FA"/>
+          </w:tcPr>
+          <w:p>
+            <w:pPr>
+              <w:spacing w:after="0"/>
+            </w:pPr>
+            <w:r>
+              <w:rPr>
+                <w:rFonts w:ascii="Noto Sans CJK KR" w:hAnsi="Noto Sans CJK KR" w:eastAsia="Noto Sans CJK KR"/>
+                <w:b w:val="0"/>
+                <w:sz w:val="17"/>
+              </w:rPr>
+              <w:t>사용자가 실패 화면 확인</w:t>
+            </w:r>
+          </w:p>
+        </w:tc>
+      </w:tr>
+      <w:tr>
+        <w:tc>
+          <w:tcPr>
+            <w:tcW w:type="dxa" w:w="5100"/>
+            <w:vAlign w:val="center"/>
+            <w:shd w:fill="FFFFFF"/>
+          </w:tcPr>
+          <w:p>
+            <w:pPr>
+              <w:spacing w:after="0"/>
+            </w:pPr>
+            <w:r>
+              <w:rPr>
+                <w:rFonts w:ascii="Noto Sans CJK KR" w:hAnsi="Noto Sans CJK KR" w:eastAsia="Noto Sans CJK KR"/>
+                <w:b w:val="0"/>
+                <w:sz w:val="17"/>
+              </w:rPr>
+              <w:t>BLISTER_RESET</w:t>
+            </w:r>
+          </w:p>
+        </w:tc>
+        <w:tc>
+          <w:tcPr>
+            <w:tcW w:type="dxa" w:w="5100"/>
+            <w:vAlign w:val="center"/>
+            <w:shd w:fill="FFFFFF"/>
+          </w:tcPr>
+          <w:p>
+            <w:pPr>
+              <w:spacing w:after="0"/>
+            </w:pPr>
+            <w:r>
+              <w:rPr>
+                <w:rFonts w:ascii="Noto Sans CJK KR" w:hAnsi="Noto Sans CJK KR" w:eastAsia="Noto Sans CJK KR"/>
+                <w:b w:val="0"/>
+                <w:sz w:val="17"/>
+              </w:rPr>
+              <w:t>새 블리스터 초기화</w:t>
+            </w:r>
+          </w:p>
+        </w:tc>
+      </w:tr>
+      <w:tr>
+        <w:tc>
+          <w:tcPr>
+            <w:tcW w:type="dxa" w:w="5100"/>
+            <w:vAlign w:val="center"/>
+            <w:shd w:fill="EAF4FA"/>
+          </w:tcPr>
+          <w:p>
+            <w:pPr>
+              <w:spacing w:after="0"/>
+            </w:pPr>
+            <w:r>
+              <w:rPr>
+                <w:rFonts w:ascii="Noto Sans CJK KR" w:hAnsi="Noto Sans CJK KR" w:eastAsia="Noto Sans CJK KR"/>
+                <w:b w:val="0"/>
+                <w:sz w:val="17"/>
+              </w:rPr>
               <w:t>DEVICE_SETTINGS_UPDATED</w:t>
             </w:r>
           </w:p>
@@ -16220,7 +17100,7 @@
           <w:tcPr>
             <w:tcW w:type="dxa" w:w="5100"/>
             <w:vAlign w:val="center"/>
-            <w:shd w:fill="FFFFFF"/>
+            <w:shd w:fill="EAF4FA"/>
           </w:tcPr>
           <w:p>
             <w:pPr>
@@ -19248,7 +20128,7 @@
                 <w:b w:val="0"/>
                 <w:sz w:val="17"/>
               </w:rPr>
-              <w:t>DOSE_BUTTON_TIMEOUT</w:t>
+              <w:t>DOSE_BUTTON_TIMEOUT, TIMEOUT ACK 대기</w:t>
             </w:r>
           </w:p>
         </w:tc>
@@ -19288,7 +20168,7 @@
                 <w:b w:val="0"/>
                 <w:sz w:val="17"/>
               </w:rPr>
-              <w:t>사용자 확인</w:t>
+              <w:t>사용자 확인, AT TIMEOUT ACK 확인</w:t>
             </w:r>
           </w:p>
         </w:tc>
@@ -19310,7 +20190,7 @@
                 <w:b w:val="0"/>
                 <w:sz w:val="17"/>
               </w:rPr>
-              <w:t>DISPENSE ACK 없음</w:t>
+              <w:t>TIMEOUT ACK 없음</w:t>
             </w:r>
           </w:p>
         </w:tc>
@@ -19330,7 +20210,7 @@
                 <w:b w:val="0"/>
                 <w:sz w:val="17"/>
               </w:rPr>
-              <w:t>DISPENSE_ACK_TIMEOUT</w:t>
+              <w:t>MISSED 유지, 10초 재전송</w:t>
             </w:r>
           </w:p>
         </w:tc>
@@ -19350,7 +20230,7 @@
                 <w:b w:val="0"/>
                 <w:sz w:val="17"/>
               </w:rPr>
-              <w:t>통신 오류</w:t>
+              <w:t>미복약</w:t>
             </w:r>
           </w:p>
         </w:tc>
@@ -19370,7 +20250,7 @@
                 <w:b w:val="0"/>
                 <w:sz w:val="17"/>
               </w:rPr>
-              <w:t>AT 서보 요청 수신 확인</w:t>
+              <w:t>AT TIMEOUT 구현·UART 로그 확인</w:t>
             </w:r>
           </w:p>
         </w:tc>
@@ -19392,7 +20272,7 @@
                 <w:b w:val="0"/>
                 <w:sz w:val="17"/>
               </w:rPr>
-              <w:t>ACK 후 RESULT 없음</w:t>
+              <w:t>DISPENSE ACK 없음</w:t>
             </w:r>
           </w:p>
         </w:tc>
@@ -19412,7 +20292,7 @@
                 <w:b w:val="0"/>
                 <w:sz w:val="17"/>
               </w:rPr>
-              <w:t>RESULT_TIMEOUT</w:t>
+              <w:t>DISPENSE_ACK_TIMEOUT</w:t>
             </w:r>
           </w:p>
         </w:tc>
@@ -19452,7 +20332,7 @@
                 <w:b w:val="0"/>
                 <w:sz w:val="17"/>
               </w:rPr>
-              <w:t>센서 판정과 RESULT 확인</w:t>
+              <w:t>AT 서보 요청 수신 확인</w:t>
             </w:r>
           </w:p>
         </w:tc>
@@ -19474,7 +20354,7 @@
                 <w:b w:val="0"/>
                 <w:sz w:val="17"/>
               </w:rPr>
-              <w:t>RESULT R=0</w:t>
+              <w:t>ACK 후 RESULT 없음</w:t>
             </w:r>
           </w:p>
         </w:tc>
@@ -19494,7 +20374,7 @@
                 <w:b w:val="0"/>
                 <w:sz w:val="17"/>
               </w:rPr>
-              <w:t>NO_DROP_DETECTED</w:t>
+              <w:t>RESULT_TIMEOUT</w:t>
             </w:r>
           </w:p>
         </w:tc>
@@ -19514,7 +20394,7 @@
                 <w:b w:val="0"/>
                 <w:sz w:val="17"/>
               </w:rPr>
-              <w:t>배출 실패</w:t>
+              <w:t>통신 오류</w:t>
             </w:r>
           </w:p>
         </w:tc>
@@ -19534,7 +20414,7 @@
                 <w:b w:val="0"/>
                 <w:sz w:val="17"/>
               </w:rPr>
-              <w:t>직접 복용 여부 선택</w:t>
+              <w:t>센서 판정과 RESULT 확인</w:t>
             </w:r>
           </w:p>
         </w:tc>
@@ -19556,7 +20436,7 @@
                 <w:b w:val="0"/>
                 <w:sz w:val="17"/>
               </w:rPr>
-              <w:t>RESULT R=2, 다음 슬롯 있음</w:t>
+              <w:t>RESULT R=0</w:t>
             </w:r>
           </w:p>
         </w:tc>
@@ -19576,7 +20456,7 @@
                 <w:b w:val="0"/>
                 <w:sz w:val="17"/>
               </w:rPr>
-              <w:t>EMPTY_BLISTER_SLOT 이벤트</w:t>
+              <w:t>NO_DROP_DETECTED</w:t>
             </w:r>
           </w:p>
         </w:tc>
@@ -19596,7 +20476,7 @@
                 <w:b w:val="0"/>
                 <w:sz w:val="17"/>
               </w:rPr>
-              <w:t>다음 약 이동 중</w:t>
+              <w:t>배출 실패</w:t>
             </w:r>
           </w:p>
         </w:tc>
@@ -19616,7 +20496,7 @@
                 <w:b w:val="0"/>
                 <w:sz w:val="17"/>
               </w:rPr>
-              <w:t>WAIT 후 약 배출 재선택</w:t>
+              <w:t>직접 복용 여부 선택</w:t>
             </w:r>
           </w:p>
         </w:tc>
@@ -19638,7 +20518,7 @@
                 <w:b w:val="0"/>
                 <w:sz w:val="17"/>
               </w:rPr>
-              <w:t>RESULT R=2, 마지막 슬롯</w:t>
+              <w:t>RESULT R=2, 다음 슬롯 있음</w:t>
             </w:r>
           </w:p>
         </w:tc>
@@ -19658,7 +20538,7 @@
                 <w:b w:val="0"/>
                 <w:sz w:val="17"/>
               </w:rPr>
-              <w:t>EMPTY_BLISTER_SLOT</w:t>
+              <w:t>EMPTY_BLISTER_SLOT 이벤트</w:t>
             </w:r>
           </w:p>
         </w:tc>
@@ -19678,7 +20558,7 @@
                 <w:b w:val="0"/>
                 <w:sz w:val="17"/>
               </w:rPr>
-              <w:t>블리스터 교체</w:t>
+              <w:t>다음 약 이동 중</w:t>
             </w:r>
           </w:p>
         </w:tc>
@@ -19698,7 +20578,7 @@
                 <w:b w:val="0"/>
                 <w:sz w:val="17"/>
               </w:rPr>
-              <w:t>초기화 후 수동복약 여부 선택</w:t>
+              <w:t>WAIT 후 약 배출 재선택</w:t>
             </w:r>
           </w:p>
         </w:tc>
@@ -19720,7 +20600,7 @@
                 <w:b w:val="0"/>
                 <w:sz w:val="17"/>
               </w:rPr>
-              <w:t>교체 중 허용시간 종료 후 수동미복약</w:t>
+              <w:t>RESULT R=2, 마지막 슬롯</w:t>
             </w:r>
           </w:p>
         </w:tc>
@@ -19740,7 +20620,7 @@
                 <w:b w:val="0"/>
                 <w:sz w:val="17"/>
               </w:rPr>
-              <w:t>DOSE_WINDOW_EXPIRED</w:t>
+              <w:t>EMPTY_BLISTER_SLOT</w:t>
             </w:r>
           </w:p>
         </w:tc>
@@ -19760,7 +20640,7 @@
                 <w:b w:val="0"/>
                 <w:sz w:val="17"/>
               </w:rPr>
-              <w:t>미복약</w:t>
+              <w:t>블리스터 교체</w:t>
             </w:r>
           </w:p>
         </w:tc>
@@ -19780,7 +20660,7 @@
                 <w:b w:val="0"/>
                 <w:sz w:val="17"/>
               </w:rPr>
-              <w:t>화면 확인</w:t>
+              <w:t>초기화 후 수동복약 여부 선택</w:t>
             </w:r>
           </w:p>
         </w:tc>
@@ -19802,7 +20682,7 @@
                 <w:b w:val="0"/>
                 <w:sz w:val="17"/>
               </w:rPr>
-              <w:t>RESULT 좌표 불일치</w:t>
+              <w:t>교체 중 허용시간 종료 후 수동미복약</w:t>
             </w:r>
           </w:p>
         </w:tc>
@@ -19822,7 +20702,7 @@
                 <w:b w:val="0"/>
                 <w:sz w:val="17"/>
               </w:rPr>
-              <w:t>일정 유지, UART 오류</w:t>
+              <w:t>DOSE_WINDOW_EXPIRED</w:t>
             </w:r>
           </w:p>
         </w:tc>
@@ -19842,7 +20722,7 @@
                 <w:b w:val="0"/>
                 <w:sz w:val="17"/>
               </w:rPr>
-              <w:t>배출 중 유지</w:t>
+              <w:t>미복약</w:t>
             </w:r>
           </w:p>
         </w:tc>
@@ -19862,7 +20742,7 @@
                 <w:b w:val="0"/>
                 <w:sz w:val="17"/>
               </w:rPr>
-              <w:t>AT의 저장 좌표 확인</w:t>
+              <w:t>화면 확인</w:t>
             </w:r>
           </w:p>
         </w:tc>
@@ -19884,7 +20764,171 @@
                 <w:b w:val="0"/>
                 <w:sz w:val="17"/>
               </w:rPr>
-              <w:t>AT ERROR</w:t>
+              <w:t>RESULT 좌표 불일치</w:t>
+            </w:r>
+          </w:p>
+        </w:tc>
+        <w:tc>
+          <w:tcPr>
+            <w:tcW w:type="dxa" w:w="2550"/>
+            <w:vAlign w:val="center"/>
+            <w:shd w:fill="EAF4FA"/>
+          </w:tcPr>
+          <w:p>
+            <w:pPr>
+              <w:spacing w:after="0"/>
+            </w:pPr>
+            <w:r>
+              <w:rPr>
+                <w:rFonts w:ascii="Noto Sans CJK KR" w:hAnsi="Noto Sans CJK KR" w:eastAsia="Noto Sans CJK KR"/>
+                <w:b w:val="0"/>
+                <w:sz w:val="17"/>
+              </w:rPr>
+              <w:t>일정 유지, UART 오류</w:t>
+            </w:r>
+          </w:p>
+        </w:tc>
+        <w:tc>
+          <w:tcPr>
+            <w:tcW w:type="dxa" w:w="2550"/>
+            <w:vAlign w:val="center"/>
+            <w:shd w:fill="EAF4FA"/>
+          </w:tcPr>
+          <w:p>
+            <w:pPr>
+              <w:spacing w:after="0"/>
+            </w:pPr>
+            <w:r>
+              <w:rPr>
+                <w:rFonts w:ascii="Noto Sans CJK KR" w:hAnsi="Noto Sans CJK KR" w:eastAsia="Noto Sans CJK KR"/>
+                <w:b w:val="0"/>
+                <w:sz w:val="17"/>
+              </w:rPr>
+              <w:t>배출 중 유지</w:t>
+            </w:r>
+          </w:p>
+        </w:tc>
+        <w:tc>
+          <w:tcPr>
+            <w:tcW w:type="dxa" w:w="2550"/>
+            <w:vAlign w:val="center"/>
+            <w:shd w:fill="EAF4FA"/>
+          </w:tcPr>
+          <w:p>
+            <w:pPr>
+              <w:spacing w:after="0"/>
+            </w:pPr>
+            <w:r>
+              <w:rPr>
+                <w:rFonts w:ascii="Noto Sans CJK KR" w:hAnsi="Noto Sans CJK KR" w:eastAsia="Noto Sans CJK KR"/>
+                <w:b w:val="0"/>
+                <w:sz w:val="17"/>
+              </w:rPr>
+              <w:t>AT의 저장 좌표 확인</w:t>
+            </w:r>
+          </w:p>
+        </w:tc>
+      </w:tr>
+      <w:tr>
+        <w:tc>
+          <w:tcPr>
+            <w:tcW w:type="dxa" w:w="2550"/>
+            <w:vAlign w:val="center"/>
+            <w:shd w:fill="FFFFFF"/>
+          </w:tcPr>
+          <w:p>
+            <w:pPr>
+              <w:spacing w:after="0"/>
+            </w:pPr>
+            <w:r>
+              <w:rPr>
+                <w:rFonts w:ascii="Noto Sans CJK KR" w:hAnsi="Noto Sans CJK KR" w:eastAsia="Noto Sans CJK KR"/>
+                <w:b w:val="0"/>
+                <w:sz w:val="17"/>
+              </w:rPr>
+              <w:t>AT INVALID_FORMAT</w:t>
+            </w:r>
+          </w:p>
+        </w:tc>
+        <w:tc>
+          <w:tcPr>
+            <w:tcW w:type="dxa" w:w="2550"/>
+            <w:vAlign w:val="center"/>
+            <w:shd w:fill="FFFFFF"/>
+          </w:tcPr>
+          <w:p>
+            <w:pPr>
+              <w:spacing w:after="0"/>
+            </w:pPr>
+            <w:r>
+              <w:rPr>
+                <w:rFonts w:ascii="Noto Sans CJK KR" w:hAnsi="Noto Sans CJK KR" w:eastAsia="Noto Sans CJK KR"/>
+                <w:b w:val="0"/>
+                <w:sz w:val="17"/>
+              </w:rPr>
+              <w:t>현재 상태 유지, 같은 UART 프레임 즉시 재전송</w:t>
+            </w:r>
+          </w:p>
+        </w:tc>
+        <w:tc>
+          <w:tcPr>
+            <w:tcW w:type="dxa" w:w="2550"/>
+            <w:vAlign w:val="center"/>
+            <w:shd w:fill="FFFFFF"/>
+          </w:tcPr>
+          <w:p>
+            <w:pPr>
+              <w:spacing w:after="0"/>
+            </w:pPr>
+            <w:r>
+              <w:rPr>
+                <w:rFonts w:ascii="Noto Sans CJK KR" w:hAnsi="Noto Sans CJK KR" w:eastAsia="Noto Sans CJK KR"/>
+                <w:b w:val="0"/>
+                <w:sz w:val="17"/>
+              </w:rPr>
+              <w:t>진행 화면 유지</w:t>
+            </w:r>
+          </w:p>
+        </w:tc>
+        <w:tc>
+          <w:tcPr>
+            <w:tcW w:type="dxa" w:w="2550"/>
+            <w:vAlign w:val="center"/>
+            <w:shd w:fill="FFFFFF"/>
+          </w:tcPr>
+          <w:p>
+            <w:pPr>
+              <w:spacing w:after="0"/>
+            </w:pPr>
+            <w:r>
+              <w:rPr>
+                <w:rFonts w:ascii="Noto Sans CJK KR" w:hAnsi="Noto Sans CJK KR" w:eastAsia="Noto Sans CJK KR"/>
+                <w:b w:val="0"/>
+                <w:sz w:val="17"/>
+              </w:rPr>
+              <w:t>반복 시 배선·baud·프레임 생성 점검</w:t>
+            </w:r>
+          </w:p>
+        </w:tc>
+      </w:tr>
+      <w:tr>
+        <w:tc>
+          <w:tcPr>
+            <w:tcW w:type="dxa" w:w="2550"/>
+            <w:vAlign w:val="center"/>
+            <w:shd w:fill="EAF4FA"/>
+          </w:tcPr>
+          <w:p>
+            <w:pPr>
+              <w:spacing w:after="0"/>
+            </w:pPr>
+            <w:r>
+              <w:rPr>
+                <w:rFonts w:ascii="Noto Sans CJK KR" w:hAnsi="Noto Sans CJK KR" w:eastAsia="Noto Sans CJK KR"/>
+                <w:b w:val="0"/>
+                <w:sz w:val="17"/>
+              </w:rPr>
+              <w:t>기타 AT ERROR</w:t>
             </w:r>
           </w:p>
         </w:tc>
@@ -21515,7 +22559,7 @@
           <w:rFonts w:ascii="Noto Sans CJK KR" w:hAnsi="Noto Sans CJK KR" w:eastAsia="Noto Sans CJK KR"/>
           <w:b w:val="0"/>
         </w:rPr>
-        <w:t>현재 자동시험은 29개이며 다음 범주를 포함한다.</w:t>
+        <w:t>현재 자동시험은 39개이며 다음 범주를 포함한다.</w:t>
       </w:r>
     </w:p>
     <w:p>
@@ -21660,6 +22704,54 @@
           <w:b w:val="0"/>
         </w:rPr>
         <w:t>허용시간과 통신 오류 전이</w:t>
+      </w:r>
+    </w:p>
+    <w:p>
+      <w:pPr>
+        <w:pStyle w:val="ListBullet"/>
+      </w:pPr>
+      <w:r>
+        <w:rPr>
+          <w:rFonts w:ascii="Noto Sans CJK KR" w:hAnsi="Noto Sans CJK KR" w:eastAsia="Noto Sans CJK KR"/>
+          <w:b w:val="0"/>
+        </w:rPr>
+        <w:t>READY 허용시간 종료의 TIMEOUT 즉시 전송과 DB 영속화</w:t>
+      </w:r>
+    </w:p>
+    <w:p>
+      <w:pPr>
+        <w:pStyle w:val="ListBullet"/>
+      </w:pPr>
+      <w:r>
+        <w:rPr>
+          <w:rFonts w:ascii="Noto Sans CJK KR" w:hAnsi="Noto Sans CJK KR" w:eastAsia="Noto Sans CJK KR"/>
+          <w:b w:val="0"/>
+        </w:rPr>
+        <w:t>TIMEOUT 10초 재전송, Pi 재시작 복구, 중복 ACK 처리</w:t>
+      </w:r>
+    </w:p>
+    <w:p>
+      <w:pPr>
+        <w:pStyle w:val="ListBullet"/>
+      </w:pPr>
+      <w:r>
+        <w:rPr>
+          <w:rFonts w:ascii="Noto Sans CJK KR" w:hAnsi="Noto Sans CJK KR" w:eastAsia="Noto Sans CJK KR"/>
+          <w:b w:val="0"/>
+        </w:rPr>
+        <w:t>지그재그 좌표 순회와 v6 블리스터의 기존 경로 유지·초기화 후 전환</w:t>
+      </w:r>
+    </w:p>
+    <w:p>
+      <w:pPr>
+        <w:pStyle w:val="ListBullet"/>
+      </w:pPr>
+      <w:r>
+        <w:rPr>
+          <w:rFonts w:ascii="Noto Sans CJK KR" w:hAnsi="Noto Sans CJK KR" w:eastAsia="Noto Sans CJK KR"/>
+          <w:b w:val="0"/>
+        </w:rPr>
+        <w:t>MOVE·DISPENSE·TIMEOUT·RESULT ACK의 INVALID_FORMAT 동일 프레임 재전송</w:t>
       </w:r>
     </w:p>
     <w:p>
@@ -23095,7 +24187,7 @@
                 <w:b w:val="0"/>
                 <w:sz w:val="17"/>
               </w:rPr>
-              <w:t>00부터 14까지 순서 보장</w:t>
+              <w:t>00→01→02→03→04→14→13→12→11→10 순서 보장</w:t>
             </w:r>
           </w:p>
         </w:tc>
@@ -23778,6 +24870,254 @@
                 <w:sz w:val="17"/>
               </w:rPr>
               <w:t>수동복약은 00→01 완료, 수동미복약은 00 MOVE, 만료 시 MISSED</w:t>
+            </w:r>
+          </w:p>
+        </w:tc>
+      </w:tr>
+      <w:tr>
+        <w:tc>
+          <w:tcPr>
+            <w:tcW w:type="dxa" w:w="3400"/>
+            <w:vAlign w:val="center"/>
+            <w:shd w:fill="FFFFFF"/>
+          </w:tcPr>
+          <w:p>
+            <w:pPr>
+              <w:spacing w:after="0"/>
+            </w:pPr>
+            <w:r>
+              <w:rPr>
+                <w:rFonts w:ascii="Noto Sans CJK KR" w:hAnsi="Noto Sans CJK KR" w:eastAsia="Noto Sans CJK KR"/>
+                <w:b w:val="0"/>
+                <w:sz w:val="17"/>
+              </w:rPr>
+              <w:t>PI-31</w:t>
+            </w:r>
+          </w:p>
+        </w:tc>
+        <w:tc>
+          <w:tcPr>
+            <w:tcW w:type="dxa" w:w="3400"/>
+            <w:vAlign w:val="center"/>
+            <w:shd w:fill="FFFFFF"/>
+          </w:tcPr>
+          <w:p>
+            <w:pPr>
+              <w:spacing w:after="0"/>
+            </w:pPr>
+            <w:r>
+              <w:rPr>
+                <w:rFonts w:ascii="Noto Sans CJK KR" w:hAnsi="Noto Sans CJK KR" w:eastAsia="Noto Sans CJK KR"/>
+                <w:b w:val="0"/>
+                <w:sz w:val="17"/>
+              </w:rPr>
+              <w:t>READY 허용시간 종료</w:t>
+            </w:r>
+          </w:p>
+        </w:tc>
+        <w:tc>
+          <w:tcPr>
+            <w:tcW w:type="dxa" w:w="3400"/>
+            <w:vAlign w:val="center"/>
+            <w:shd w:fill="FFFFFF"/>
+          </w:tcPr>
+          <w:p>
+            <w:pPr>
+              <w:spacing w:after="0"/>
+            </w:pPr>
+            <w:r>
+              <w:rPr>
+                <w:rFonts w:ascii="Noto Sans CJK KR" w:hAnsi="Noto Sans CJK KR" w:eastAsia="Noto Sans CJK KR"/>
+                <w:b w:val="0"/>
+                <w:sz w:val="17"/>
+              </w:rPr>
+              <w:t>MISSED 기록, 같은 MOVE ID TIMEOUT, 좌표 유지</w:t>
+            </w:r>
+          </w:p>
+        </w:tc>
+      </w:tr>
+      <w:tr>
+        <w:tc>
+          <w:tcPr>
+            <w:tcW w:type="dxa" w:w="3400"/>
+            <w:vAlign w:val="center"/>
+            <w:shd w:fill="EAF4FA"/>
+          </w:tcPr>
+          <w:p>
+            <w:pPr>
+              <w:spacing w:after="0"/>
+            </w:pPr>
+            <w:r>
+              <w:rPr>
+                <w:rFonts w:ascii="Noto Sans CJK KR" w:hAnsi="Noto Sans CJK KR" w:eastAsia="Noto Sans CJK KR"/>
+                <w:b w:val="0"/>
+                <w:sz w:val="17"/>
+              </w:rPr>
+              <w:t>PI-32</w:t>
+            </w:r>
+          </w:p>
+        </w:tc>
+        <w:tc>
+          <w:tcPr>
+            <w:tcW w:type="dxa" w:w="3400"/>
+            <w:vAlign w:val="center"/>
+            <w:shd w:fill="EAF4FA"/>
+          </w:tcPr>
+          <w:p>
+            <w:pPr>
+              <w:spacing w:after="0"/>
+            </w:pPr>
+            <w:r>
+              <w:rPr>
+                <w:rFonts w:ascii="Noto Sans CJK KR" w:hAnsi="Noto Sans CJK KR" w:eastAsia="Noto Sans CJK KR"/>
+                <w:b w:val="0"/>
+                <w:sz w:val="17"/>
+              </w:rPr>
+              <w:t>TIMEOUT ACK 유실·재시작</w:t>
+            </w:r>
+          </w:p>
+        </w:tc>
+        <w:tc>
+          <w:tcPr>
+            <w:tcW w:type="dxa" w:w="3400"/>
+            <w:vAlign w:val="center"/>
+            <w:shd w:fill="EAF4FA"/>
+          </w:tcPr>
+          <w:p>
+            <w:pPr>
+              <w:spacing w:after="0"/>
+            </w:pPr>
+            <w:r>
+              <w:rPr>
+                <w:rFonts w:ascii="Noto Sans CJK KR" w:hAnsi="Noto Sans CJK KR" w:eastAsia="Noto Sans CJK KR"/>
+                <w:b w:val="0"/>
+                <w:sz w:val="17"/>
+              </w:rPr>
+              <w:t>10초 재전송, 재시작 후 복구, ACK 전 신규 MOVE 차단</w:t>
+            </w:r>
+          </w:p>
+        </w:tc>
+      </w:tr>
+      <w:tr>
+        <w:tc>
+          <w:tcPr>
+            <w:tcW w:type="dxa" w:w="3400"/>
+            <w:vAlign w:val="center"/>
+            <w:shd w:fill="FFFFFF"/>
+          </w:tcPr>
+          <w:p>
+            <w:pPr>
+              <w:spacing w:after="0"/>
+            </w:pPr>
+            <w:r>
+              <w:rPr>
+                <w:rFonts w:ascii="Noto Sans CJK KR" w:hAnsi="Noto Sans CJK KR" w:eastAsia="Noto Sans CJK KR"/>
+                <w:b w:val="0"/>
+                <w:sz w:val="17"/>
+              </w:rPr>
+              <w:t>PI-33</w:t>
+            </w:r>
+          </w:p>
+        </w:tc>
+        <w:tc>
+          <w:tcPr>
+            <w:tcW w:type="dxa" w:w="3400"/>
+            <w:vAlign w:val="center"/>
+            <w:shd w:fill="FFFFFF"/>
+          </w:tcPr>
+          <w:p>
+            <w:pPr>
+              <w:spacing w:after="0"/>
+            </w:pPr>
+            <w:r>
+              <w:rPr>
+                <w:rFonts w:ascii="Noto Sans CJK KR" w:hAnsi="Noto Sans CJK KR" w:eastAsia="Noto Sans CJK KR"/>
+                <w:b w:val="0"/>
+                <w:sz w:val="17"/>
+              </w:rPr>
+              <w:t>INVALID_FORMAT</w:t>
+            </w:r>
+          </w:p>
+        </w:tc>
+        <w:tc>
+          <w:tcPr>
+            <w:tcW w:type="dxa" w:w="3400"/>
+            <w:vAlign w:val="center"/>
+            <w:shd w:fill="FFFFFF"/>
+          </w:tcPr>
+          <w:p>
+            <w:pPr>
+              <w:spacing w:after="0"/>
+            </w:pPr>
+            <w:r>
+              <w:rPr>
+                <w:rFonts w:ascii="Noto Sans CJK KR" w:hAnsi="Noto Sans CJK KR" w:eastAsia="Noto Sans CJK KR"/>
+                <w:b w:val="0"/>
+                <w:sz w:val="17"/>
+              </w:rPr>
+              <w:t>일정 실패 없이 같은 MOVE·DISPENSE·TIMEOUT·RESULT ACK 재전송</w:t>
+            </w:r>
+          </w:p>
+        </w:tc>
+      </w:tr>
+      <w:tr>
+        <w:tc>
+          <w:tcPr>
+            <w:tcW w:type="dxa" w:w="3400"/>
+            <w:vAlign w:val="center"/>
+            <w:shd w:fill="EAF4FA"/>
+          </w:tcPr>
+          <w:p>
+            <w:pPr>
+              <w:spacing w:after="0"/>
+            </w:pPr>
+            <w:r>
+              <w:rPr>
+                <w:rFonts w:ascii="Noto Sans CJK KR" w:hAnsi="Noto Sans CJK KR" w:eastAsia="Noto Sans CJK KR"/>
+                <w:b w:val="0"/>
+                <w:sz w:val="17"/>
+              </w:rPr>
+              <w:t>PI-34</w:t>
+            </w:r>
+          </w:p>
+        </w:tc>
+        <w:tc>
+          <w:tcPr>
+            <w:tcW w:type="dxa" w:w="3400"/>
+            <w:vAlign w:val="center"/>
+            <w:shd w:fill="EAF4FA"/>
+          </w:tcPr>
+          <w:p>
+            <w:pPr>
+              <w:spacing w:after="0"/>
+            </w:pPr>
+            <w:r>
+              <w:rPr>
+                <w:rFonts w:ascii="Noto Sans CJK KR" w:hAnsi="Noto Sans CJK KR" w:eastAsia="Noto Sans CJK KR"/>
+                <w:b w:val="0"/>
+                <w:sz w:val="17"/>
+              </w:rPr>
+              <w:t>마지막 성공 홈 복귀</w:t>
+            </w:r>
+          </w:p>
+        </w:tc>
+        <w:tc>
+          <w:tcPr>
+            <w:tcW w:type="dxa" w:w="3400"/>
+            <w:vAlign w:val="center"/>
+            <w:shd w:fill="EAF4FA"/>
+          </w:tcPr>
+          <w:p>
+            <w:pPr>
+              <w:spacing w:after="0"/>
+            </w:pPr>
+            <w:r>
+              <w:rPr>
+                <w:rFonts w:ascii="Noto Sans CJK KR" w:hAnsi="Noto Sans CJK KR" w:eastAsia="Noto Sans CJK KR"/>
+                <w:b w:val="0"/>
+                <w:sz w:val="17"/>
+              </w:rPr>
+              <w:t>좌표 10의 R=1 ACK 후 AT가 00으로 복귀하고 IDLE</w:t>
             </w:r>
           </w:p>
         </w:tc>
@@ -24722,6 +26062,88 @@
           </w:p>
         </w:tc>
       </w:tr>
+      <w:tr>
+        <w:tc>
+          <w:tcPr>
+            <w:tcW w:type="dxa" w:w="2550"/>
+            <w:vAlign w:val="center"/>
+            <w:shd w:fill="FFFFFF"/>
+          </w:tcPr>
+          <w:p>
+            <w:pPr>
+              <w:spacing w:after="0"/>
+            </w:pPr>
+            <w:r>
+              <w:rPr>
+                <w:rFonts w:ascii="Noto Sans CJK KR" w:hAnsi="Noto Sans CJK KR" w:eastAsia="Noto Sans CJK KR"/>
+                <w:b w:val="0"/>
+                <w:sz w:val="17"/>
+              </w:rPr>
+              <w:t>NOTE-11</w:t>
+            </w:r>
+          </w:p>
+        </w:tc>
+        <w:tc>
+          <w:tcPr>
+            <w:tcW w:type="dxa" w:w="2550"/>
+            <w:vAlign w:val="center"/>
+            <w:shd w:fill="FFFFFF"/>
+          </w:tcPr>
+          <w:p>
+            <w:pPr>
+              <w:spacing w:after="0"/>
+            </w:pPr>
+            <w:r>
+              <w:rPr>
+                <w:rFonts w:ascii="Noto Sans CJK KR" w:hAnsi="Noto Sans CJK KR" w:eastAsia="Noto Sans CJK KR"/>
+                <w:b w:val="0"/>
+                <w:sz w:val="17"/>
+              </w:rPr>
+              <w:t>TIMEOUT·지그재그·홈 복귀는 ATmega v1.3 구현이 필요</w:t>
+            </w:r>
+          </w:p>
+        </w:tc>
+        <w:tc>
+          <w:tcPr>
+            <w:tcW w:type="dxa" w:w="2550"/>
+            <w:vAlign w:val="center"/>
+            <w:shd w:fill="FFFFFF"/>
+          </w:tcPr>
+          <w:p>
+            <w:pPr>
+              <w:spacing w:after="0"/>
+            </w:pPr>
+            <w:r>
+              <w:rPr>
+                <w:rFonts w:ascii="Noto Sans CJK KR" w:hAnsi="Noto Sans CJK KR" w:eastAsia="Noto Sans CJK KR"/>
+                <w:b w:val="0"/>
+                <w:sz w:val="17"/>
+              </w:rPr>
+              <w:t>구형 AT와 좌표·상태 불일치 가능</w:t>
+            </w:r>
+          </w:p>
+        </w:tc>
+        <w:tc>
+          <w:tcPr>
+            <w:tcW w:type="dxa" w:w="2550"/>
+            <w:vAlign w:val="center"/>
+            <w:shd w:fill="FFFFFF"/>
+          </w:tcPr>
+          <w:p>
+            <w:pPr>
+              <w:spacing w:after="0"/>
+            </w:pPr>
+            <w:r>
+              <w:rPr>
+                <w:rFonts w:ascii="Noto Sans CJK KR" w:hAnsi="Noto Sans CJK KR" w:eastAsia="Noto Sans CJK KR"/>
+                <w:b w:val="0"/>
+                <w:sz w:val="17"/>
+              </w:rPr>
+              <w:t>Pi와 AT 펌웨어를 같은 릴리스로 배포</w:t>
+            </w:r>
+          </w:p>
+        </w:tc>
+      </w:tr>
     </w:tbl>
     <w:p>
       <w:pPr>
@@ -25313,7 +26735,7 @@
           <w:color w:val="0F172A"/>
           <w:sz w:val="17"/>
         </w:rPr>
-        <w:t>AT → Pi: RESULT|00000002|142</w:t>
+        <w:t>AT → Pi: RESULT|00000002|102</w:t>
       </w:r>
       <w:r>
         <w:br/>
@@ -25628,47 +27050,338 @@
     </w:p>
     <w:p>
       <w:pPr>
-        <w:pStyle w:val="Heading2"/>
+        <w:pStyle w:val="Heading3"/>
       </w:pPr>
       <w:r>
         <w:rPr>
           <w:rFonts w:ascii="Noto Sans CJK KR" w:hAnsi="Noto Sans CJK KR" w:eastAsia="Noto Sans CJK KR"/>
           <w:b w:val="0"/>
         </w:rPr>
-        <w:t>23. 구현 완료 판단 기준</w:t>
+        <w:t>22.5 READY 복약 허용시간 종료</w:t>
       </w:r>
     </w:p>
     <w:p>
+      <w:pPr>
+        <w:spacing w:before="60" w:after="140"/>
+        <w:ind w:left="198" w:right="198"/>
+        <w:shd w:fill="F1F5F9"/>
+      </w:pPr>
+      <w:r>
+        <w:rPr>
+          <w:rFonts w:ascii="D2Coding" w:hAnsi="D2Coding" w:eastAsia="D2Coding"/>
+          <w:color w:val="0F172A"/>
+          <w:sz w:val="17"/>
+        </w:rPr>
+        <w:t>Pi → AT: MOVE|00000001|0|0|003600</w:t>
+      </w:r>
+      <w:r>
+        <w:br/>
+      </w:r>
+      <w:r>
+        <w:rPr>
+          <w:rFonts w:ascii="D2Coding" w:hAnsi="D2Coding" w:eastAsia="D2Coding"/>
+          <w:color w:val="0F172A"/>
+          <w:sz w:val="17"/>
+        </w:rPr>
+        <w:t>AT → Pi: ACK|00000001|MOVE</w:t>
+      </w:r>
+      <w:r>
+        <w:br/>
+      </w:r>
+      <w:r>
+        <w:rPr>
+          <w:rFonts w:ascii="D2Coding" w:hAnsi="D2Coding" w:eastAsia="D2Coding"/>
+          <w:color w:val="0F172A"/>
+          <w:sz w:val="17"/>
+        </w:rPr>
+        <w:t>AT → Pi: WAIT|00000001</w:t>
+      </w:r>
+      <w:r>
+        <w:br/>
+      </w:r>
+      <w:r>
+        <w:rPr>
+          <w:rFonts w:ascii="D2Coding" w:hAnsi="D2Coding" w:eastAsia="D2Coding"/>
+          <w:color w:val="0F172A"/>
+          <w:sz w:val="17"/>
+        </w:rPr>
+        <w:t>Pi: READY_TO_DISPENSE, 사용자 배출 대기</w:t>
+      </w:r>
+      <w:r>
+        <w:br/>
+      </w:r>
+      <w:r>
+        <w:rPr>
+          <w:rFonts w:ascii="D2Coding" w:hAnsi="D2Coding" w:eastAsia="D2Coding"/>
+          <w:color w:val="0F172A"/>
+          <w:sz w:val="17"/>
+        </w:rPr>
+      </w:r>
+      <w:r>
+        <w:br/>
+      </w:r>
+      <w:r>
+        <w:rPr>
+          <w:rFonts w:ascii="D2Coding" w:hAnsi="D2Coding" w:eastAsia="D2Coding"/>
+          <w:color w:val="0F172A"/>
+          <w:sz w:val="17"/>
+        </w:rPr>
+        <w:t>예약 시각 + 허용시간 도달</w:t>
+      </w:r>
+      <w:r>
+        <w:br/>
+      </w:r>
+      <w:r>
+        <w:rPr>
+          <w:rFonts w:ascii="D2Coding" w:hAnsi="D2Coding" w:eastAsia="D2Coding"/>
+          <w:color w:val="0F172A"/>
+          <w:sz w:val="17"/>
+        </w:rPr>
+        <w:t>Pi: MISSED / DOSE_BUTTON_TIMEOUT와 TIMEOUT 대기 상태를 한 트랜잭션으로 저장</w:t>
+      </w:r>
+      <w:r>
+        <w:br/>
+      </w:r>
+      <w:r>
+        <w:rPr>
+          <w:rFonts w:ascii="D2Coding" w:hAnsi="D2Coding" w:eastAsia="D2Coding"/>
+          <w:color w:val="0F172A"/>
+          <w:sz w:val="17"/>
+        </w:rPr>
+        <w:t>Pi → AT: TIMEOUT|00000001</w:t>
+      </w:r>
+      <w:r>
+        <w:br/>
+      </w:r>
+      <w:r>
+        <w:rPr>
+          <w:rFonts w:ascii="D2Coding" w:hAnsi="D2Coding" w:eastAsia="D2Coding"/>
+          <w:color w:val="0F172A"/>
+          <w:sz w:val="17"/>
+        </w:rPr>
+        <w:t>AT: READY 해제, 좌표 00 유지</w:t>
+      </w:r>
+      <w:r>
+        <w:br/>
+      </w:r>
+      <w:r>
+        <w:rPr>
+          <w:rFonts w:ascii="D2Coding" w:hAnsi="D2Coding" w:eastAsia="D2Coding"/>
+          <w:color w:val="0F172A"/>
+          <w:sz w:val="17"/>
+        </w:rPr>
+        <w:t>AT → Pi: ACK|00000001|TIMEOUT</w:t>
+      </w:r>
+      <w:r>
+        <w:br/>
+      </w:r>
+      <w:r>
+        <w:rPr>
+          <w:rFonts w:ascii="D2Coding" w:hAnsi="D2Coding" w:eastAsia="D2Coding"/>
+          <w:color w:val="0F172A"/>
+          <w:sz w:val="17"/>
+        </w:rPr>
+        <w:t>Pi: timeout_ack_at 기록, 다음 신규 MOVE 허용</w:t>
+      </w:r>
+      <w:r>
+        <w:br/>
+      </w:r>
+      <w:r>
+        <w:rPr>
+          <w:rFonts w:ascii="D2Coding" w:hAnsi="D2Coding" w:eastAsia="D2Coding"/>
+          <w:color w:val="0F172A"/>
+          <w:sz w:val="17"/>
+        </w:rPr>
+      </w:r>
+      <w:r>
+        <w:br/>
+      </w:r>
+      <w:r>
+        <w:rPr>
+          <w:rFonts w:ascii="D2Coding" w:hAnsi="D2Coding" w:eastAsia="D2Coding"/>
+          <w:color w:val="0F172A"/>
+          <w:sz w:val="17"/>
+        </w:rPr>
+        <w:t>ACK가 없으면 10초마다 같은 TIMEOUT 재전송</w:t>
+      </w:r>
+      <w:r>
+        <w:br/>
+      </w:r>
+      <w:r>
+        <w:rPr>
+          <w:rFonts w:ascii="D2Coding" w:hAnsi="D2Coding" w:eastAsia="D2Coding"/>
+          <w:color w:val="0F172A"/>
+          <w:sz w:val="17"/>
+        </w:rPr>
+        <w:t>Pi가 재시작돼도 DB에서 TIMEOUT 대기를 복구하여 같은 프레임 전송</w:t>
+      </w:r>
+    </w:p>
+    <w:p>
+      <w:pPr>
+        <w:pStyle w:val="Heading3"/>
+      </w:pPr>
       <w:r>
         <w:rPr>
           <w:rFonts w:ascii="Noto Sans CJK KR" w:hAnsi="Noto Sans CJK KR" w:eastAsia="Noto Sans CJK KR"/>
           <w:b w:val="0"/>
         </w:rPr>
-        <w:t>Raspberry Pi 측 구현은 다음 조건을 모두 만족할 때 통합 완료로 판단한다.</w:t>
+        <w:t>22.6 INVALID_FORMAT과 마지막 홈 복귀</w:t>
       </w:r>
     </w:p>
     <w:p>
       <w:pPr>
-        <w:pStyle w:val="ListNumber"/>
+        <w:spacing w:before="60" w:after="140"/>
+        <w:ind w:left="198" w:right="198"/>
+        <w:shd w:fill="F1F5F9"/>
+      </w:pPr>
+      <w:r>
+        <w:rPr>
+          <w:rFonts w:ascii="D2Coding" w:hAnsi="D2Coding" w:eastAsia="D2Coding"/>
+          <w:color w:val="0F172A"/>
+          <w:sz w:val="17"/>
+        </w:rPr>
+        <w:t># MOVE 프레임이 UART에서 깨진 경우</w:t>
+      </w:r>
+      <w:r>
+        <w:br/>
+      </w:r>
+      <w:r>
+        <w:rPr>
+          <w:rFonts w:ascii="D2Coding" w:hAnsi="D2Coding" w:eastAsia="D2Coding"/>
+          <w:color w:val="0F172A"/>
+          <w:sz w:val="17"/>
+        </w:rPr>
+        <w:t>Pi → AT: MOVE|00000001|0|4|003600</w:t>
+      </w:r>
+      <w:r>
+        <w:br/>
+      </w:r>
+      <w:r>
+        <w:rPr>
+          <w:rFonts w:ascii="D2Coding" w:hAnsi="D2Coding" w:eastAsia="D2Coding"/>
+          <w:color w:val="0F172A"/>
+          <w:sz w:val="17"/>
+        </w:rPr>
+        <w:t>AT → Pi: ERROR|INVALID_FORMAT</w:t>
+      </w:r>
+      <w:r>
+        <w:br/>
+      </w:r>
+      <w:r>
+        <w:rPr>
+          <w:rFonts w:ascii="D2Coding" w:hAnsi="D2Coding" w:eastAsia="D2Coding"/>
+          <w:color w:val="0F172A"/>
+          <w:sz w:val="17"/>
+        </w:rPr>
+        <w:t>Pi: 일정 MOVING 유지, COMM_ERROR로 종료하지 않음</w:t>
+      </w:r>
+      <w:r>
+        <w:br/>
+      </w:r>
+      <w:r>
+        <w:rPr>
+          <w:rFonts w:ascii="D2Coding" w:hAnsi="D2Coding" w:eastAsia="D2Coding"/>
+          <w:color w:val="0F172A"/>
+          <w:sz w:val="17"/>
+        </w:rPr>
+        <w:t>Pi → AT: MOVE|00000001|0|4|003600</w:t>
+      </w:r>
+      <w:r>
+        <w:br/>
+      </w:r>
+      <w:r>
+        <w:rPr>
+          <w:rFonts w:ascii="D2Coding" w:hAnsi="D2Coding" w:eastAsia="D2Coding"/>
+          <w:color w:val="0F172A"/>
+          <w:sz w:val="17"/>
+        </w:rPr>
+      </w:r>
+      <w:r>
+        <w:br/>
+      </w:r>
+      <w:r>
+        <w:rPr>
+          <w:rFonts w:ascii="D2Coding" w:hAnsi="D2Coding" w:eastAsia="D2Coding"/>
+          <w:color w:val="0F172A"/>
+          <w:sz w:val="17"/>
+        </w:rPr>
+        <w:t># 마지막 슬롯 10의 배출 성공</w:t>
+      </w:r>
+      <w:r>
+        <w:br/>
+      </w:r>
+      <w:r>
+        <w:rPr>
+          <w:rFonts w:ascii="D2Coding" w:hAnsi="D2Coding" w:eastAsia="D2Coding"/>
+          <w:color w:val="0F172A"/>
+          <w:sz w:val="17"/>
+        </w:rPr>
+        <w:t>AT → Pi: RESULT|0000000A|101</w:t>
+      </w:r>
+      <w:r>
+        <w:br/>
+      </w:r>
+      <w:r>
+        <w:rPr>
+          <w:rFonts w:ascii="D2Coding" w:hAnsi="D2Coding" w:eastAsia="D2Coding"/>
+          <w:color w:val="0F172A"/>
+          <w:sz w:val="17"/>
+        </w:rPr>
+        <w:t>Pi → AT: ACK|0000000A|RESULT</w:t>
+      </w:r>
+      <w:r>
+        <w:br/>
+      </w:r>
+      <w:r>
+        <w:rPr>
+          <w:rFonts w:ascii="D2Coding" w:hAnsi="D2Coding" w:eastAsia="D2Coding"/>
+          <w:color w:val="0F172A"/>
+          <w:sz w:val="17"/>
+        </w:rPr>
+        <w:t>AT: 물리 위치 10→00 자동 복귀</w:t>
+      </w:r>
+      <w:r>
+        <w:br/>
+      </w:r>
+      <w:r>
+        <w:rPr>
+          <w:rFonts w:ascii="D2Coding" w:hAnsi="D2Coding" w:eastAsia="D2Coding"/>
+          <w:color w:val="0F172A"/>
+          <w:sz w:val="17"/>
+        </w:rPr>
+        <w:t>AT: 복귀 완료 후 IDLE</w:t>
+      </w:r>
+      <w:r>
+        <w:br/>
+      </w:r>
+      <w:r>
+        <w:rPr>
+          <w:rFonts w:ascii="D2Coding" w:hAnsi="D2Coding" w:eastAsia="D2Coding"/>
+          <w:color w:val="0F172A"/>
+          <w:sz w:val="17"/>
+        </w:rPr>
+        <w:t>Pi DB: 논리 좌표 10, blister_exhausted=1 유지</w:t>
+      </w:r>
+    </w:p>
+    <w:p>
+      <w:pPr>
+        <w:pStyle w:val="Heading2"/>
       </w:pPr>
       <w:r>
         <w:rPr>
           <w:rFonts w:ascii="Noto Sans CJK KR" w:hAnsi="Noto Sans CJK KR" w:eastAsia="Noto Sans CJK KR"/>
           <w:b w:val="0"/>
         </w:rPr>
-        <w:t>전원 인가 후 서비스와 480×320 키오스크가 자동 실행된다.</w:t>
+        <w:t>23. 구현 완료 판단 기준</w:t>
       </w:r>
     </w:p>
     <w:p>
-      <w:pPr>
-        <w:pStyle w:val="ListNumber"/>
-      </w:pPr>
       <w:r>
         <w:rPr>
           <w:rFonts w:ascii="Noto Sans CJK KR" w:hAnsi="Noto Sans CJK KR" w:eastAsia="Noto Sans CJK KR"/>
           <w:b w:val="0"/>
         </w:rPr>
-        <w:t>시간 설정 전에는 예약과 UART가 안전하게 차단된다.</w:t>
+        <w:t>Raspberry Pi 측 구현은 다음 조건을 모두 만족할 때 통합 완료로 판단한다.</w:t>
       </w:r>
     </w:p>
     <w:p>
@@ -25680,7 +27393,7 @@
           <w:rFonts w:ascii="Noto Sans CJK KR" w:hAnsi="Noto Sans CJK KR" w:eastAsia="Noto Sans CJK KR"/>
           <w:b w:val="0"/>
         </w:rPr>
-        <w:t>관리자 웹에서 예약·상태·시간 관리가 가능하다.</w:t>
+        <w:t>전원 인가 후 서비스와 480×320 키오스크가 자동 실행된다.</w:t>
       </w:r>
     </w:p>
     <w:p>
@@ -25692,7 +27405,7 @@
           <w:rFonts w:ascii="Noto Sans CJK KR" w:hAnsi="Noto Sans CJK KR" w:eastAsia="Noto Sans CJK KR"/>
           <w:b w:val="0"/>
         </w:rPr>
-        <w:t>LCD가 모든 상태와 오류를 실제 DB·UART 상태에 맞게 표시한다.</w:t>
+        <w:t>시간 설정 전에는 예약과 UART가 안전하게 차단된다.</w:t>
       </w:r>
     </w:p>
     <w:p>
@@ -25704,7 +27417,43 @@
           <w:rFonts w:ascii="Noto Sans CJK KR" w:hAnsi="Noto Sans CJK KR" w:eastAsia="Noto Sans CJK KR"/>
           <w:b w:val="0"/>
         </w:rPr>
+        <w:t>관리자 웹에서 예약·상태·시간 관리가 가능하다.</w:t>
+      </w:r>
+    </w:p>
+    <w:p>
+      <w:pPr>
+        <w:pStyle w:val="ListNumber"/>
+      </w:pPr>
+      <w:r>
+        <w:rPr>
+          <w:rFonts w:ascii="Noto Sans CJK KR" w:hAnsi="Noto Sans CJK KR" w:eastAsia="Noto Sans CJK KR"/>
+          <w:b w:val="0"/>
+        </w:rPr>
+        <w:t>LCD가 모든 상태와 오류를 실제 DB·UART 상태에 맞게 표시한다.</w:t>
+      </w:r>
+    </w:p>
+    <w:p>
+      <w:pPr>
+        <w:pStyle w:val="ListNumber"/>
+      </w:pPr>
+      <w:r>
+        <w:rPr>
+          <w:rFonts w:ascii="Noto Sans CJK KR" w:hAnsi="Noto Sans CJK KR" w:eastAsia="Noto Sans CJK KR"/>
+          <w:b w:val="0"/>
+        </w:rPr>
         <w:t>UART v2 요청번호, 재전송, RESULT 중복 방지가 ATmega와 함께 동작한다.</w:t>
+      </w:r>
+    </w:p>
+    <w:p>
+      <w:pPr>
+        <w:pStyle w:val="ListNumber"/>
+      </w:pPr>
+      <w:r>
+        <w:rPr>
+          <w:rFonts w:ascii="Noto Sans CJK KR" w:hAnsi="Noto Sans CJK KR" w:eastAsia="Noto Sans CJK KR"/>
+          <w:b w:val="0"/>
+        </w:rPr>
+        <w:t>READY 허용시간 종료 시 TIMEOUT이 영속 재전송되고 ACK 후 다음 MOVE가 허용된다.</w:t>
       </w:r>
     </w:p>
     <w:p>
@@ -25803,7 +27552,7 @@
           <w:rFonts w:ascii="Noto Sans CJK KR" w:hAnsi="Noto Sans CJK KR" w:eastAsia="Noto Sans CJK KR"/>
           <w:b w:val="0"/>
         </w:rPr>
-        <w:t>음성, 볼륨, 시간, 전원 helper가 재부팅 후에도 의도대로 동작한다.</w:t>
+        <w:t>지그재그 순회와 마지막 성공 후 AT의 00 홈 복귀가 일치한다.</w:t>
       </w:r>
     </w:p>
     <w:p>
@@ -25815,7 +27564,7 @@
           <w:rFonts w:ascii="Noto Sans CJK KR" w:hAnsi="Noto Sans CJK KR" w:eastAsia="Noto Sans CJK KR"/>
           <w:b w:val="0"/>
         </w:rPr>
-        <w:t>자동시험과 PI-01~PI-30 실기 통합시험 기록이 남는다.</w:t>
+        <w:t>INVALID_FORMAT은 동일 프레임을 재전송하고 다른 ERROR만 기존 실패 정책을 따른다.</w:t>
       </w:r>
     </w:p>
     <w:p>
@@ -25827,7 +27576,31 @@
           <w:rFonts w:ascii="Noto Sans CJK KR" w:hAnsi="Noto Sans CJK KR" w:eastAsia="Noto Sans CJK KR"/>
           <w:b w:val="0"/>
         </w:rPr>
-        <w:t>NOTE-01~NOTE-10의 처리 여부가 릴리스 기록에 명시된다.</w:t>
+        <w:t>음성, 볼륨, 시간, 전원 helper가 재부팅 후에도 의도대로 동작한다.</w:t>
+      </w:r>
+    </w:p>
+    <w:p>
+      <w:pPr>
+        <w:pStyle w:val="ListNumber"/>
+      </w:pPr>
+      <w:r>
+        <w:rPr>
+          <w:rFonts w:ascii="Noto Sans CJK KR" w:hAnsi="Noto Sans CJK KR" w:eastAsia="Noto Sans CJK KR"/>
+          <w:b w:val="0"/>
+        </w:rPr>
+        <w:t>자동시험과 PI-01~PI-34 실기 통합시험 기록이 남는다.</w:t>
+      </w:r>
+    </w:p>
+    <w:p>
+      <w:pPr>
+        <w:pStyle w:val="ListNumber"/>
+      </w:pPr>
+      <w:r>
+        <w:rPr>
+          <w:rFonts w:ascii="Noto Sans CJK KR" w:hAnsi="Noto Sans CJK KR" w:eastAsia="Noto Sans CJK KR"/>
+          <w:b w:val="0"/>
+        </w:rPr>
+        <w:t>NOTE-01~NOTE-11의 처리 여부가 릴리스 기록에 명시된다.</w:t>
       </w:r>
     </w:p>
     <w:sectPr>

--- a/raspberry_pi/s_w/slotguard/docs/SLOT-GUARD_Raspberry_Pi_전체_구현명세_v1.0.docx
+++ b/raspberry_pi/s_w/slotguard/docs/SLOT-GUARD_Raspberry_Pi_전체_구현명세_v1.0.docx
@@ -39,7 +39,7 @@
           <w:rFonts w:ascii="Noto Sans CJK KR" w:hAnsi="Noto Sans CJK KR" w:eastAsia="Noto Sans CJK KR"/>
           <w:b w:val="0"/>
         </w:rPr>
-        <w:t xml:space="preserve">문서 버전: v1.0 작성 기준일: 2026-08-23 대상: Raspberry Pi 소프트웨어·시스템 통합·시험 담당자 대상 장치: Raspberry Pi 4 Model B Rev 1.5 연동 장치: Waveshare 4inch RPi LCD (A) Rev 2.0, ATmega128A 제어보드, 헤드폰 오디오 출력 소프트웨어 기준: SLOT-GUARD 앱 v0.2.6, Raspberry Pi OS 64-bit / Debian 13 Trixie 연관 문서: </w:t>
+        <w:t xml:space="preserve">문서 버전: v1.1 작성 기준일: 2026-08-24 대상: Raspberry Pi 소프트웨어·시스템 통합·시험 담당자 대상 장치: Raspberry Pi 4 Model B Rev 1.5 연동 장치: Waveshare 4inch RPi LCD (A) Rev 2.0, ATmega128A 제어보드, 헤드폰 오디오 출력 소프트웨어 기준: SLOT-GUARD 앱 v0.3.0, Raspberry Pi OS 64-bit / Debian 13 Trixie 연관 문서: </w:t>
       </w:r>
       <w:r>
         <w:rPr>
@@ -4648,7 +4648,7 @@
           <w:color w:val="0F172A"/>
           <w:sz w:val="17"/>
         </w:rPr>
-        <w:t xml:space="preserve">  → SQLite 스키마 생성·v4 마이그레이션</w:t>
+        <w:t xml:space="preserve">  → SQLite 스키마 생성·v5 마이그레이션</w:t>
       </w:r>
       <w:r>
         <w:br/>
@@ -6948,7 +6948,7 @@
           <w:color w:val="0F172A"/>
           <w:sz w:val="17"/>
         </w:rPr>
-        <w:t>1순위: 확인되지 않은 FAILED / MISSED / COMM_ERROR</w:t>
+        <w:t>1순위: 마지막 빈 슬롯의 BLISTER_EMPTY / EMPTY_BLISTER_CONFIRM</w:t>
       </w:r>
       <w:r>
         <w:br/>
@@ -6959,7 +6959,7 @@
           <w:color w:val="0F172A"/>
           <w:sz w:val="17"/>
         </w:rPr>
-        <w:t>2순위: 활성 MOVING / READY_TO_DISPENSE / DISPENSING</w:t>
+        <w:t>2순위: 확인되지 않은 FAILED / MISSED / COMM_ERROR</w:t>
       </w:r>
       <w:r>
         <w:br/>
@@ -6970,7 +6970,7 @@
           <w:color w:val="0F172A"/>
           <w:sz w:val="17"/>
         </w:rPr>
-        <w:t>3순위: 완료 후 5초 이내 DISPENSED / MANUALLY_COMPLETED</w:t>
+        <w:t>3순위: 활성 MOVING / READY_TO_DISPENSE / DISPENSING</w:t>
       </w:r>
       <w:r>
         <w:br/>
@@ -6981,7 +6981,7 @@
           <w:color w:val="0F172A"/>
           <w:sz w:val="17"/>
         </w:rPr>
-        <w:t>4순위: 현재 부팅 시간 미설정 TIME_REQUIRED</w:t>
+        <w:t>4순위: 완료 후 5초 이내 DISPENSED / MANUALLY_COMPLETED</w:t>
       </w:r>
       <w:r>
         <w:br/>
@@ -6992,7 +6992,7 @@
           <w:color w:val="0F172A"/>
           <w:sz w:val="17"/>
         </w:rPr>
-        <w:t>5순위: 블리스터 소진 BLISTER_EMPTY</w:t>
+        <w:t>5순위: 현재 부팅 시간 미설정 TIME_REQUIRED</w:t>
       </w:r>
       <w:r>
         <w:br/>
@@ -7003,7 +7003,18 @@
           <w:color w:val="0F172A"/>
           <w:sz w:val="17"/>
         </w:rPr>
-        <w:t>6순위: HOME 또는 사용자가 선택한 장치 상태·환경 설정</w:t>
+        <w:t>6순위: 일반 블리스터 소진 BLISTER_EMPTY</w:t>
+      </w:r>
+      <w:r>
+        <w:br/>
+      </w:r>
+      <w:r>
+        <w:rPr>
+          <w:rFonts w:ascii="D2Coding" w:hAnsi="D2Coding" w:eastAsia="D2Coding"/>
+          <w:color w:val="0F172A"/>
+          <w:sz w:val="17"/>
+        </w:rPr>
+        <w:t>7순위: HOME 또는 사용자가 선택한 장치 상태·환경 설정</w:t>
       </w:r>
     </w:p>
     <w:p>
@@ -7239,7 +7250,7 @@
                 <w:b w:val="0"/>
                 <w:sz w:val="17"/>
               </w:rPr>
-              <w:t>대상 약·슬롯·이동 중 경고</w:t>
+              <w:t>대상 약·슬롯·이동 중 경고. 빈 슬롯 재이동이면 전용 문구</w:t>
             </w:r>
           </w:p>
         </w:tc>
@@ -8017,7 +8028,7 @@
                 <w:b w:val="0"/>
                 <w:sz w:val="17"/>
               </w:rPr>
-              <w:t>HOME</w:t>
+              <w:t>빈 슬롯 복약이면 수동 확인, 아니면 HOME</w:t>
             </w:r>
           </w:p>
         </w:tc>
@@ -8039,6 +8050,112 @@
                 <w:b w:val="0"/>
                 <w:sz w:val="17"/>
               </w:rPr>
+              <w:t>EMPTY_BLISTER_CONFIRM</w:t>
+            </w:r>
+          </w:p>
+        </w:tc>
+        <w:tc>
+          <w:tcPr>
+            <w:tcW w:type="dxa" w:w="2550"/>
+            <w:vAlign w:val="center"/>
+            <w:shd w:fill="EAF4FA"/>
+          </w:tcPr>
+          <w:p>
+            <w:pPr>
+              <w:spacing w:after="0"/>
+            </w:pPr>
+            <w:r>
+              <w:rPr>
+                <w:rFonts w:ascii="Noto Sans CJK KR" w:hAnsi="Noto Sans CJK KR" w:eastAsia="Noto Sans CJK KR"/>
+                <w:b w:val="0"/>
+                <w:sz w:val="17"/>
+              </w:rPr>
+              <w:t>새 블리스터 교체 후 복약 여부</w:t>
+            </w:r>
+          </w:p>
+        </w:tc>
+        <w:tc>
+          <w:tcPr>
+            <w:tcW w:type="dxa" w:w="2550"/>
+            <w:vAlign w:val="center"/>
+            <w:shd w:fill="EAF4FA"/>
+          </w:tcPr>
+          <w:p>
+            <w:pPr>
+              <w:spacing w:after="0"/>
+            </w:pPr>
+            <w:r>
+              <w:rPr>
+                <w:rFonts w:ascii="Noto Sans CJK KR" w:hAnsi="Noto Sans CJK KR" w:eastAsia="Noto Sans CJK KR"/>
+                <w:b w:val="0"/>
+                <w:sz w:val="17"/>
+              </w:rPr>
+              <w:t xml:space="preserve">대형 좌우 </w:t>
+            </w:r>
+            <w:r>
+              <w:rPr>
+                <w:rFonts w:ascii="D2Coding" w:hAnsi="D2Coding" w:eastAsia="D2Coding"/>
+                <w:color w:val="9A3412"/>
+                <w:sz w:val="17"/>
+              </w:rPr>
+              <w:t>수동복약</w:t>
+            </w:r>
+            <w:r>
+              <w:rPr>
+                <w:rFonts w:ascii="Noto Sans CJK KR" w:hAnsi="Noto Sans CJK KR" w:eastAsia="Noto Sans CJK KR"/>
+                <w:b w:val="0"/>
+                <w:sz w:val="17"/>
+              </w:rPr>
+              <w:t xml:space="preserve"> / </w:t>
+            </w:r>
+            <w:r>
+              <w:rPr>
+                <w:rFonts w:ascii="D2Coding" w:hAnsi="D2Coding" w:eastAsia="D2Coding"/>
+                <w:color w:val="9A3412"/>
+                <w:sz w:val="17"/>
+              </w:rPr>
+              <w:t>수동미복약</w:t>
+            </w:r>
+          </w:p>
+        </w:tc>
+        <w:tc>
+          <w:tcPr>
+            <w:tcW w:type="dxa" w:w="2550"/>
+            <w:vAlign w:val="center"/>
+            <w:shd w:fill="EAF4FA"/>
+          </w:tcPr>
+          <w:p>
+            <w:pPr>
+              <w:spacing w:after="0"/>
+            </w:pPr>
+            <w:r>
+              <w:rPr>
+                <w:rFonts w:ascii="Noto Sans CJK KR" w:hAnsi="Noto Sans CJK KR" w:eastAsia="Noto Sans CJK KR"/>
+                <w:b w:val="0"/>
+                <w:sz w:val="17"/>
+              </w:rPr>
+              <w:t>완료 또는 새 MOVE</w:t>
+            </w:r>
+          </w:p>
+        </w:tc>
+      </w:tr>
+      <w:tr>
+        <w:tc>
+          <w:tcPr>
+            <w:tcW w:type="dxa" w:w="2550"/>
+            <w:vAlign w:val="center"/>
+            <w:shd w:fill="FFFFFF"/>
+          </w:tcPr>
+          <w:p>
+            <w:pPr>
+              <w:spacing w:after="0"/>
+            </w:pPr>
+            <w:r>
+              <w:rPr>
+                <w:rFonts w:ascii="Noto Sans CJK KR" w:hAnsi="Noto Sans CJK KR" w:eastAsia="Noto Sans CJK KR"/>
+                <w:b w:val="0"/>
+                <w:sz w:val="17"/>
+              </w:rPr>
               <w:t>DEVICE_ERROR</w:t>
             </w:r>
           </w:p>
@@ -8047,7 +8164,7 @@
           <w:tcPr>
             <w:tcW w:type="dxa" w:w="2550"/>
             <w:vAlign w:val="center"/>
-            <w:shd w:fill="EAF4FA"/>
+            <w:shd w:fill="FFFFFF"/>
           </w:tcPr>
           <w:p>
             <w:pPr>
@@ -8067,7 +8184,7 @@
           <w:tcPr>
             <w:tcW w:type="dxa" w:w="2550"/>
             <w:vAlign w:val="center"/>
-            <w:shd w:fill="EAF4FA"/>
+            <w:shd w:fill="FFFFFF"/>
           </w:tcPr>
           <w:p>
             <w:pPr>
@@ -8087,7 +8204,7 @@
           <w:tcPr>
             <w:tcW w:type="dxa" w:w="2550"/>
             <w:vAlign w:val="center"/>
-            <w:shd w:fill="EAF4FA"/>
+            <w:shd w:fill="FFFFFF"/>
           </w:tcPr>
           <w:p>
             <w:pPr>
@@ -8343,7 +8460,7 @@
                 <w:color w:val="9A3412"/>
                 <w:sz w:val="17"/>
               </w:rPr>
-              <w:t>/api/display/acknowledge</w:t>
+              <w:t>/api/display/empty-blister-choice</w:t>
             </w:r>
           </w:p>
         </w:tc>
@@ -8363,7 +8480,7 @@
                 <w:b w:val="0"/>
                 <w:sz w:val="17"/>
               </w:rPr>
-              <w:t>localhost, 실패 계열 상태</w:t>
+              <w:t>localhost, 마지막 빈 슬롯 교체 완료</w:t>
             </w:r>
           </w:p>
         </w:tc>
@@ -8383,7 +8500,7 @@
                 <w:b w:val="0"/>
                 <w:sz w:val="17"/>
               </w:rPr>
-              <w:t>사용자 확인 기록</w:t>
+              <w:t>수동 완료 또는 동일 복약 재개</w:t>
             </w:r>
           </w:p>
         </w:tc>
@@ -8405,7 +8522,7 @@
                 <w:color w:val="9A3412"/>
                 <w:sz w:val="17"/>
               </w:rPr>
-              <w:t>/api/display/settings</w:t>
+              <w:t>/api/display/acknowledge</w:t>
             </w:r>
           </w:p>
         </w:tc>
@@ -8425,7 +8542,7 @@
                 <w:b w:val="0"/>
                 <w:sz w:val="17"/>
               </w:rPr>
-              <w:t>localhost</w:t>
+              <w:t>localhost, 실패 계열 상태</w:t>
             </w:r>
           </w:p>
         </w:tc>
@@ -8445,7 +8562,7 @@
                 <w:b w:val="0"/>
                 <w:sz w:val="17"/>
               </w:rPr>
-              <w:t>음성 반복·볼륨 저장</w:t>
+              <w:t>사용자 확인 기록</w:t>
             </w:r>
           </w:p>
         </w:tc>
@@ -8467,7 +8584,7 @@
                 <w:color w:val="9A3412"/>
                 <w:sz w:val="17"/>
               </w:rPr>
-              <w:t>/api/display/test-volume</w:t>
+              <w:t>/api/display/settings</w:t>
             </w:r>
           </w:p>
         </w:tc>
@@ -8487,7 +8604,7 @@
                 <w:b w:val="0"/>
                 <w:sz w:val="17"/>
               </w:rPr>
-              <w:t>localhost, 볼륨 1 이상</w:t>
+              <w:t>localhost</w:t>
             </w:r>
           </w:p>
         </w:tc>
@@ -8507,7 +8624,7 @@
                 <w:b w:val="0"/>
                 <w:sz w:val="17"/>
               </w:rPr>
-              <w:t>복약 음성 1회 재생</w:t>
+              <w:t>음성 반복·볼륨 저장</w:t>
             </w:r>
           </w:p>
         </w:tc>
@@ -8529,7 +8646,7 @@
                 <w:color w:val="9A3412"/>
                 <w:sz w:val="17"/>
               </w:rPr>
-              <w:t>/api/display/reset-blister</w:t>
+              <w:t>/api/display/test-volume</w:t>
             </w:r>
           </w:p>
         </w:tc>
@@ -8549,7 +8666,7 @@
                 <w:b w:val="0"/>
                 <w:sz w:val="17"/>
               </w:rPr>
-              <w:t>localhost, 활성 일정 없음</w:t>
+              <w:t>localhost, 볼륨 1 이상</w:t>
             </w:r>
           </w:p>
         </w:tc>
@@ -8569,7 +8686,7 @@
                 <w:b w:val="0"/>
                 <w:sz w:val="17"/>
               </w:rPr>
-              <w:t>좌표와 소진 상태 초기화</w:t>
+              <w:t>복약 음성 1회 재생</w:t>
             </w:r>
           </w:p>
         </w:tc>
@@ -8591,6 +8708,68 @@
                 <w:color w:val="9A3412"/>
                 <w:sz w:val="17"/>
               </w:rPr>
+              <w:t>/api/display/reset-blister</w:t>
+            </w:r>
+          </w:p>
+        </w:tc>
+        <w:tc>
+          <w:tcPr>
+            <w:tcW w:type="dxa" w:w="3400"/>
+            <w:vAlign w:val="center"/>
+            <w:shd w:fill="FFFFFF"/>
+          </w:tcPr>
+          <w:p>
+            <w:pPr>
+              <w:spacing w:after="0"/>
+            </w:pPr>
+            <w:r>
+              <w:rPr>
+                <w:rFonts w:ascii="Noto Sans CJK KR" w:hAnsi="Noto Sans CJK KR" w:eastAsia="Noto Sans CJK KR"/>
+                <w:b w:val="0"/>
+                <w:sz w:val="17"/>
+              </w:rPr>
+              <w:t>localhost, 활성 일정 없음</w:t>
+            </w:r>
+          </w:p>
+        </w:tc>
+        <w:tc>
+          <w:tcPr>
+            <w:tcW w:type="dxa" w:w="3400"/>
+            <w:vAlign w:val="center"/>
+            <w:shd w:fill="FFFFFF"/>
+          </w:tcPr>
+          <w:p>
+            <w:pPr>
+              <w:spacing w:after="0"/>
+            </w:pPr>
+            <w:r>
+              <w:rPr>
+                <w:rFonts w:ascii="Noto Sans CJK KR" w:hAnsi="Noto Sans CJK KR" w:eastAsia="Noto Sans CJK KR"/>
+                <w:b w:val="0"/>
+                <w:sz w:val="17"/>
+              </w:rPr>
+              <w:t>좌표와 소진 상태 초기화</w:t>
+            </w:r>
+          </w:p>
+        </w:tc>
+      </w:tr>
+      <w:tr>
+        <w:tc>
+          <w:tcPr>
+            <w:tcW w:type="dxa" w:w="3400"/>
+            <w:vAlign w:val="center"/>
+            <w:shd w:fill="EAF4FA"/>
+          </w:tcPr>
+          <w:p>
+            <w:pPr>
+              <w:spacing w:after="0"/>
+            </w:pPr>
+            <w:r>
+              <w:rPr>
+                <w:rFonts w:ascii="D2Coding" w:hAnsi="D2Coding" w:eastAsia="D2Coding"/>
+                <w:color w:val="9A3412"/>
+                <w:sz w:val="17"/>
+              </w:rPr>
               <w:t>/api/display/power</w:t>
             </w:r>
           </w:p>
@@ -8599,7 +8778,7 @@
           <w:tcPr>
             <w:tcW w:type="dxa" w:w="3400"/>
             <w:vAlign w:val="center"/>
-            <w:shd w:fill="FFFFFF"/>
+            <w:shd w:fill="EAF4FA"/>
           </w:tcPr>
           <w:p>
             <w:pPr>
@@ -8619,7 +8798,7 @@
           <w:tcPr>
             <w:tcW w:type="dxa" w:w="3400"/>
             <w:vAlign w:val="center"/>
-            <w:shd w:fill="FFFFFF"/>
+            <w:shd w:fill="EAF4FA"/>
           </w:tcPr>
           <w:p>
             <w:pPr>
@@ -8794,7 +8973,7 @@
           <w:color w:val="0F172A"/>
           <w:sz w:val="17"/>
         </w:rPr>
-        <w:t xml:space="preserve">  │              │    └─ RESULT의 R=0 → FAILED → 좌표 유지</w:t>
+        <w:t xml:space="preserve">  │              │    ├─ RESULT의 R=0 → FAILED → 좌표 유지</w:t>
       </w:r>
       <w:r>
         <w:br/>
@@ -8817,6 +8996,72 @@
           <w:sz w:val="17"/>
         </w:rPr>
         <w:t xml:space="preserve">  │              │          └─ 복용하지 못함 → FAILED 확인 → 좌표 유지</w:t>
+      </w:r>
+      <w:r>
+        <w:br/>
+      </w:r>
+      <w:r>
+        <w:rPr>
+          <w:rFonts w:ascii="D2Coding" w:hAnsi="D2Coding" w:eastAsia="D2Coding"/>
+          <w:color w:val="0F172A"/>
+          <w:sz w:val="17"/>
+        </w:rPr>
+        <w:t xml:space="preserve">  │              │    └─ RESULT의 R=2 → EMPTY_BLISTER_SLOT 기록 → 다음 좌표</w:t>
+      </w:r>
+      <w:r>
+        <w:br/>
+      </w:r>
+      <w:r>
+        <w:rPr>
+          <w:rFonts w:ascii="D2Coding" w:hAnsi="D2Coding" w:eastAsia="D2Coding"/>
+          <w:color w:val="0F172A"/>
+          <w:sz w:val="17"/>
+        </w:rPr>
+        <w:t xml:space="preserve">  │              │          ├─ 다음 좌표 있음 → 새 MOVE → WAIT → 사용자 재배출</w:t>
+      </w:r>
+      <w:r>
+        <w:br/>
+      </w:r>
+      <w:r>
+        <w:rPr>
+          <w:rFonts w:ascii="D2Coding" w:hAnsi="D2Coding" w:eastAsia="D2Coding"/>
+          <w:color w:val="0F172A"/>
+          <w:sz w:val="17"/>
+        </w:rPr>
+        <w:t xml:space="preserve">  │              │          └─ 마지막 좌표 14</w:t>
+      </w:r>
+      <w:r>
+        <w:br/>
+      </w:r>
+      <w:r>
+        <w:rPr>
+          <w:rFonts w:ascii="D2Coding" w:hAnsi="D2Coding" w:eastAsia="D2Coding"/>
+          <w:color w:val="0F172A"/>
+          <w:sz w:val="17"/>
+        </w:rPr>
+        <w:t xml:space="preserve">  │              │                → 새 블리스터 초기화</w:t>
+      </w:r>
+      <w:r>
+        <w:br/>
+      </w:r>
+      <w:r>
+        <w:rPr>
+          <w:rFonts w:ascii="D2Coding" w:hAnsi="D2Coding" w:eastAsia="D2Coding"/>
+          <w:color w:val="0F172A"/>
+          <w:sz w:val="17"/>
+        </w:rPr>
+        <w:t xml:space="preserve">  │              │                → 수동복약: MANUALLY_COMPLETED, 00→01</w:t>
+      </w:r>
+      <w:r>
+        <w:br/>
+      </w:r>
+      <w:r>
+        <w:rPr>
+          <w:rFonts w:ascii="D2Coding" w:hAnsi="D2Coding" w:eastAsia="D2Coding"/>
+          <w:color w:val="0F172A"/>
+          <w:sz w:val="17"/>
+        </w:rPr>
+        <w:t xml:space="preserve">  │              │                → 수동미복약: 새 MOVE(00)로 동일 복약 재개</w:t>
       </w:r>
       <w:r>
         <w:br/>
@@ -9925,6 +10170,542 @@
     </w:p>
     <w:p>
       <w:pPr>
+        <w:pStyle w:val="Heading3"/>
+      </w:pPr>
+      <w:r>
+        <w:rPr>
+          <w:rFonts w:ascii="Noto Sans CJK KR" w:hAnsi="Noto Sans CJK KR" w:eastAsia="Noto Sans CJK KR"/>
+          <w:b w:val="0"/>
+        </w:rPr>
+        <w:t>8.4 빈 슬롯 결과 R=2 정책</w:t>
+      </w:r>
+    </w:p>
+    <w:p>
+      <w:pPr>
+        <w:spacing w:before="60" w:after="140"/>
+        <w:ind w:left="198" w:right="198"/>
+        <w:shd w:fill="F1F5F9"/>
+      </w:pPr>
+      <w:r>
+        <w:rPr>
+          <w:rFonts w:ascii="D2Coding" w:hAnsi="D2Coding" w:eastAsia="D2Coding"/>
+          <w:color w:val="0F172A"/>
+          <w:sz w:val="17"/>
+        </w:rPr>
+        <w:t>AT → Pi: RESULT|00000002|002</w:t>
+      </w:r>
+      <w:r>
+        <w:br/>
+      </w:r>
+      <w:r>
+        <w:rPr>
+          <w:rFonts w:ascii="D2Coding" w:hAnsi="D2Coding" w:eastAsia="D2Coding"/>
+          <w:color w:val="0F172A"/>
+          <w:sz w:val="17"/>
+        </w:rPr>
+        <w:t>Pi: DISPENSE ACK 시각과 EMPTY_BLISTER_SLOT 이벤트 기록</w:t>
+      </w:r>
+      <w:r>
+        <w:br/>
+      </w:r>
+      <w:r>
+        <w:rPr>
+          <w:rFonts w:ascii="D2Coding" w:hAnsi="D2Coding" w:eastAsia="D2Coding"/>
+          <w:color w:val="0F172A"/>
+          <w:sz w:val="17"/>
+        </w:rPr>
+        <w:t>Pi: 현재 좌표 00을 사용 완료로 처리하고 좌표를 01로 증가</w:t>
+      </w:r>
+      <w:r>
+        <w:br/>
+      </w:r>
+      <w:r>
+        <w:rPr>
+          <w:rFonts w:ascii="D2Coding" w:hAnsi="D2Coding" w:eastAsia="D2Coding"/>
+          <w:color w:val="0F172A"/>
+          <w:sz w:val="17"/>
+        </w:rPr>
+        <w:t>Pi → AT: ACK|00000002|RESULT</w:t>
+      </w:r>
+      <w:r>
+        <w:br/>
+      </w:r>
+      <w:r>
+        <w:rPr>
+          <w:rFonts w:ascii="D2Coding" w:hAnsi="D2Coding" w:eastAsia="D2Coding"/>
+          <w:color w:val="0F172A"/>
+          <w:sz w:val="17"/>
+        </w:rPr>
+        <w:t>Pi: 새 요청번호와 현재 남은 허용시간으로 MOVE|00000003|0|1|TTTTTT 전송</w:t>
+      </w:r>
+      <w:r>
+        <w:br/>
+      </w:r>
+      <w:r>
+        <w:rPr>
+          <w:rFonts w:ascii="D2Coding" w:hAnsi="D2Coding" w:eastAsia="D2Coding"/>
+          <w:color w:val="0F172A"/>
+          <w:sz w:val="17"/>
+        </w:rPr>
+        <w:t>LCD: "현재 칸이 비어 있습니다. 다음 칸의 약으로 이동 중입니다."</w:t>
+      </w:r>
+      <w:r>
+        <w:br/>
+      </w:r>
+      <w:r>
+        <w:rPr>
+          <w:rFonts w:ascii="D2Coding" w:hAnsi="D2Coding" w:eastAsia="D2Coding"/>
+          <w:color w:val="0F172A"/>
+          <w:sz w:val="17"/>
+        </w:rPr>
+        <w:t>AT → Pi: WAIT|00000003</w:t>
+      </w:r>
+      <w:r>
+        <w:br/>
+      </w:r>
+      <w:r>
+        <w:rPr>
+          <w:rFonts w:ascii="D2Coding" w:hAnsi="D2Coding" w:eastAsia="D2Coding"/>
+          <w:color w:val="0F172A"/>
+          <w:sz w:val="17"/>
+        </w:rPr>
+        <w:t>LCD: 기존의 큰 약 배출 버튼 표시</w:t>
+      </w:r>
+    </w:p>
+    <w:p>
+      <w:pPr>
+        <w:pStyle w:val="ListBullet"/>
+      </w:pPr>
+      <w:r>
+        <w:rPr>
+          <w:rFonts w:ascii="D2Coding" w:hAnsi="D2Coding" w:eastAsia="D2Coding"/>
+          <w:color w:val="9A3412"/>
+          <w:sz w:val="18"/>
+        </w:rPr>
+        <w:t>R=2</w:t>
+      </w:r>
+      <w:r>
+        <w:rPr>
+          <w:rFonts w:ascii="Noto Sans CJK KR" w:hAnsi="Noto Sans CJK KR" w:eastAsia="Noto Sans CJK KR"/>
+          <w:b w:val="0"/>
+        </w:rPr>
+        <w:t>는 압출기가 정상 동작했지만 해당 블리스터 슬롯이 비어 있음을 뜻한다.</w:t>
+      </w:r>
+    </w:p>
+    <w:p>
+      <w:pPr>
+        <w:pStyle w:val="ListBullet"/>
+      </w:pPr>
+      <w:r>
+        <w:rPr>
+          <w:rFonts w:ascii="Noto Sans CJK KR" w:hAnsi="Noto Sans CJK KR" w:eastAsia="Noto Sans CJK KR"/>
+          <w:b w:val="0"/>
+        </w:rPr>
+        <w:t>Pi는 빈 슬롯을 사용 완료로 기록하고 좌표를 정확히 한 칸 증가시킨다.</w:t>
+      </w:r>
+    </w:p>
+    <w:p>
+      <w:pPr>
+        <w:pStyle w:val="ListBullet"/>
+      </w:pPr>
+      <w:r>
+        <w:rPr>
+          <w:rFonts w:ascii="Noto Sans CJK KR" w:hAnsi="Noto Sans CJK KR" w:eastAsia="Noto Sans CJK KR"/>
+          <w:b w:val="0"/>
+        </w:rPr>
+        <w:t>RESULT ACK를 먼저 보낸 뒤 같은 복약 일정에 새 MOVE 요청번호를 발급한다.</w:t>
+      </w:r>
+    </w:p>
+    <w:p>
+      <w:pPr>
+        <w:pStyle w:val="ListBullet"/>
+      </w:pPr>
+      <w:r>
+        <w:rPr>
+          <w:rFonts w:ascii="Noto Sans CJK KR" w:hAnsi="Noto Sans CJK KR" w:eastAsia="Noto Sans CJK KR"/>
+          <w:b w:val="0"/>
+        </w:rPr>
+        <w:t xml:space="preserve">새 MOVE의 </w:t>
+      </w:r>
+      <w:r>
+        <w:rPr>
+          <w:rFonts w:ascii="D2Coding" w:hAnsi="D2Coding" w:eastAsia="D2Coding"/>
+          <w:color w:val="9A3412"/>
+          <w:sz w:val="18"/>
+        </w:rPr>
+        <w:t>TTTTTT</w:t>
+      </w:r>
+      <w:r>
+        <w:rPr>
+          <w:rFonts w:ascii="Noto Sans CJK KR" w:hAnsi="Noto Sans CJK KR" w:eastAsia="Noto Sans CJK KR"/>
+          <w:b w:val="0"/>
+        </w:rPr>
+        <w:t>에는 예약 마감까지 현재 남은 초를 저장하여 전송하고, 해당 MOVE 재전송에서는 같은 요청번호와 페이로드를 유지한다.</w:t>
+      </w:r>
+    </w:p>
+    <w:p>
+      <w:pPr>
+        <w:pStyle w:val="ListBullet"/>
+      </w:pPr>
+      <w:r>
+        <w:rPr>
+          <w:rFonts w:ascii="Noto Sans CJK KR" w:hAnsi="Noto Sans CJK KR" w:eastAsia="Noto Sans CJK KR"/>
+          <w:b w:val="0"/>
+        </w:rPr>
+        <w:t xml:space="preserve">WAIT 수신 후 자동 압출하지 않고 사용자가 기존 </w:t>
+      </w:r>
+      <w:r>
+        <w:rPr>
+          <w:rFonts w:ascii="D2Coding" w:hAnsi="D2Coding" w:eastAsia="D2Coding"/>
+          <w:color w:val="9A3412"/>
+          <w:sz w:val="18"/>
+        </w:rPr>
+        <w:t>약 배출</w:t>
+      </w:r>
+      <w:r>
+        <w:rPr>
+          <w:rFonts w:ascii="Noto Sans CJK KR" w:hAnsi="Noto Sans CJK KR" w:eastAsia="Noto Sans CJK KR"/>
+          <w:b w:val="0"/>
+        </w:rPr>
+        <w:t xml:space="preserve"> 버튼을 다시 눌러야 한다.</w:t>
+      </w:r>
+    </w:p>
+    <w:p>
+      <w:pPr>
+        <w:pStyle w:val="ListBullet"/>
+      </w:pPr>
+      <w:r>
+        <w:rPr>
+          <w:rFonts w:ascii="Noto Sans CJK KR" w:hAnsi="Noto Sans CJK KR" w:eastAsia="Noto Sans CJK KR"/>
+          <w:b w:val="0"/>
+        </w:rPr>
+        <w:t xml:space="preserve">연속 </w:t>
+      </w:r>
+      <w:r>
+        <w:rPr>
+          <w:rFonts w:ascii="D2Coding" w:hAnsi="D2Coding" w:eastAsia="D2Coding"/>
+          <w:color w:val="9A3412"/>
+          <w:sz w:val="18"/>
+        </w:rPr>
+        <w:t>XY2</w:t>
+      </w:r>
+      <w:r>
+        <w:rPr>
+          <w:rFonts w:ascii="Noto Sans CJK KR" w:hAnsi="Noto Sans CJK KR" w:eastAsia="Noto Sans CJK KR"/>
+          <w:b w:val="0"/>
+        </w:rPr>
+        <w:t xml:space="preserve">이면 각 빈 좌표를 기록하며 같은 절차를 </w:t>
+      </w:r>
+      <w:r>
+        <w:rPr>
+          <w:rFonts w:ascii="D2Coding" w:hAnsi="D2Coding" w:eastAsia="D2Coding"/>
+          <w:color w:val="9A3412"/>
+          <w:sz w:val="18"/>
+        </w:rPr>
+        <w:t>XY1</w:t>
+      </w:r>
+      <w:r>
+        <w:rPr>
+          <w:rFonts w:ascii="Noto Sans CJK KR" w:hAnsi="Noto Sans CJK KR" w:eastAsia="Noto Sans CJK KR"/>
+          <w:b w:val="0"/>
+        </w:rPr>
+        <w:t>이 올 때까지 반복한다.</w:t>
+      </w:r>
+    </w:p>
+    <w:p>
+      <w:pPr>
+        <w:pStyle w:val="ListBullet"/>
+      </w:pPr>
+      <w:r>
+        <w:rPr>
+          <w:rFonts w:ascii="Noto Sans CJK KR" w:hAnsi="Noto Sans CJK KR" w:eastAsia="Noto Sans CJK KR"/>
+          <w:b w:val="0"/>
+        </w:rPr>
+        <w:t xml:space="preserve">최종 </w:t>
+      </w:r>
+      <w:r>
+        <w:rPr>
+          <w:rFonts w:ascii="D2Coding" w:hAnsi="D2Coding" w:eastAsia="D2Coding"/>
+          <w:color w:val="9A3412"/>
+          <w:sz w:val="18"/>
+        </w:rPr>
+        <w:t>XY1</w:t>
+      </w:r>
+      <w:r>
+        <w:rPr>
+          <w:rFonts w:ascii="Noto Sans CJK KR" w:hAnsi="Noto Sans CJK KR" w:eastAsia="Noto Sans CJK KR"/>
+          <w:b w:val="0"/>
+        </w:rPr>
+        <w:t xml:space="preserve">에서는 상태를 </w:t>
+      </w:r>
+      <w:r>
+        <w:rPr>
+          <w:rFonts w:ascii="D2Coding" w:hAnsi="D2Coding" w:eastAsia="D2Coding"/>
+          <w:color w:val="9A3412"/>
+          <w:sz w:val="18"/>
+        </w:rPr>
+        <w:t>DISPENSED</w:t>
+      </w:r>
+      <w:r>
+        <w:rPr>
+          <w:rFonts w:ascii="Noto Sans CJK KR" w:hAnsi="Noto Sans CJK KR" w:eastAsia="Noto Sans CJK KR"/>
+          <w:b w:val="0"/>
+        </w:rPr>
+        <w:t xml:space="preserve">로 종료하고 </w:t>
+      </w:r>
+      <w:r>
+        <w:rPr>
+          <w:rFonts w:ascii="D2Coding" w:hAnsi="D2Coding" w:eastAsia="D2Coding"/>
+          <w:color w:val="9A3412"/>
+          <w:sz w:val="18"/>
+        </w:rPr>
+        <w:t>error_code</w:t>
+      </w:r>
+      <w:r>
+        <w:rPr>
+          <w:rFonts w:ascii="Noto Sans CJK KR" w:hAnsi="Noto Sans CJK KR" w:eastAsia="Noto Sans CJK KR"/>
+          <w:b w:val="0"/>
+        </w:rPr>
+        <w:t>를 비운다.</w:t>
+      </w:r>
+    </w:p>
+    <w:p>
+      <w:pPr>
+        <w:pStyle w:val="ListBullet"/>
+      </w:pPr>
+      <w:r>
+        <w:rPr>
+          <w:rFonts w:ascii="Noto Sans CJK KR" w:hAnsi="Noto Sans CJK KR" w:eastAsia="Noto Sans CJK KR"/>
+          <w:b w:val="0"/>
+        </w:rPr>
+        <w:t xml:space="preserve">재시도 중 </w:t>
+      </w:r>
+      <w:r>
+        <w:rPr>
+          <w:rFonts w:ascii="D2Coding" w:hAnsi="D2Coding" w:eastAsia="D2Coding"/>
+          <w:color w:val="9A3412"/>
+          <w:sz w:val="18"/>
+        </w:rPr>
+        <w:t>XY0</w:t>
+      </w:r>
+      <w:r>
+        <w:rPr>
+          <w:rFonts w:ascii="Noto Sans CJK KR" w:hAnsi="Noto Sans CJK KR" w:eastAsia="Noto Sans CJK KR"/>
+          <w:b w:val="0"/>
+        </w:rPr>
+        <w:t>이면 기존 R=0 실패 정책을 그대로 적용한다.</w:t>
+      </w:r>
+    </w:p>
+    <w:p>
+      <w:pPr>
+        <w:pStyle w:val="ListBullet"/>
+      </w:pPr>
+      <w:r>
+        <w:rPr>
+          <w:rFonts w:ascii="Noto Sans CJK KR" w:hAnsi="Noto Sans CJK KR" w:eastAsia="Noto Sans CJK KR"/>
+          <w:b w:val="0"/>
+        </w:rPr>
+        <w:t>이미 처리한 빈 슬롯 RESULT가 재수신되면 좌표를 다시 증가시키지 않고 RESULT ACK만 재전송한다.</w:t>
+      </w:r>
+    </w:p>
+    <w:p>
+      <w:r>
+        <w:rPr>
+          <w:rFonts w:ascii="Noto Sans CJK KR" w:hAnsi="Noto Sans CJK KR" w:eastAsia="Noto Sans CJK KR"/>
+          <w:b w:val="0"/>
+        </w:rPr>
+        <w:t xml:space="preserve">마지막 좌표 </w:t>
+      </w:r>
+      <w:r>
+        <w:rPr>
+          <w:rFonts w:ascii="D2Coding" w:hAnsi="D2Coding" w:eastAsia="D2Coding"/>
+          <w:color w:val="9A3412"/>
+          <w:sz w:val="18"/>
+        </w:rPr>
+        <w:t>14</w:t>
+      </w:r>
+      <w:r>
+        <w:rPr>
+          <w:rFonts w:ascii="Noto Sans CJK KR" w:hAnsi="Noto Sans CJK KR" w:eastAsia="Noto Sans CJK KR"/>
+          <w:b w:val="0"/>
+        </w:rPr>
+        <w:t xml:space="preserve">에서 </w:t>
+      </w:r>
+      <w:r>
+        <w:rPr>
+          <w:rFonts w:ascii="D2Coding" w:hAnsi="D2Coding" w:eastAsia="D2Coding"/>
+          <w:color w:val="9A3412"/>
+          <w:sz w:val="18"/>
+        </w:rPr>
+        <w:t>142</w:t>
+      </w:r>
+      <w:r>
+        <w:rPr>
+          <w:rFonts w:ascii="Noto Sans CJK KR" w:hAnsi="Noto Sans CJK KR" w:eastAsia="Noto Sans CJK KR"/>
+          <w:b w:val="0"/>
+        </w:rPr>
+        <w:t xml:space="preserve">를 받은 경우에는 소진 안내 후 새 블리스터 초기화를 요구한다. 초기화하면 좌표를 </w:t>
+      </w:r>
+      <w:r>
+        <w:rPr>
+          <w:rFonts w:ascii="D2Coding" w:hAnsi="D2Coding" w:eastAsia="D2Coding"/>
+          <w:color w:val="9A3412"/>
+          <w:sz w:val="18"/>
+        </w:rPr>
+        <w:t>00</w:t>
+      </w:r>
+      <w:r>
+        <w:rPr>
+          <w:rFonts w:ascii="Noto Sans CJK KR" w:hAnsi="Noto Sans CJK KR" w:eastAsia="Noto Sans CJK KR"/>
+          <w:b w:val="0"/>
+        </w:rPr>
+        <w:t xml:space="preserve">으로 바꾸고 화면 전체의 약 배출 영역을 좌우 절반으로 나눈 대형 </w:t>
+      </w:r>
+      <w:r>
+        <w:rPr>
+          <w:rFonts w:ascii="D2Coding" w:hAnsi="D2Coding" w:eastAsia="D2Coding"/>
+          <w:color w:val="9A3412"/>
+          <w:sz w:val="18"/>
+        </w:rPr>
+        <w:t>수동복약</w:t>
+      </w:r>
+      <w:r>
+        <w:rPr>
+          <w:rFonts w:ascii="Noto Sans CJK KR" w:hAnsi="Noto Sans CJK KR" w:eastAsia="Noto Sans CJK KR"/>
+          <w:b w:val="0"/>
+        </w:rPr>
+        <w:t xml:space="preserve"> / </w:t>
+      </w:r>
+      <w:r>
+        <w:rPr>
+          <w:rFonts w:ascii="D2Coding" w:hAnsi="D2Coding" w:eastAsia="D2Coding"/>
+          <w:color w:val="9A3412"/>
+          <w:sz w:val="18"/>
+        </w:rPr>
+        <w:t>수동미복약</w:t>
+      </w:r>
+      <w:r>
+        <w:rPr>
+          <w:rFonts w:ascii="Noto Sans CJK KR" w:hAnsi="Noto Sans CJK KR" w:eastAsia="Noto Sans CJK KR"/>
+          <w:b w:val="0"/>
+        </w:rPr>
+        <w:t xml:space="preserve"> 버튼을 표시한다.</w:t>
+      </w:r>
+    </w:p>
+    <w:p>
+      <w:pPr>
+        <w:pStyle w:val="ListBullet"/>
+      </w:pPr>
+      <w:r>
+        <w:rPr>
+          <w:rFonts w:ascii="D2Coding" w:hAnsi="D2Coding" w:eastAsia="D2Coding"/>
+          <w:color w:val="9A3412"/>
+          <w:sz w:val="18"/>
+        </w:rPr>
+        <w:t>수동복약</w:t>
+      </w:r>
+      <w:r>
+        <w:rPr>
+          <w:rFonts w:ascii="Noto Sans CJK KR" w:hAnsi="Noto Sans CJK KR" w:eastAsia="Noto Sans CJK KR"/>
+          <w:b w:val="0"/>
+        </w:rPr>
+        <w:t xml:space="preserve">: 새 블리스터의 00번 약을 직접 복용한 것으로 기록하고 </w:t>
+      </w:r>
+      <w:r>
+        <w:rPr>
+          <w:rFonts w:ascii="D2Coding" w:hAnsi="D2Coding" w:eastAsia="D2Coding"/>
+          <w:color w:val="9A3412"/>
+          <w:sz w:val="18"/>
+        </w:rPr>
+        <w:t>MANUALLY_COMPLETED</w:t>
+      </w:r>
+      <w:r>
+        <w:rPr>
+          <w:rFonts w:ascii="Noto Sans CJK KR" w:hAnsi="Noto Sans CJK KR" w:eastAsia="Noto Sans CJK KR"/>
+          <w:b w:val="0"/>
+        </w:rPr>
+        <w:t xml:space="preserve">, 좌표 </w:t>
+      </w:r>
+      <w:r>
+        <w:rPr>
+          <w:rFonts w:ascii="D2Coding" w:hAnsi="D2Coding" w:eastAsia="D2Coding"/>
+          <w:color w:val="9A3412"/>
+          <w:sz w:val="18"/>
+        </w:rPr>
+        <w:t>01</w:t>
+      </w:r>
+      <w:r>
+        <w:rPr>
+          <w:rFonts w:ascii="Noto Sans CJK KR" w:hAnsi="Noto Sans CJK KR" w:eastAsia="Noto Sans CJK KR"/>
+          <w:b w:val="0"/>
+        </w:rPr>
+        <w:t>로 종료한다.</w:t>
+      </w:r>
+    </w:p>
+    <w:p>
+      <w:pPr>
+        <w:pStyle w:val="ListBullet"/>
+      </w:pPr>
+      <w:r>
+        <w:rPr>
+          <w:rFonts w:ascii="D2Coding" w:hAnsi="D2Coding" w:eastAsia="D2Coding"/>
+          <w:color w:val="9A3412"/>
+          <w:sz w:val="18"/>
+        </w:rPr>
+        <w:t>수동미복약</w:t>
+      </w:r>
+      <w:r>
+        <w:rPr>
+          <w:rFonts w:ascii="Noto Sans CJK KR" w:hAnsi="Noto Sans CJK KR" w:eastAsia="Noto Sans CJK KR"/>
+          <w:b w:val="0"/>
+        </w:rPr>
+        <w:t>: 실패로 종료하지 않고 새 요청번호와 남은 허용시간으로 좌표 00의 MOVE를 보내 동일 복약을 계속한다. WAIT 후 기존 약 배출 버튼을 표시한다.</w:t>
+      </w:r>
+    </w:p>
+    <w:p>
+      <w:pPr>
+        <w:pStyle w:val="ListBullet"/>
+      </w:pPr>
+      <w:r>
+        <w:rPr>
+          <w:rFonts w:ascii="Noto Sans CJK KR" w:hAnsi="Noto Sans CJK KR" w:eastAsia="Noto Sans CJK KR"/>
+          <w:b w:val="0"/>
+        </w:rPr>
+        <w:t xml:space="preserve">블리스터 교체 중 허용시간이 끝났다면 </w:t>
+      </w:r>
+      <w:r>
+        <w:rPr>
+          <w:rFonts w:ascii="D2Coding" w:hAnsi="D2Coding" w:eastAsia="D2Coding"/>
+          <w:color w:val="9A3412"/>
+          <w:sz w:val="18"/>
+        </w:rPr>
+        <w:t>수동미복약</w:t>
+      </w:r>
+      <w:r>
+        <w:rPr>
+          <w:rFonts w:ascii="Noto Sans CJK KR" w:hAnsi="Noto Sans CJK KR" w:eastAsia="Noto Sans CJK KR"/>
+          <w:b w:val="0"/>
+        </w:rPr>
+        <w:t xml:space="preserve"> 선택 시 새 MOVE를 보내지 않고 </w:t>
+      </w:r>
+      <w:r>
+        <w:rPr>
+          <w:rFonts w:ascii="D2Coding" w:hAnsi="D2Coding" w:eastAsia="D2Coding"/>
+          <w:color w:val="9A3412"/>
+          <w:sz w:val="18"/>
+        </w:rPr>
+        <w:t>MISSED / DOSE_WINDOW_EXPIRED</w:t>
+      </w:r>
+      <w:r>
+        <w:rPr>
+          <w:rFonts w:ascii="Noto Sans CJK KR" w:hAnsi="Noto Sans CJK KR" w:eastAsia="Noto Sans CJK KR"/>
+          <w:b w:val="0"/>
+        </w:rPr>
+        <w:t>로 종료하며 좌표 00을 유지한다.</w:t>
+      </w:r>
+    </w:p>
+    <w:p>
+      <w:pPr>
         <w:pStyle w:val="Heading2"/>
       </w:pPr>
       <w:r>
@@ -11076,6 +11857,41 @@
           <w:b w:val="0"/>
         </w:rPr>
         <w:t>MOVE와 DISPENSE는 각각 새로운 요청번호를 사용한다.</w:t>
+      </w:r>
+    </w:p>
+    <w:p>
+      <w:pPr>
+        <w:pStyle w:val="ListBullet"/>
+      </w:pPr>
+      <w:r>
+        <w:rPr>
+          <w:rFonts w:ascii="D2Coding" w:hAnsi="D2Coding" w:eastAsia="D2Coding"/>
+          <w:color w:val="9A3412"/>
+          <w:sz w:val="18"/>
+        </w:rPr>
+        <w:t>XY2</w:t>
+      </w:r>
+      <w:r>
+        <w:rPr>
+          <w:rFonts w:ascii="Noto Sans CJK KR" w:hAnsi="Noto Sans CJK KR" w:eastAsia="Noto Sans CJK KR"/>
+          <w:b w:val="0"/>
+        </w:rPr>
+        <w:t xml:space="preserve"> 후 다음 좌표 MOVE와 새 블리스터 </w:t>
+      </w:r>
+      <w:r>
+        <w:rPr>
+          <w:rFonts w:ascii="D2Coding" w:hAnsi="D2Coding" w:eastAsia="D2Coding"/>
+          <w:color w:val="9A3412"/>
+          <w:sz w:val="18"/>
+        </w:rPr>
+        <w:t>수동미복약</w:t>
+      </w:r>
+      <w:r>
+        <w:rPr>
+          <w:rFonts w:ascii="Noto Sans CJK KR" w:hAnsi="Noto Sans CJK KR" w:eastAsia="Noto Sans CJK KR"/>
+          <w:b w:val="0"/>
+        </w:rPr>
+        <w:t xml:space="preserve"> 재개 MOVE도 각각 새로운 요청번호를 사용한다.</w:t>
       </w:r>
     </w:p>
     <w:p>
@@ -11256,7 +12072,7 @@
                 <w:b w:val="0"/>
                 <w:sz w:val="17"/>
               </w:rPr>
-              <w:t>예약 도달과 좌표 배정 후</w:t>
+              <w:t>예약 도달과 좌표 배정 후, 또는 빈 슬롯 후 재이동</w:t>
             </w:r>
           </w:p>
         </w:tc>
@@ -11410,6 +12226,75 @@
       <w:pPr>
         <w:spacing w:after="0"/>
       </w:pPr>
+    </w:p>
+    <w:p>
+      <w:r>
+        <w:rPr>
+          <w:rFonts w:ascii="Noto Sans CJK KR" w:hAnsi="Noto Sans CJK KR" w:eastAsia="Noto Sans CJK KR"/>
+          <w:b w:val="0"/>
+        </w:rPr>
+        <w:t xml:space="preserve">최초 MOVE의 </w:t>
+      </w:r>
+      <w:r>
+        <w:rPr>
+          <w:rFonts w:ascii="D2Coding" w:hAnsi="D2Coding" w:eastAsia="D2Coding"/>
+          <w:color w:val="9A3412"/>
+          <w:sz w:val="18"/>
+        </w:rPr>
+        <w:t>TTTTTT</w:t>
+      </w:r>
+      <w:r>
+        <w:rPr>
+          <w:rFonts w:ascii="Noto Sans CJK KR" w:hAnsi="Noto Sans CJK KR" w:eastAsia="Noto Sans CJK KR"/>
+          <w:b w:val="0"/>
+        </w:rPr>
+        <w:t xml:space="preserve">는 일정의 설정 허용시간이다. </w:t>
+      </w:r>
+      <w:r>
+        <w:rPr>
+          <w:rFonts w:ascii="D2Coding" w:hAnsi="D2Coding" w:eastAsia="D2Coding"/>
+          <w:color w:val="9A3412"/>
+          <w:sz w:val="18"/>
+        </w:rPr>
+        <w:t>XY2</w:t>
+      </w:r>
+      <w:r>
+        <w:rPr>
+          <w:rFonts w:ascii="Noto Sans CJK KR" w:hAnsi="Noto Sans CJK KR" w:eastAsia="Noto Sans CJK KR"/>
+          <w:b w:val="0"/>
+        </w:rPr>
+        <w:t xml:space="preserve"> 후 다음 좌표로 이동하거나 새 블리스터에서 </w:t>
+      </w:r>
+      <w:r>
+        <w:rPr>
+          <w:rFonts w:ascii="D2Coding" w:hAnsi="D2Coding" w:eastAsia="D2Coding"/>
+          <w:color w:val="9A3412"/>
+          <w:sz w:val="18"/>
+        </w:rPr>
+        <w:t>수동미복약</w:t>
+      </w:r>
+      <w:r>
+        <w:rPr>
+          <w:rFonts w:ascii="Noto Sans CJK KR" w:hAnsi="Noto Sans CJK KR" w:eastAsia="Noto Sans CJK KR"/>
+          <w:b w:val="0"/>
+        </w:rPr>
+        <w:t xml:space="preserve">으로 재개할 때는 예약 시각과 허용시간으로 계산한 현재 남은 초를 별도 </w:t>
+      </w:r>
+      <w:r>
+        <w:rPr>
+          <w:rFonts w:ascii="D2Coding" w:hAnsi="D2Coding" w:eastAsia="D2Coding"/>
+          <w:color w:val="9A3412"/>
+          <w:sz w:val="18"/>
+        </w:rPr>
+        <w:t>move_allowed_seconds</w:t>
+      </w:r>
+      <w:r>
+        <w:rPr>
+          <w:rFonts w:ascii="Noto Sans CJK KR" w:hAnsi="Noto Sans CJK KR" w:eastAsia="Noto Sans CJK KR"/>
+          <w:b w:val="0"/>
+        </w:rPr>
+        <w:t>에 저장한다. 같은 MOVE 요청번호를 재전송할 때는 시간이 흘러도 저장된 값을 바꾸지 않는다.</w:t>
+      </w:r>
     </w:p>
     <w:p>
       <w:pPr>
@@ -11817,7 +12702,7 @@
                 <w:b w:val="0"/>
                 <w:sz w:val="17"/>
               </w:rPr>
-              <w:t>요청번호와 실제 XY 일치</w:t>
+              <w:t>요청번호와 실제 XY 및 결과코드 0·1·2 일치</w:t>
             </w:r>
           </w:p>
         </w:tc>
@@ -11837,7 +12722,7 @@
                 <w:b w:val="0"/>
                 <w:sz w:val="17"/>
               </w:rPr>
-              <w:t>성공 또는 실패 종료 처리</w:t>
+              <w:t>성공·실패 종료 또는 빈 슬롯 다음 좌표 재이동</w:t>
             </w:r>
           </w:p>
         </w:tc>
@@ -12054,7 +12939,7 @@
           <w:rFonts w:ascii="Noto Sans CJK KR" w:hAnsi="Noto Sans CJK KR" w:eastAsia="Noto Sans CJK KR"/>
           <w:b w:val="0"/>
         </w:rPr>
-        <w:t xml:space="preserve">알 수 없는 프레임은 상태를 변경하지 않고 </w:t>
+        <w:t xml:space="preserve">RESULT의 R은 </w:t>
       </w:r>
       <w:r>
         <w:rPr>
@@ -12062,14 +12947,44 @@
           <w:color w:val="9A3412"/>
           <w:sz w:val="18"/>
         </w:rPr>
-        <w:t>last_error</w:t>
+        <w:t>0</w:t>
       </w:r>
       <w:r>
         <w:rPr>
           <w:rFonts w:ascii="Noto Sans CJK KR" w:hAnsi="Noto Sans CJK KR" w:eastAsia="Noto Sans CJK KR"/>
           <w:b w:val="0"/>
         </w:rPr>
-        <w:t>와 journal에 남긴다.</w:t>
+        <w:t xml:space="preserve">, </w:t>
+      </w:r>
+      <w:r>
+        <w:rPr>
+          <w:rFonts w:ascii="D2Coding" w:hAnsi="D2Coding" w:eastAsia="D2Coding"/>
+          <w:color w:val="9A3412"/>
+          <w:sz w:val="18"/>
+        </w:rPr>
+        <w:t>1</w:t>
+      </w:r>
+      <w:r>
+        <w:rPr>
+          <w:rFonts w:ascii="Noto Sans CJK KR" w:hAnsi="Noto Sans CJK KR" w:eastAsia="Noto Sans CJK KR"/>
+          <w:b w:val="0"/>
+        </w:rPr>
+        <w:t xml:space="preserve">, </w:t>
+      </w:r>
+      <w:r>
+        <w:rPr>
+          <w:rFonts w:ascii="D2Coding" w:hAnsi="D2Coding" w:eastAsia="D2Coding"/>
+          <w:color w:val="9A3412"/>
+          <w:sz w:val="18"/>
+        </w:rPr>
+        <w:t>2</w:t>
+      </w:r>
+      <w:r>
+        <w:rPr>
+          <w:rFonts w:ascii="Noto Sans CJK KR" w:hAnsi="Noto Sans CJK KR" w:eastAsia="Noto Sans CJK KR"/>
+          <w:b w:val="0"/>
+        </w:rPr>
+        <w:t>만 허용한다.</w:t>
       </w:r>
     </w:p>
     <w:p>
@@ -12081,6 +12996,33 @@
           <w:rFonts w:ascii="Noto Sans CJK KR" w:hAnsi="Noto Sans CJK KR" w:eastAsia="Noto Sans CJK KR"/>
           <w:b w:val="0"/>
         </w:rPr>
+        <w:t xml:space="preserve">알 수 없는 프레임은 상태를 변경하지 않고 </w:t>
+      </w:r>
+      <w:r>
+        <w:rPr>
+          <w:rFonts w:ascii="D2Coding" w:hAnsi="D2Coding" w:eastAsia="D2Coding"/>
+          <w:color w:val="9A3412"/>
+          <w:sz w:val="18"/>
+        </w:rPr>
+        <w:t>last_error</w:t>
+      </w:r>
+      <w:r>
+        <w:rPr>
+          <w:rFonts w:ascii="Noto Sans CJK KR" w:hAnsi="Noto Sans CJK KR" w:eastAsia="Noto Sans CJK KR"/>
+          <w:b w:val="0"/>
+        </w:rPr>
+        <w:t>와 journal에 남긴다.</w:t>
+      </w:r>
+    </w:p>
+    <w:p>
+      <w:pPr>
+        <w:pStyle w:val="ListBullet"/>
+      </w:pPr>
+      <w:r>
+        <w:rPr>
+          <w:rFonts w:ascii="Noto Sans CJK KR" w:hAnsi="Noto Sans CJK KR" w:eastAsia="Noto Sans CJK KR"/>
+          <w:b w:val="0"/>
+        </w:rPr>
         <w:t xml:space="preserve">결과 좌표가 기대 좌표와 다르면 RESULT를 무시하고 일정은 </w:t>
       </w:r>
       <w:r>
@@ -12145,6 +13087,48 @@
           <w:b w:val="0"/>
         </w:rPr>
         <w:t>완료된 요청의 RESULT가 다시 오면 DB와 좌표를 다시 변경하지 않고 RESULT ACK만 다시 보낸다.</w:t>
+      </w:r>
+    </w:p>
+    <w:p>
+      <w:pPr>
+        <w:pStyle w:val="ListBullet"/>
+      </w:pPr>
+      <w:r>
+        <w:rPr>
+          <w:rFonts w:ascii="Noto Sans CJK KR" w:hAnsi="Noto Sans CJK KR" w:eastAsia="Noto Sans CJK KR"/>
+          <w:b w:val="0"/>
+        </w:rPr>
+        <w:t xml:space="preserve">다음 좌표로 진행한 뒤 이전 </w:t>
+      </w:r>
+      <w:r>
+        <w:rPr>
+          <w:rFonts w:ascii="D2Coding" w:hAnsi="D2Coding" w:eastAsia="D2Coding"/>
+          <w:color w:val="9A3412"/>
+          <w:sz w:val="18"/>
+        </w:rPr>
+        <w:t>XY2</w:t>
+      </w:r>
+      <w:r>
+        <w:rPr>
+          <w:rFonts w:ascii="Noto Sans CJK KR" w:hAnsi="Noto Sans CJK KR" w:eastAsia="Noto Sans CJK KR"/>
+          <w:b w:val="0"/>
+        </w:rPr>
+        <w:t xml:space="preserve"> RESULT가 다시 와도 </w:t>
+      </w:r>
+      <w:r>
+        <w:rPr>
+          <w:rFonts w:ascii="D2Coding" w:hAnsi="D2Coding" w:eastAsia="D2Coding"/>
+          <w:color w:val="9A3412"/>
+          <w:sz w:val="18"/>
+        </w:rPr>
+        <w:t>event_log</w:t>
+      </w:r>
+      <w:r>
+        <w:rPr>
+          <w:rFonts w:ascii="Noto Sans CJK KR" w:hAnsi="Noto Sans CJK KR" w:eastAsia="Noto Sans CJK KR"/>
+          <w:b w:val="0"/>
+        </w:rPr>
+        <w:t>의 처리 요청번호를 확인하여 ACK만 다시 보낸다.</w:t>
       </w:r>
     </w:p>
     <w:p>
@@ -12858,7 +13842,22 @@
           <w:rFonts w:ascii="Noto Sans CJK KR" w:hAnsi="Noto Sans CJK KR" w:eastAsia="Noto Sans CJK KR"/>
           <w:b w:val="0"/>
         </w:rPr>
-        <w:t>에서만 자동으로 한 칸 증가한다.</w:t>
+        <w:t xml:space="preserve">와 빈 슬롯 결과 </w:t>
+      </w:r>
+      <w:r>
+        <w:rPr>
+          <w:rFonts w:ascii="D2Coding" w:hAnsi="D2Coding" w:eastAsia="D2Coding"/>
+          <w:color w:val="9A3412"/>
+          <w:sz w:val="18"/>
+        </w:rPr>
+        <w:t>R=2</w:t>
+      </w:r>
+      <w:r>
+        <w:rPr>
+          <w:rFonts w:ascii="Noto Sans CJK KR" w:hAnsi="Noto Sans CJK KR" w:eastAsia="Noto Sans CJK KR"/>
+          <w:b w:val="0"/>
+        </w:rPr>
+        <w:t>에서 자동으로 한 칸 증가한다.</w:t>
       </w:r>
     </w:p>
     <w:p>
@@ -12894,18 +13893,25 @@
       </w:pPr>
       <w:r>
         <w:rPr>
+          <w:rFonts w:ascii="Noto Sans CJK KR" w:hAnsi="Noto Sans CJK KR" w:eastAsia="Noto Sans CJK KR"/>
+          <w:b w:val="0"/>
+        </w:rPr>
+        <w:t xml:space="preserve">마지막 빈 슬롯 교체 후 </w:t>
+      </w:r>
+      <w:r>
+        <w:rPr>
           <w:rFonts w:ascii="D2Coding" w:hAnsi="D2Coding" w:eastAsia="D2Coding"/>
           <w:color w:val="9A3412"/>
           <w:sz w:val="18"/>
         </w:rPr>
-        <w:t>FAILED</w:t>
+        <w:t>수동복약</w:t>
       </w:r>
       <w:r>
         <w:rPr>
           <w:rFonts w:ascii="Noto Sans CJK KR" w:hAnsi="Noto Sans CJK KR" w:eastAsia="Noto Sans CJK KR"/>
           <w:b w:val="0"/>
         </w:rPr>
-        <w:t xml:space="preserve">, </w:t>
+        <w:t xml:space="preserve">에서도 새 블리스터 좌표가 </w:t>
       </w:r>
       <w:r>
         <w:rPr>
@@ -12913,29 +13919,14 @@
           <w:color w:val="9A3412"/>
           <w:sz w:val="18"/>
         </w:rPr>
-        <w:t>MISSED</w:t>
+        <w:t>00→01</w:t>
       </w:r>
       <w:r>
         <w:rPr>
           <w:rFonts w:ascii="Noto Sans CJK KR" w:hAnsi="Noto Sans CJK KR" w:eastAsia="Noto Sans CJK KR"/>
           <w:b w:val="0"/>
         </w:rPr>
-        <w:t xml:space="preserve">, </w:t>
-      </w:r>
-      <w:r>
-        <w:rPr>
-          <w:rFonts w:ascii="D2Coding" w:hAnsi="D2Coding" w:eastAsia="D2Coding"/>
-          <w:color w:val="9A3412"/>
-          <w:sz w:val="18"/>
-        </w:rPr>
-        <w:t>COMM_ERROR</w:t>
-      </w:r>
-      <w:r>
-        <w:rPr>
-          <w:rFonts w:ascii="Noto Sans CJK KR" w:hAnsi="Noto Sans CJK KR" w:eastAsia="Noto Sans CJK KR"/>
-          <w:b w:val="0"/>
-        </w:rPr>
-        <w:t>는 현재 좌표를 유지한다.</w:t>
+        <w:t>로 증가한다.</w:t>
       </w:r>
     </w:p>
     <w:p>
@@ -12944,10 +13935,63 @@
       </w:pPr>
       <w:r>
         <w:rPr>
+          <w:rFonts w:ascii="D2Coding" w:hAnsi="D2Coding" w:eastAsia="D2Coding"/>
+          <w:color w:val="9A3412"/>
+          <w:sz w:val="18"/>
+        </w:rPr>
+        <w:t>R=0</w:t>
+      </w:r>
+      <w:r>
+        <w:rPr>
           <w:rFonts w:ascii="Noto Sans CJK KR" w:hAnsi="Noto Sans CJK KR" w:eastAsia="Noto Sans CJK KR"/>
           <w:b w:val="0"/>
         </w:rPr>
-        <w:t>좌표 증가와 일정 완료 상태 변경은 하나의 SQLite 트랜잭션으로 처리한다.</w:t>
+        <w:t xml:space="preserve">의 </w:t>
+      </w:r>
+      <w:r>
+        <w:rPr>
+          <w:rFonts w:ascii="D2Coding" w:hAnsi="D2Coding" w:eastAsia="D2Coding"/>
+          <w:color w:val="9A3412"/>
+          <w:sz w:val="18"/>
+        </w:rPr>
+        <w:t>FAILED</w:t>
+      </w:r>
+      <w:r>
+        <w:rPr>
+          <w:rFonts w:ascii="Noto Sans CJK KR" w:hAnsi="Noto Sans CJK KR" w:eastAsia="Noto Sans CJK KR"/>
+          <w:b w:val="0"/>
+        </w:rPr>
+        <w:t xml:space="preserve">, </w:t>
+      </w:r>
+      <w:r>
+        <w:rPr>
+          <w:rFonts w:ascii="D2Coding" w:hAnsi="D2Coding" w:eastAsia="D2Coding"/>
+          <w:color w:val="9A3412"/>
+          <w:sz w:val="18"/>
+        </w:rPr>
+        <w:t>MISSED</w:t>
+      </w:r>
+      <w:r>
+        <w:rPr>
+          <w:rFonts w:ascii="Noto Sans CJK KR" w:hAnsi="Noto Sans CJK KR" w:eastAsia="Noto Sans CJK KR"/>
+          <w:b w:val="0"/>
+        </w:rPr>
+        <w:t xml:space="preserve">, </w:t>
+      </w:r>
+      <w:r>
+        <w:rPr>
+          <w:rFonts w:ascii="D2Coding" w:hAnsi="D2Coding" w:eastAsia="D2Coding"/>
+          <w:color w:val="9A3412"/>
+          <w:sz w:val="18"/>
+        </w:rPr>
+        <w:t>COMM_ERROR</w:t>
+      </w:r>
+      <w:r>
+        <w:rPr>
+          <w:rFonts w:ascii="Noto Sans CJK KR" w:hAnsi="Noto Sans CJK KR" w:eastAsia="Noto Sans CJK KR"/>
+          <w:b w:val="0"/>
+        </w:rPr>
+        <w:t>는 현재 좌표를 유지한다.</w:t>
       </w:r>
     </w:p>
     <w:p>
@@ -12959,6 +14003,18 @@
           <w:rFonts w:ascii="Noto Sans CJK KR" w:hAnsi="Noto Sans CJK KR" w:eastAsia="Noto Sans CJK KR"/>
           <w:b w:val="0"/>
         </w:rPr>
+        <w:t>좌표 증가와 일정 완료 상태 변경은 하나의 SQLite 트랜잭션으로 처리한다.</w:t>
+      </w:r>
+    </w:p>
+    <w:p>
+      <w:pPr>
+        <w:pStyle w:val="ListBullet"/>
+      </w:pPr>
+      <w:r>
+        <w:rPr>
+          <w:rFonts w:ascii="Noto Sans CJK KR" w:hAnsi="Noto Sans CJK KR" w:eastAsia="Noto Sans CJK KR"/>
+          <w:b w:val="0"/>
+        </w:rPr>
         <w:t xml:space="preserve">마지막 좌표 </w:t>
       </w:r>
       <w:r>
@@ -13134,6 +14190,90 @@
     </w:p>
     <w:p>
       <w:pPr>
+        <w:pStyle w:val="ListBullet"/>
+      </w:pPr>
+      <w:r>
+        <w:rPr>
+          <w:rFonts w:ascii="Noto Sans CJK KR" w:hAnsi="Noto Sans CJK KR" w:eastAsia="Noto Sans CJK KR"/>
+          <w:b w:val="0"/>
+        </w:rPr>
+        <w:t xml:space="preserve">마지막 슬롯의 </w:t>
+      </w:r>
+      <w:r>
+        <w:rPr>
+          <w:rFonts w:ascii="D2Coding" w:hAnsi="D2Coding" w:eastAsia="D2Coding"/>
+          <w:color w:val="9A3412"/>
+          <w:sz w:val="18"/>
+        </w:rPr>
+        <w:t>R=2</w:t>
+      </w:r>
+      <w:r>
+        <w:rPr>
+          <w:rFonts w:ascii="Noto Sans CJK KR" w:hAnsi="Noto Sans CJK KR" w:eastAsia="Noto Sans CJK KR"/>
+          <w:b w:val="0"/>
+        </w:rPr>
+        <w:t xml:space="preserve">로 교체한 경우 초기화 직후 </w:t>
+      </w:r>
+      <w:r>
+        <w:rPr>
+          <w:rFonts w:ascii="D2Coding" w:hAnsi="D2Coding" w:eastAsia="D2Coding"/>
+          <w:color w:val="9A3412"/>
+          <w:sz w:val="18"/>
+        </w:rPr>
+        <w:t>수동복약</w:t>
+      </w:r>
+      <w:r>
+        <w:rPr>
+          <w:rFonts w:ascii="Noto Sans CJK KR" w:hAnsi="Noto Sans CJK KR" w:eastAsia="Noto Sans CJK KR"/>
+          <w:b w:val="0"/>
+        </w:rPr>
+        <w:t xml:space="preserve"> 또는 </w:t>
+      </w:r>
+      <w:r>
+        <w:rPr>
+          <w:rFonts w:ascii="D2Coding" w:hAnsi="D2Coding" w:eastAsia="D2Coding"/>
+          <w:color w:val="9A3412"/>
+          <w:sz w:val="18"/>
+        </w:rPr>
+        <w:t>수동미복약</w:t>
+      </w:r>
+      <w:r>
+        <w:rPr>
+          <w:rFonts w:ascii="Noto Sans CJK KR" w:hAnsi="Noto Sans CJK KR" w:eastAsia="Noto Sans CJK KR"/>
+          <w:b w:val="0"/>
+        </w:rPr>
+        <w:t xml:space="preserve"> 선택을 완료할 때까지 다음 예약을 차단한다.</w:t>
+      </w:r>
+    </w:p>
+    <w:p>
+      <w:pPr>
+        <w:pStyle w:val="ListBullet"/>
+      </w:pPr>
+      <w:r>
+        <w:rPr>
+          <w:rFonts w:ascii="Noto Sans CJK KR" w:hAnsi="Noto Sans CJK KR" w:eastAsia="Noto Sans CJK KR"/>
+          <w:b w:val="0"/>
+        </w:rPr>
+        <w:t xml:space="preserve">이때 </w:t>
+      </w:r>
+      <w:r>
+        <w:rPr>
+          <w:rFonts w:ascii="D2Coding" w:hAnsi="D2Coding" w:eastAsia="D2Coding"/>
+          <w:color w:val="9A3412"/>
+          <w:sz w:val="18"/>
+        </w:rPr>
+        <w:t>수동미복약</w:t>
+      </w:r>
+      <w:r>
+        <w:rPr>
+          <w:rFonts w:ascii="Noto Sans CJK KR" w:hAnsi="Noto Sans CJK KR" w:eastAsia="Noto Sans CJK KR"/>
+          <w:b w:val="0"/>
+        </w:rPr>
+        <w:t>은 좌표 00에서 동일 복약의 MOVE 흐름을 재개한다.</w:t>
+      </w:r>
+    </w:p>
+    <w:p>
+      <w:pPr>
         <w:pStyle w:val="Heading2"/>
       </w:pPr>
       <w:r>
@@ -13251,7 +14391,7 @@
           <w:color w:val="9A3412"/>
           <w:sz w:val="18"/>
         </w:rPr>
-        <w:t>PRAGMA user_version = 4</w:t>
+        <w:t>PRAGMA user_version = 5</w:t>
       </w:r>
       <w:r>
         <w:rPr>
@@ -14018,6 +15158,22 @@
                 <w:color w:val="9A3412"/>
                 <w:sz w:val="17"/>
               </w:rPr>
+              <w:t>move_allowed_seconds</w:t>
+            </w:r>
+            <w:r>
+              <w:rPr>
+                <w:rFonts w:ascii="Noto Sans CJK KR" w:hAnsi="Noto Sans CJK KR" w:eastAsia="Noto Sans CJK KR"/>
+                <w:b w:val="0"/>
+                <w:sz w:val="17"/>
+              </w:rPr>
+              <w:t xml:space="preserve">, </w:t>
+            </w:r>
+            <w:r>
+              <w:rPr>
+                <w:rFonts w:ascii="D2Coding" w:hAnsi="D2Coding" w:eastAsia="D2Coding"/>
+                <w:color w:val="9A3412"/>
+                <w:sz w:val="17"/>
+              </w:rPr>
               <w:t>move_sent_at</w:t>
             </w:r>
             <w:r>
@@ -14294,7 +15450,7 @@
           <w:rFonts w:ascii="Noto Sans CJK KR" w:hAnsi="Noto Sans CJK KR" w:eastAsia="Noto Sans CJK KR"/>
           <w:b w:val="0"/>
         </w:rPr>
-        <w:t>레거시 DB는 시작 시 현재 v4 구조로 마이그레이션하며 기존 일정을 보존한다.</w:t>
+        <w:t>레거시 DB는 시작 시 현재 v5 구조로 마이그레이션하며 기존 일정을 보존한다.</w:t>
       </w:r>
     </w:p>
     <w:p>
@@ -14762,7 +15918,7 @@
                 <w:b w:val="0"/>
                 <w:sz w:val="17"/>
               </w:rPr>
-              <w:t>MISSED</w:t>
+              <w:t>EMPTY_BLISTER_SLOT</w:t>
             </w:r>
           </w:p>
         </w:tc>
@@ -14782,7 +15938,7 @@
                 <w:b w:val="0"/>
                 <w:sz w:val="17"/>
               </w:rPr>
-              <w:t>허용시간 종료</w:t>
+              <w:t>R=2 좌표·요청번호 기록</w:t>
             </w:r>
           </w:p>
         </w:tc>
@@ -14804,7 +15960,7 @@
                 <w:b w:val="0"/>
                 <w:sz w:val="17"/>
               </w:rPr>
-              <w:t>COMM_ERROR</w:t>
+              <w:t>EMPTY_BLISTER_MANUAL_TAKEN</w:t>
             </w:r>
           </w:p>
         </w:tc>
@@ -14824,7 +15980,7 @@
                 <w:b w:val="0"/>
                 <w:sz w:val="17"/>
               </w:rPr>
-              <w:t>통신 단계 오류</w:t>
+              <w:t>새 블리스터에서 수동복약 선택</w:t>
             </w:r>
           </w:p>
         </w:tc>
@@ -14846,7 +16002,7 @@
                 <w:b w:val="0"/>
                 <w:sz w:val="17"/>
               </w:rPr>
-              <w:t>RESULT_ACKNOWLEDGED</w:t>
+              <w:t>EMPTY_BLISTER_MANUAL_NOT_TAKEN</w:t>
             </w:r>
           </w:p>
         </w:tc>
@@ -14866,7 +16022,7 @@
                 <w:b w:val="0"/>
                 <w:sz w:val="17"/>
               </w:rPr>
-              <w:t>사용자가 실패 화면 확인</w:t>
+              <w:t>새 블리스터에서 수동미복약 선택, MOVE 재개</w:t>
             </w:r>
           </w:p>
         </w:tc>
@@ -14888,7 +16044,7 @@
                 <w:b w:val="0"/>
                 <w:sz w:val="17"/>
               </w:rPr>
-              <w:t>BLISTER_RESET</w:t>
+              <w:t>MISSED</w:t>
             </w:r>
           </w:p>
         </w:tc>
@@ -14908,7 +16064,7 @@
                 <w:b w:val="0"/>
                 <w:sz w:val="17"/>
               </w:rPr>
-              <w:t>새 블리스터 초기화</w:t>
+              <w:t>허용시간 종료</w:t>
             </w:r>
           </w:p>
         </w:tc>
@@ -14930,6 +16086,132 @@
                 <w:b w:val="0"/>
                 <w:sz w:val="17"/>
               </w:rPr>
+              <w:t>COMM_ERROR</w:t>
+            </w:r>
+          </w:p>
+        </w:tc>
+        <w:tc>
+          <w:tcPr>
+            <w:tcW w:type="dxa" w:w="5100"/>
+            <w:vAlign w:val="center"/>
+            <w:shd w:fill="EAF4FA"/>
+          </w:tcPr>
+          <w:p>
+            <w:pPr>
+              <w:spacing w:after="0"/>
+            </w:pPr>
+            <w:r>
+              <w:rPr>
+                <w:rFonts w:ascii="Noto Sans CJK KR" w:hAnsi="Noto Sans CJK KR" w:eastAsia="Noto Sans CJK KR"/>
+                <w:b w:val="0"/>
+                <w:sz w:val="17"/>
+              </w:rPr>
+              <w:t>통신 단계 오류</w:t>
+            </w:r>
+          </w:p>
+        </w:tc>
+      </w:tr>
+      <w:tr>
+        <w:tc>
+          <w:tcPr>
+            <w:tcW w:type="dxa" w:w="5100"/>
+            <w:vAlign w:val="center"/>
+            <w:shd w:fill="FFFFFF"/>
+          </w:tcPr>
+          <w:p>
+            <w:pPr>
+              <w:spacing w:after="0"/>
+            </w:pPr>
+            <w:r>
+              <w:rPr>
+                <w:rFonts w:ascii="Noto Sans CJK KR" w:hAnsi="Noto Sans CJK KR" w:eastAsia="Noto Sans CJK KR"/>
+                <w:b w:val="0"/>
+                <w:sz w:val="17"/>
+              </w:rPr>
+              <w:t>RESULT_ACKNOWLEDGED</w:t>
+            </w:r>
+          </w:p>
+        </w:tc>
+        <w:tc>
+          <w:tcPr>
+            <w:tcW w:type="dxa" w:w="5100"/>
+            <w:vAlign w:val="center"/>
+            <w:shd w:fill="FFFFFF"/>
+          </w:tcPr>
+          <w:p>
+            <w:pPr>
+              <w:spacing w:after="0"/>
+            </w:pPr>
+            <w:r>
+              <w:rPr>
+                <w:rFonts w:ascii="Noto Sans CJK KR" w:hAnsi="Noto Sans CJK KR" w:eastAsia="Noto Sans CJK KR"/>
+                <w:b w:val="0"/>
+                <w:sz w:val="17"/>
+              </w:rPr>
+              <w:t>사용자가 실패 화면 확인</w:t>
+            </w:r>
+          </w:p>
+        </w:tc>
+      </w:tr>
+      <w:tr>
+        <w:tc>
+          <w:tcPr>
+            <w:tcW w:type="dxa" w:w="5100"/>
+            <w:vAlign w:val="center"/>
+            <w:shd w:fill="EAF4FA"/>
+          </w:tcPr>
+          <w:p>
+            <w:pPr>
+              <w:spacing w:after="0"/>
+            </w:pPr>
+            <w:r>
+              <w:rPr>
+                <w:rFonts w:ascii="Noto Sans CJK KR" w:hAnsi="Noto Sans CJK KR" w:eastAsia="Noto Sans CJK KR"/>
+                <w:b w:val="0"/>
+                <w:sz w:val="17"/>
+              </w:rPr>
+              <w:t>BLISTER_RESET</w:t>
+            </w:r>
+          </w:p>
+        </w:tc>
+        <w:tc>
+          <w:tcPr>
+            <w:tcW w:type="dxa" w:w="5100"/>
+            <w:vAlign w:val="center"/>
+            <w:shd w:fill="EAF4FA"/>
+          </w:tcPr>
+          <w:p>
+            <w:pPr>
+              <w:spacing w:after="0"/>
+            </w:pPr>
+            <w:r>
+              <w:rPr>
+                <w:rFonts w:ascii="Noto Sans CJK KR" w:hAnsi="Noto Sans CJK KR" w:eastAsia="Noto Sans CJK KR"/>
+                <w:b w:val="0"/>
+                <w:sz w:val="17"/>
+              </w:rPr>
+              <w:t>새 블리스터 초기화</w:t>
+            </w:r>
+          </w:p>
+        </w:tc>
+      </w:tr>
+      <w:tr>
+        <w:tc>
+          <w:tcPr>
+            <w:tcW w:type="dxa" w:w="5100"/>
+            <w:vAlign w:val="center"/>
+            <w:shd w:fill="FFFFFF"/>
+          </w:tcPr>
+          <w:p>
+            <w:pPr>
+              <w:spacing w:after="0"/>
+            </w:pPr>
+            <w:r>
+              <w:rPr>
+                <w:rFonts w:ascii="Noto Sans CJK KR" w:hAnsi="Noto Sans CJK KR" w:eastAsia="Noto Sans CJK KR"/>
+                <w:b w:val="0"/>
+                <w:sz w:val="17"/>
+              </w:rPr>
               <w:t>DEVICE_SETTINGS_UPDATED</w:t>
             </w:r>
           </w:p>
@@ -14938,7 +16220,7 @@
           <w:tcPr>
             <w:tcW w:type="dxa" w:w="5100"/>
             <w:vAlign w:val="center"/>
-            <w:shd w:fill="EAF4FA"/>
+            <w:shd w:fill="FFFFFF"/>
           </w:tcPr>
           <w:p>
             <w:pPr>
@@ -18274,7 +19556,7 @@
                 <w:b w:val="0"/>
                 <w:sz w:val="17"/>
               </w:rPr>
-              <w:t>RESULT 좌표 불일치</w:t>
+              <w:t>RESULT R=2, 다음 슬롯 있음</w:t>
             </w:r>
           </w:p>
         </w:tc>
@@ -18294,7 +19576,7 @@
                 <w:b w:val="0"/>
                 <w:sz w:val="17"/>
               </w:rPr>
-              <w:t>일정 유지, UART 오류</w:t>
+              <w:t>EMPTY_BLISTER_SLOT 이벤트</w:t>
             </w:r>
           </w:p>
         </w:tc>
@@ -18314,7 +19596,7 @@
                 <w:b w:val="0"/>
                 <w:sz w:val="17"/>
               </w:rPr>
-              <w:t>배출 중 유지</w:t>
+              <w:t>다음 약 이동 중</w:t>
             </w:r>
           </w:p>
         </w:tc>
@@ -18334,7 +19616,7 @@
                 <w:b w:val="0"/>
                 <w:sz w:val="17"/>
               </w:rPr>
-              <w:t>AT의 저장 좌표 확인</w:t>
+              <w:t>WAIT 후 약 배출 재선택</w:t>
             </w:r>
           </w:p>
         </w:tc>
@@ -18356,6 +19638,252 @@
                 <w:b w:val="0"/>
                 <w:sz w:val="17"/>
               </w:rPr>
+              <w:t>RESULT R=2, 마지막 슬롯</w:t>
+            </w:r>
+          </w:p>
+        </w:tc>
+        <w:tc>
+          <w:tcPr>
+            <w:tcW w:type="dxa" w:w="2550"/>
+            <w:vAlign w:val="center"/>
+            <w:shd w:fill="FFFFFF"/>
+          </w:tcPr>
+          <w:p>
+            <w:pPr>
+              <w:spacing w:after="0"/>
+            </w:pPr>
+            <w:r>
+              <w:rPr>
+                <w:rFonts w:ascii="Noto Sans CJK KR" w:hAnsi="Noto Sans CJK KR" w:eastAsia="Noto Sans CJK KR"/>
+                <w:b w:val="0"/>
+                <w:sz w:val="17"/>
+              </w:rPr>
+              <w:t>EMPTY_BLISTER_SLOT</w:t>
+            </w:r>
+          </w:p>
+        </w:tc>
+        <w:tc>
+          <w:tcPr>
+            <w:tcW w:type="dxa" w:w="2550"/>
+            <w:vAlign w:val="center"/>
+            <w:shd w:fill="FFFFFF"/>
+          </w:tcPr>
+          <w:p>
+            <w:pPr>
+              <w:spacing w:after="0"/>
+            </w:pPr>
+            <w:r>
+              <w:rPr>
+                <w:rFonts w:ascii="Noto Sans CJK KR" w:hAnsi="Noto Sans CJK KR" w:eastAsia="Noto Sans CJK KR"/>
+                <w:b w:val="0"/>
+                <w:sz w:val="17"/>
+              </w:rPr>
+              <w:t>블리스터 교체</w:t>
+            </w:r>
+          </w:p>
+        </w:tc>
+        <w:tc>
+          <w:tcPr>
+            <w:tcW w:type="dxa" w:w="2550"/>
+            <w:vAlign w:val="center"/>
+            <w:shd w:fill="FFFFFF"/>
+          </w:tcPr>
+          <w:p>
+            <w:pPr>
+              <w:spacing w:after="0"/>
+            </w:pPr>
+            <w:r>
+              <w:rPr>
+                <w:rFonts w:ascii="Noto Sans CJK KR" w:hAnsi="Noto Sans CJK KR" w:eastAsia="Noto Sans CJK KR"/>
+                <w:b w:val="0"/>
+                <w:sz w:val="17"/>
+              </w:rPr>
+              <w:t>초기화 후 수동복약 여부 선택</w:t>
+            </w:r>
+          </w:p>
+        </w:tc>
+      </w:tr>
+      <w:tr>
+        <w:tc>
+          <w:tcPr>
+            <w:tcW w:type="dxa" w:w="2550"/>
+            <w:vAlign w:val="center"/>
+            <w:shd w:fill="EAF4FA"/>
+          </w:tcPr>
+          <w:p>
+            <w:pPr>
+              <w:spacing w:after="0"/>
+            </w:pPr>
+            <w:r>
+              <w:rPr>
+                <w:rFonts w:ascii="Noto Sans CJK KR" w:hAnsi="Noto Sans CJK KR" w:eastAsia="Noto Sans CJK KR"/>
+                <w:b w:val="0"/>
+                <w:sz w:val="17"/>
+              </w:rPr>
+              <w:t>교체 중 허용시간 종료 후 수동미복약</w:t>
+            </w:r>
+          </w:p>
+        </w:tc>
+        <w:tc>
+          <w:tcPr>
+            <w:tcW w:type="dxa" w:w="2550"/>
+            <w:vAlign w:val="center"/>
+            <w:shd w:fill="EAF4FA"/>
+          </w:tcPr>
+          <w:p>
+            <w:pPr>
+              <w:spacing w:after="0"/>
+            </w:pPr>
+            <w:r>
+              <w:rPr>
+                <w:rFonts w:ascii="Noto Sans CJK KR" w:hAnsi="Noto Sans CJK KR" w:eastAsia="Noto Sans CJK KR"/>
+                <w:b w:val="0"/>
+                <w:sz w:val="17"/>
+              </w:rPr>
+              <w:t>DOSE_WINDOW_EXPIRED</w:t>
+            </w:r>
+          </w:p>
+        </w:tc>
+        <w:tc>
+          <w:tcPr>
+            <w:tcW w:type="dxa" w:w="2550"/>
+            <w:vAlign w:val="center"/>
+            <w:shd w:fill="EAF4FA"/>
+          </w:tcPr>
+          <w:p>
+            <w:pPr>
+              <w:spacing w:after="0"/>
+            </w:pPr>
+            <w:r>
+              <w:rPr>
+                <w:rFonts w:ascii="Noto Sans CJK KR" w:hAnsi="Noto Sans CJK KR" w:eastAsia="Noto Sans CJK KR"/>
+                <w:b w:val="0"/>
+                <w:sz w:val="17"/>
+              </w:rPr>
+              <w:t>미복약</w:t>
+            </w:r>
+          </w:p>
+        </w:tc>
+        <w:tc>
+          <w:tcPr>
+            <w:tcW w:type="dxa" w:w="2550"/>
+            <w:vAlign w:val="center"/>
+            <w:shd w:fill="EAF4FA"/>
+          </w:tcPr>
+          <w:p>
+            <w:pPr>
+              <w:spacing w:after="0"/>
+            </w:pPr>
+            <w:r>
+              <w:rPr>
+                <w:rFonts w:ascii="Noto Sans CJK KR" w:hAnsi="Noto Sans CJK KR" w:eastAsia="Noto Sans CJK KR"/>
+                <w:b w:val="0"/>
+                <w:sz w:val="17"/>
+              </w:rPr>
+              <w:t>화면 확인</w:t>
+            </w:r>
+          </w:p>
+        </w:tc>
+      </w:tr>
+      <w:tr>
+        <w:tc>
+          <w:tcPr>
+            <w:tcW w:type="dxa" w:w="2550"/>
+            <w:vAlign w:val="center"/>
+            <w:shd w:fill="FFFFFF"/>
+          </w:tcPr>
+          <w:p>
+            <w:pPr>
+              <w:spacing w:after="0"/>
+            </w:pPr>
+            <w:r>
+              <w:rPr>
+                <w:rFonts w:ascii="Noto Sans CJK KR" w:hAnsi="Noto Sans CJK KR" w:eastAsia="Noto Sans CJK KR"/>
+                <w:b w:val="0"/>
+                <w:sz w:val="17"/>
+              </w:rPr>
+              <w:t>RESULT 좌표 불일치</w:t>
+            </w:r>
+          </w:p>
+        </w:tc>
+        <w:tc>
+          <w:tcPr>
+            <w:tcW w:type="dxa" w:w="2550"/>
+            <w:vAlign w:val="center"/>
+            <w:shd w:fill="FFFFFF"/>
+          </w:tcPr>
+          <w:p>
+            <w:pPr>
+              <w:spacing w:after="0"/>
+            </w:pPr>
+            <w:r>
+              <w:rPr>
+                <w:rFonts w:ascii="Noto Sans CJK KR" w:hAnsi="Noto Sans CJK KR" w:eastAsia="Noto Sans CJK KR"/>
+                <w:b w:val="0"/>
+                <w:sz w:val="17"/>
+              </w:rPr>
+              <w:t>일정 유지, UART 오류</w:t>
+            </w:r>
+          </w:p>
+        </w:tc>
+        <w:tc>
+          <w:tcPr>
+            <w:tcW w:type="dxa" w:w="2550"/>
+            <w:vAlign w:val="center"/>
+            <w:shd w:fill="FFFFFF"/>
+          </w:tcPr>
+          <w:p>
+            <w:pPr>
+              <w:spacing w:after="0"/>
+            </w:pPr>
+            <w:r>
+              <w:rPr>
+                <w:rFonts w:ascii="Noto Sans CJK KR" w:hAnsi="Noto Sans CJK KR" w:eastAsia="Noto Sans CJK KR"/>
+                <w:b w:val="0"/>
+                <w:sz w:val="17"/>
+              </w:rPr>
+              <w:t>배출 중 유지</w:t>
+            </w:r>
+          </w:p>
+        </w:tc>
+        <w:tc>
+          <w:tcPr>
+            <w:tcW w:type="dxa" w:w="2550"/>
+            <w:vAlign w:val="center"/>
+            <w:shd w:fill="FFFFFF"/>
+          </w:tcPr>
+          <w:p>
+            <w:pPr>
+              <w:spacing w:after="0"/>
+            </w:pPr>
+            <w:r>
+              <w:rPr>
+                <w:rFonts w:ascii="Noto Sans CJK KR" w:hAnsi="Noto Sans CJK KR" w:eastAsia="Noto Sans CJK KR"/>
+                <w:b w:val="0"/>
+                <w:sz w:val="17"/>
+              </w:rPr>
+              <w:t>AT의 저장 좌표 확인</w:t>
+            </w:r>
+          </w:p>
+        </w:tc>
+      </w:tr>
+      <w:tr>
+        <w:tc>
+          <w:tcPr>
+            <w:tcW w:type="dxa" w:w="2550"/>
+            <w:vAlign w:val="center"/>
+            <w:shd w:fill="EAF4FA"/>
+          </w:tcPr>
+          <w:p>
+            <w:pPr>
+              <w:spacing w:after="0"/>
+            </w:pPr>
+            <w:r>
+              <w:rPr>
+                <w:rFonts w:ascii="Noto Sans CJK KR" w:hAnsi="Noto Sans CJK KR" w:eastAsia="Noto Sans CJK KR"/>
+                <w:b w:val="0"/>
+                <w:sz w:val="17"/>
+              </w:rPr>
               <w:t>AT ERROR</w:t>
             </w:r>
           </w:p>
@@ -18364,7 +19892,7 @@
           <w:tcPr>
             <w:tcW w:type="dxa" w:w="2550"/>
             <w:vAlign w:val="center"/>
-            <w:shd w:fill="FFFFFF"/>
+            <w:shd w:fill="EAF4FA"/>
           </w:tcPr>
           <w:p>
             <w:pPr>
@@ -18384,7 +19912,7 @@
           <w:tcPr>
             <w:tcW w:type="dxa" w:w="2550"/>
             <w:vAlign w:val="center"/>
-            <w:shd w:fill="FFFFFF"/>
+            <w:shd w:fill="EAF4FA"/>
           </w:tcPr>
           <w:p>
             <w:pPr>
@@ -18404,7 +19932,7 @@
           <w:tcPr>
             <w:tcW w:type="dxa" w:w="2550"/>
             <w:vAlign w:val="center"/>
-            <w:shd w:fill="FFFFFF"/>
+            <w:shd w:fill="EAF4FA"/>
           </w:tcPr>
           <w:p>
             <w:pPr>
@@ -18426,7 +19954,7 @@
           <w:tcPr>
             <w:tcW w:type="dxa" w:w="2550"/>
             <w:vAlign w:val="center"/>
-            <w:shd w:fill="EAF4FA"/>
+            <w:shd w:fill="FFFFFF"/>
           </w:tcPr>
           <w:p>
             <w:pPr>
@@ -18446,7 +19974,7 @@
           <w:tcPr>
             <w:tcW w:type="dxa" w:w="2550"/>
             <w:vAlign w:val="center"/>
-            <w:shd w:fill="EAF4FA"/>
+            <w:shd w:fill="FFFFFF"/>
           </w:tcPr>
           <w:p>
             <w:pPr>
@@ -18466,7 +19994,7 @@
           <w:tcPr>
             <w:tcW w:type="dxa" w:w="2550"/>
             <w:vAlign w:val="center"/>
-            <w:shd w:fill="EAF4FA"/>
+            <w:shd w:fill="FFFFFF"/>
           </w:tcPr>
           <w:p>
             <w:pPr>
@@ -18486,7 +20014,7 @@
           <w:tcPr>
             <w:tcW w:type="dxa" w:w="2550"/>
             <w:vAlign w:val="center"/>
-            <w:shd w:fill="EAF4FA"/>
+            <w:shd w:fill="FFFFFF"/>
           </w:tcPr>
           <w:p>
             <w:pPr>
@@ -18508,7 +20036,7 @@
           <w:tcPr>
             <w:tcW w:type="dxa" w:w="2550"/>
             <w:vAlign w:val="center"/>
-            <w:shd w:fill="FFFFFF"/>
+            <w:shd w:fill="EAF4FA"/>
           </w:tcPr>
           <w:p>
             <w:pPr>
@@ -18528,7 +20056,7 @@
           <w:tcPr>
             <w:tcW w:type="dxa" w:w="2550"/>
             <w:vAlign w:val="center"/>
-            <w:shd w:fill="FFFFFF"/>
+            <w:shd w:fill="EAF4FA"/>
           </w:tcPr>
           <w:p>
             <w:pPr>
@@ -18548,7 +20076,7 @@
           <w:tcPr>
             <w:tcW w:type="dxa" w:w="2550"/>
             <w:vAlign w:val="center"/>
-            <w:shd w:fill="FFFFFF"/>
+            <w:shd w:fill="EAF4FA"/>
           </w:tcPr>
           <w:p>
             <w:pPr>
@@ -18568,7 +20096,7 @@
           <w:tcPr>
             <w:tcW w:type="dxa" w:w="2550"/>
             <w:vAlign w:val="center"/>
-            <w:shd w:fill="FFFFFF"/>
+            <w:shd w:fill="EAF4FA"/>
           </w:tcPr>
           <w:p>
             <w:pPr>
@@ -18590,7 +20118,7 @@
           <w:tcPr>
             <w:tcW w:type="dxa" w:w="2550"/>
             <w:vAlign w:val="center"/>
-            <w:shd w:fill="EAF4FA"/>
+            <w:shd w:fill="FFFFFF"/>
           </w:tcPr>
           <w:p>
             <w:pPr>
@@ -18610,7 +20138,7 @@
           <w:tcPr>
             <w:tcW w:type="dxa" w:w="2550"/>
             <w:vAlign w:val="center"/>
-            <w:shd w:fill="EAF4FA"/>
+            <w:shd w:fill="FFFFFF"/>
           </w:tcPr>
           <w:p>
             <w:pPr>
@@ -18630,7 +20158,7 @@
           <w:tcPr>
             <w:tcW w:type="dxa" w:w="2550"/>
             <w:vAlign w:val="center"/>
-            <w:shd w:fill="EAF4FA"/>
+            <w:shd w:fill="FFFFFF"/>
           </w:tcPr>
           <w:p>
             <w:pPr>
@@ -18650,7 +20178,7 @@
           <w:tcPr>
             <w:tcW w:type="dxa" w:w="2550"/>
             <w:vAlign w:val="center"/>
-            <w:shd w:fill="EAF4FA"/>
+            <w:shd w:fill="FFFFFF"/>
           </w:tcPr>
           <w:p>
             <w:pPr>
@@ -18672,7 +20200,7 @@
           <w:tcPr>
             <w:tcW w:type="dxa" w:w="2550"/>
             <w:vAlign w:val="center"/>
-            <w:shd w:fill="FFFFFF"/>
+            <w:shd w:fill="EAF4FA"/>
           </w:tcPr>
           <w:p>
             <w:pPr>
@@ -18692,7 +20220,7 @@
           <w:tcPr>
             <w:tcW w:type="dxa" w:w="2550"/>
             <w:vAlign w:val="center"/>
-            <w:shd w:fill="FFFFFF"/>
+            <w:shd w:fill="EAF4FA"/>
           </w:tcPr>
           <w:p>
             <w:pPr>
@@ -18712,7 +20240,7 @@
           <w:tcPr>
             <w:tcW w:type="dxa" w:w="2550"/>
             <w:vAlign w:val="center"/>
-            <w:shd w:fill="FFFFFF"/>
+            <w:shd w:fill="EAF4FA"/>
           </w:tcPr>
           <w:p>
             <w:pPr>
@@ -18732,7 +20260,7 @@
           <w:tcPr>
             <w:tcW w:type="dxa" w:w="2550"/>
             <w:vAlign w:val="center"/>
-            <w:shd w:fill="FFFFFF"/>
+            <w:shd w:fill="EAF4FA"/>
           </w:tcPr>
           <w:p>
             <w:pPr>
@@ -19987,7 +21515,7 @@
           <w:rFonts w:ascii="Noto Sans CJK KR" w:hAnsi="Noto Sans CJK KR" w:eastAsia="Noto Sans CJK KR"/>
           <w:b w:val="0"/>
         </w:rPr>
-        <w:t>현재 자동시험은 23개이며 다음 범주를 포함한다.</w:t>
+        <w:t>현재 자동시험은 29개이며 다음 범주를 포함한다.</w:t>
       </w:r>
     </w:p>
     <w:p>
@@ -20059,7 +21587,7 @@
           <w:rFonts w:ascii="Noto Sans CJK KR" w:hAnsi="Noto Sans CJK KR" w:eastAsia="Noto Sans CJK KR"/>
           <w:b w:val="0"/>
         </w:rPr>
-        <w:t>수동 완료 좌표 1회 증가</w:t>
+        <w:t>R=2 연속 빈 슬롯의 새 요청번호·남은 시간 MOVE와 최종 R=1 완료</w:t>
       </w:r>
     </w:p>
     <w:p>
@@ -20071,7 +21599,7 @@
           <w:rFonts w:ascii="Noto Sans CJK KR" w:hAnsi="Noto Sans CJK KR" w:eastAsia="Noto Sans CJK KR"/>
           <w:b w:val="0"/>
         </w:rPr>
-        <w:t>중복 RESULT의 좌표 중복 증가 방지</w:t>
+        <w:t>R=2 재이동 뒤 R=0에서 기존 실패·좌표 유지 정책 적용</w:t>
       </w:r>
     </w:p>
     <w:p>
@@ -20083,7 +21611,7 @@
           <w:rFonts w:ascii="Noto Sans CJK KR" w:hAnsi="Noto Sans CJK KR" w:eastAsia="Noto Sans CJK KR"/>
           <w:b w:val="0"/>
         </w:rPr>
-        <w:t>RESULT 좌표 불일치 무시</w:t>
+        <w:t>처리한 R=2 RESULT 중복 수신 시 ACK만 재전송</w:t>
       </w:r>
     </w:p>
     <w:p>
@@ -20095,7 +21623,7 @@
           <w:rFonts w:ascii="Noto Sans CJK KR" w:hAnsi="Noto Sans CJK KR" w:eastAsia="Noto Sans CJK KR"/>
           <w:b w:val="0"/>
         </w:rPr>
-        <w:t>허용시간과 통신 오류 전이</w:t>
+        <w:t>수동 완료 좌표 1회 증가</w:t>
       </w:r>
     </w:p>
     <w:p>
@@ -20107,7 +21635,7 @@
           <w:rFonts w:ascii="Noto Sans CJK KR" w:hAnsi="Noto Sans CJK KR" w:eastAsia="Noto Sans CJK KR"/>
           <w:b w:val="0"/>
         </w:rPr>
-        <w:t>시스템 시간 미설정 시 스케줄러 차단</w:t>
+        <w:t>중복 RESULT의 좌표 중복 증가 방지</w:t>
       </w:r>
     </w:p>
     <w:p>
@@ -20119,7 +21647,7 @@
           <w:rFonts w:ascii="Noto Sans CJK KR" w:hAnsi="Noto Sans CJK KR" w:eastAsia="Noto Sans CJK KR"/>
           <w:b w:val="0"/>
         </w:rPr>
-        <w:t>UART 부분 프레임 수신</w:t>
+        <w:t>RESULT 좌표 불일치 무시</w:t>
       </w:r>
     </w:p>
     <w:p>
@@ -20131,7 +21659,91 @@
           <w:rFonts w:ascii="Noto Sans CJK KR" w:hAnsi="Noto Sans CJK KR" w:eastAsia="Noto Sans CJK KR"/>
           <w:b w:val="0"/>
         </w:rPr>
+        <w:t>허용시간과 통신 오류 전이</w:t>
+      </w:r>
+    </w:p>
+    <w:p>
+      <w:pPr>
+        <w:pStyle w:val="ListBullet"/>
+      </w:pPr>
+      <w:r>
+        <w:rPr>
+          <w:rFonts w:ascii="Noto Sans CJK KR" w:hAnsi="Noto Sans CJK KR" w:eastAsia="Noto Sans CJK KR"/>
+          <w:b w:val="0"/>
+        </w:rPr>
+        <w:t>시스템 시간 미설정 시 스케줄러 차단</w:t>
+      </w:r>
+    </w:p>
+    <w:p>
+      <w:pPr>
+        <w:pStyle w:val="ListBullet"/>
+      </w:pPr>
+      <w:r>
+        <w:rPr>
+          <w:rFonts w:ascii="Noto Sans CJK KR" w:hAnsi="Noto Sans CJK KR" w:eastAsia="Noto Sans CJK KR"/>
+          <w:b w:val="0"/>
+        </w:rPr>
+        <w:t>UART 부분 프레임 수신</w:t>
+      </w:r>
+    </w:p>
+    <w:p>
+      <w:pPr>
+        <w:pStyle w:val="ListBullet"/>
+      </w:pPr>
+      <w:r>
+        <w:rPr>
+          <w:rFonts w:ascii="Noto Sans CJK KR" w:hAnsi="Noto Sans CJK KR" w:eastAsia="Noto Sans CJK KR"/>
+          <w:b w:val="0"/>
+        </w:rPr>
         <w:t>10번째 슬롯 소진과 초기화</w:t>
+      </w:r>
+    </w:p>
+    <w:p>
+      <w:pPr>
+        <w:pStyle w:val="ListBullet"/>
+      </w:pPr>
+      <w:r>
+        <w:rPr>
+          <w:rFonts w:ascii="Noto Sans CJK KR" w:hAnsi="Noto Sans CJK KR" w:eastAsia="Noto Sans CJK KR"/>
+          <w:b w:val="0"/>
+        </w:rPr>
+        <w:t>마지막 슬롯 R=2 후 초기화와 수동복약의 00→01 처리</w:t>
+      </w:r>
+    </w:p>
+    <w:p>
+      <w:pPr>
+        <w:pStyle w:val="ListBullet"/>
+      </w:pPr>
+      <w:r>
+        <w:rPr>
+          <w:rFonts w:ascii="Noto Sans CJK KR" w:hAnsi="Noto Sans CJK KR" w:eastAsia="Noto Sans CJK KR"/>
+          <w:b w:val="0"/>
+        </w:rPr>
+        <w:t>마지막 슬롯 R=2 후 수동미복약의 좌표 00 MOVE 재개</w:t>
+      </w:r>
+    </w:p>
+    <w:p>
+      <w:pPr>
+        <w:pStyle w:val="ListBullet"/>
+      </w:pPr>
+      <w:r>
+        <w:rPr>
+          <w:rFonts w:ascii="Noto Sans CJK KR" w:hAnsi="Noto Sans CJK KR" w:eastAsia="Noto Sans CJK KR"/>
+          <w:b w:val="0"/>
+        </w:rPr>
+        <w:t>블리스터 교체 중 허용시간 종료 시 MISSED와 MOVE 미전송</w:t>
+      </w:r>
+    </w:p>
+    <w:p>
+      <w:pPr>
+        <w:pStyle w:val="ListBullet"/>
+      </w:pPr>
+      <w:r>
+        <w:rPr>
+          <w:rFonts w:ascii="Noto Sans CJK KR" w:hAnsi="Noto Sans CJK KR" w:eastAsia="Noto Sans CJK KR"/>
+          <w:b w:val="0"/>
+        </w:rPr>
+        <w:t>수동복약·수동미복약 대형 좌우 버튼 레이아웃</w:t>
       </w:r>
     </w:p>
     <w:p>
@@ -21918,6 +23530,254 @@
                 <w:sz w:val="17"/>
               </w:rPr>
               <w:t>helper를 통한 정상 종료</w:t>
+            </w:r>
+          </w:p>
+        </w:tc>
+      </w:tr>
+      <w:tr>
+        <w:tc>
+          <w:tcPr>
+            <w:tcW w:type="dxa" w:w="3400"/>
+            <w:vAlign w:val="center"/>
+            <w:shd w:fill="FFFFFF"/>
+          </w:tcPr>
+          <w:p>
+            <w:pPr>
+              <w:spacing w:after="0"/>
+            </w:pPr>
+            <w:r>
+              <w:rPr>
+                <w:rFonts w:ascii="Noto Sans CJK KR" w:hAnsi="Noto Sans CJK KR" w:eastAsia="Noto Sans CJK KR"/>
+                <w:b w:val="0"/>
+                <w:sz w:val="17"/>
+              </w:rPr>
+              <w:t>PI-27</w:t>
+            </w:r>
+          </w:p>
+        </w:tc>
+        <w:tc>
+          <w:tcPr>
+            <w:tcW w:type="dxa" w:w="3400"/>
+            <w:vAlign w:val="center"/>
+            <w:shd w:fill="FFFFFF"/>
+          </w:tcPr>
+          <w:p>
+            <w:pPr>
+              <w:spacing w:after="0"/>
+            </w:pPr>
+            <w:r>
+              <w:rPr>
+                <w:rFonts w:ascii="Noto Sans CJK KR" w:hAnsi="Noto Sans CJK KR" w:eastAsia="Noto Sans CJK KR"/>
+                <w:b w:val="0"/>
+                <w:sz w:val="17"/>
+              </w:rPr>
+              <w:t>RESULT R=2</w:t>
+            </w:r>
+          </w:p>
+        </w:tc>
+        <w:tc>
+          <w:tcPr>
+            <w:tcW w:type="dxa" w:w="3400"/>
+            <w:vAlign w:val="center"/>
+            <w:shd w:fill="FFFFFF"/>
+          </w:tcPr>
+          <w:p>
+            <w:pPr>
+              <w:spacing w:after="0"/>
+            </w:pPr>
+            <w:r>
+              <w:rPr>
+                <w:rFonts w:ascii="Noto Sans CJK KR" w:hAnsi="Noto Sans CJK KR" w:eastAsia="Noto Sans CJK KR"/>
+                <w:b w:val="0"/>
+                <w:sz w:val="17"/>
+              </w:rPr>
+              <w:t>빈 좌표 기록·1칸 증가, ACK 후 새 ID·남은 시간 MOVE</w:t>
+            </w:r>
+          </w:p>
+        </w:tc>
+      </w:tr>
+      <w:tr>
+        <w:tc>
+          <w:tcPr>
+            <w:tcW w:type="dxa" w:w="3400"/>
+            <w:vAlign w:val="center"/>
+            <w:shd w:fill="EAF4FA"/>
+          </w:tcPr>
+          <w:p>
+            <w:pPr>
+              <w:spacing w:after="0"/>
+            </w:pPr>
+            <w:r>
+              <w:rPr>
+                <w:rFonts w:ascii="Noto Sans CJK KR" w:hAnsi="Noto Sans CJK KR" w:eastAsia="Noto Sans CJK KR"/>
+                <w:b w:val="0"/>
+                <w:sz w:val="17"/>
+              </w:rPr>
+              <w:t>PI-28</w:t>
+            </w:r>
+          </w:p>
+        </w:tc>
+        <w:tc>
+          <w:tcPr>
+            <w:tcW w:type="dxa" w:w="3400"/>
+            <w:vAlign w:val="center"/>
+            <w:shd w:fill="EAF4FA"/>
+          </w:tcPr>
+          <w:p>
+            <w:pPr>
+              <w:spacing w:after="0"/>
+            </w:pPr>
+            <w:r>
+              <w:rPr>
+                <w:rFonts w:ascii="Noto Sans CJK KR" w:hAnsi="Noto Sans CJK KR" w:eastAsia="Noto Sans CJK KR"/>
+                <w:b w:val="0"/>
+                <w:sz w:val="17"/>
+              </w:rPr>
+              <w:t>연속 R=2 후 R=1</w:t>
+            </w:r>
+          </w:p>
+        </w:tc>
+        <w:tc>
+          <w:tcPr>
+            <w:tcW w:type="dxa" w:w="3400"/>
+            <w:vAlign w:val="center"/>
+            <w:shd w:fill="EAF4FA"/>
+          </w:tcPr>
+          <w:p>
+            <w:pPr>
+              <w:spacing w:after="0"/>
+            </w:pPr>
+            <w:r>
+              <w:rPr>
+                <w:rFonts w:ascii="Noto Sans CJK KR" w:hAnsi="Noto Sans CJK KR" w:eastAsia="Noto Sans CJK KR"/>
+                <w:b w:val="0"/>
+                <w:sz w:val="17"/>
+              </w:rPr>
+              <w:t>매번 사용자 재배출, 최종 DISPENSED와 error_code 해제</w:t>
+            </w:r>
+          </w:p>
+        </w:tc>
+      </w:tr>
+      <w:tr>
+        <w:tc>
+          <w:tcPr>
+            <w:tcW w:type="dxa" w:w="3400"/>
+            <w:vAlign w:val="center"/>
+            <w:shd w:fill="FFFFFF"/>
+          </w:tcPr>
+          <w:p>
+            <w:pPr>
+              <w:spacing w:after="0"/>
+            </w:pPr>
+            <w:r>
+              <w:rPr>
+                <w:rFonts w:ascii="Noto Sans CJK KR" w:hAnsi="Noto Sans CJK KR" w:eastAsia="Noto Sans CJK KR"/>
+                <w:b w:val="0"/>
+                <w:sz w:val="17"/>
+              </w:rPr>
+              <w:t>PI-29</w:t>
+            </w:r>
+          </w:p>
+        </w:tc>
+        <w:tc>
+          <w:tcPr>
+            <w:tcW w:type="dxa" w:w="3400"/>
+            <w:vAlign w:val="center"/>
+            <w:shd w:fill="FFFFFF"/>
+          </w:tcPr>
+          <w:p>
+            <w:pPr>
+              <w:spacing w:after="0"/>
+            </w:pPr>
+            <w:r>
+              <w:rPr>
+                <w:rFonts w:ascii="Noto Sans CJK KR" w:hAnsi="Noto Sans CJK KR" w:eastAsia="Noto Sans CJK KR"/>
+                <w:b w:val="0"/>
+                <w:sz w:val="17"/>
+              </w:rPr>
+              <w:t>마지막 슬롯 R=2</w:t>
+            </w:r>
+          </w:p>
+        </w:tc>
+        <w:tc>
+          <w:tcPr>
+            <w:tcW w:type="dxa" w:w="3400"/>
+            <w:vAlign w:val="center"/>
+            <w:shd w:fill="FFFFFF"/>
+          </w:tcPr>
+          <w:p>
+            <w:pPr>
+              <w:spacing w:after="0"/>
+            </w:pPr>
+            <w:r>
+              <w:rPr>
+                <w:rFonts w:ascii="Noto Sans CJK KR" w:hAnsi="Noto Sans CJK KR" w:eastAsia="Noto Sans CJK KR"/>
+                <w:b w:val="0"/>
+                <w:sz w:val="17"/>
+              </w:rPr>
+              <w:t>교체 후 대형 수동복약·수동미복약 좌우 버튼</w:t>
+            </w:r>
+          </w:p>
+        </w:tc>
+      </w:tr>
+      <w:tr>
+        <w:tc>
+          <w:tcPr>
+            <w:tcW w:type="dxa" w:w="3400"/>
+            <w:vAlign w:val="center"/>
+            <w:shd w:fill="EAF4FA"/>
+          </w:tcPr>
+          <w:p>
+            <w:pPr>
+              <w:spacing w:after="0"/>
+            </w:pPr>
+            <w:r>
+              <w:rPr>
+                <w:rFonts w:ascii="Noto Sans CJK KR" w:hAnsi="Noto Sans CJK KR" w:eastAsia="Noto Sans CJK KR"/>
+                <w:b w:val="0"/>
+                <w:sz w:val="17"/>
+              </w:rPr>
+              <w:t>PI-30</w:t>
+            </w:r>
+          </w:p>
+        </w:tc>
+        <w:tc>
+          <w:tcPr>
+            <w:tcW w:type="dxa" w:w="3400"/>
+            <w:vAlign w:val="center"/>
+            <w:shd w:fill="EAF4FA"/>
+          </w:tcPr>
+          <w:p>
+            <w:pPr>
+              <w:spacing w:after="0"/>
+            </w:pPr>
+            <w:r>
+              <w:rPr>
+                <w:rFonts w:ascii="Noto Sans CJK KR" w:hAnsi="Noto Sans CJK KR" w:eastAsia="Noto Sans CJK KR"/>
+                <w:b w:val="0"/>
+                <w:sz w:val="17"/>
+              </w:rPr>
+              <w:t>마지막 빈 슬롯 선택</w:t>
+            </w:r>
+          </w:p>
+        </w:tc>
+        <w:tc>
+          <w:tcPr>
+            <w:tcW w:type="dxa" w:w="3400"/>
+            <w:vAlign w:val="center"/>
+            <w:shd w:fill="EAF4FA"/>
+          </w:tcPr>
+          <w:p>
+            <w:pPr>
+              <w:spacing w:after="0"/>
+            </w:pPr>
+            <w:r>
+              <w:rPr>
+                <w:rFonts w:ascii="Noto Sans CJK KR" w:hAnsi="Noto Sans CJK KR" w:eastAsia="Noto Sans CJK KR"/>
+                <w:b w:val="0"/>
+                <w:sz w:val="17"/>
+              </w:rPr>
+              <w:t>수동복약은 00→01 완료, 수동미복약은 00 MOVE, 만료 시 MISSED</w:t>
             </w:r>
           </w:p>
         </w:tc>
@@ -23271,7 +25131,7 @@
           <w:rFonts w:ascii="Noto Sans CJK KR" w:hAnsi="Noto Sans CJK KR" w:eastAsia="Noto Sans CJK KR"/>
           <w:b w:val="0"/>
         </w:rPr>
-        <w:t>22.3 MOVE 응답 없음</w:t>
+        <w:t>22.3 빈 슬롯과 같은 복약 재시도</w:t>
       </w:r>
     </w:p>
     <w:p>
@@ -23286,6 +25146,395 @@
           <w:color w:val="0F172A"/>
           <w:sz w:val="17"/>
         </w:rPr>
+        <w:t>AT → Pi: RESULT|00000002|002</w:t>
+      </w:r>
+      <w:r>
+        <w:br/>
+      </w:r>
+      <w:r>
+        <w:rPr>
+          <w:rFonts w:ascii="D2Coding" w:hAnsi="D2Coding" w:eastAsia="D2Coding"/>
+          <w:color w:val="0F172A"/>
+          <w:sz w:val="17"/>
+        </w:rPr>
+        <w:t>Pi: 좌표 00의 EMPTY_BLISTER_SLOT 저장, 현재 좌표 01</w:t>
+      </w:r>
+      <w:r>
+        <w:br/>
+      </w:r>
+      <w:r>
+        <w:rPr>
+          <w:rFonts w:ascii="D2Coding" w:hAnsi="D2Coding" w:eastAsia="D2Coding"/>
+          <w:color w:val="0F172A"/>
+          <w:sz w:val="17"/>
+        </w:rPr>
+        <w:t>Pi → AT: ACK|00000002|RESULT</w:t>
+      </w:r>
+      <w:r>
+        <w:br/>
+      </w:r>
+      <w:r>
+        <w:rPr>
+          <w:rFonts w:ascii="D2Coding" w:hAnsi="D2Coding" w:eastAsia="D2Coding"/>
+          <w:color w:val="0F172A"/>
+          <w:sz w:val="17"/>
+        </w:rPr>
+        <w:t>Pi: 새 요청번호 00000003 발급, 남은 허용시간 003540 저장</w:t>
+      </w:r>
+      <w:r>
+        <w:br/>
+      </w:r>
+      <w:r>
+        <w:rPr>
+          <w:rFonts w:ascii="D2Coding" w:hAnsi="D2Coding" w:eastAsia="D2Coding"/>
+          <w:color w:val="0F172A"/>
+          <w:sz w:val="17"/>
+        </w:rPr>
+        <w:t>Pi → AT: MOVE|00000003|0|1|003540</w:t>
+      </w:r>
+      <w:r>
+        <w:br/>
+      </w:r>
+      <w:r>
+        <w:rPr>
+          <w:rFonts w:ascii="D2Coding" w:hAnsi="D2Coding" w:eastAsia="D2Coding"/>
+          <w:color w:val="0F172A"/>
+          <w:sz w:val="17"/>
+        </w:rPr>
+        <w:t>LCD: 현재 칸이 비어 있습니다. 다음 칸의 약으로 이동 중입니다.</w:t>
+      </w:r>
+      <w:r>
+        <w:br/>
+      </w:r>
+      <w:r>
+        <w:rPr>
+          <w:rFonts w:ascii="D2Coding" w:hAnsi="D2Coding" w:eastAsia="D2Coding"/>
+          <w:color w:val="0F172A"/>
+          <w:sz w:val="17"/>
+        </w:rPr>
+        <w:t>AT → Pi: ACK|00000003|MOVE</w:t>
+      </w:r>
+      <w:r>
+        <w:br/>
+      </w:r>
+      <w:r>
+        <w:rPr>
+          <w:rFonts w:ascii="D2Coding" w:hAnsi="D2Coding" w:eastAsia="D2Coding"/>
+          <w:color w:val="0F172A"/>
+          <w:sz w:val="17"/>
+        </w:rPr>
+        <w:t>AT → Pi: WAIT|00000003</w:t>
+      </w:r>
+      <w:r>
+        <w:br/>
+      </w:r>
+      <w:r>
+        <w:rPr>
+          <w:rFonts w:ascii="D2Coding" w:hAnsi="D2Coding" w:eastAsia="D2Coding"/>
+          <w:color w:val="0F172A"/>
+          <w:sz w:val="17"/>
+        </w:rPr>
+        <w:t>LCD: 약 배출 버튼 표시</w:t>
+      </w:r>
+      <w:r>
+        <w:br/>
+      </w:r>
+      <w:r>
+        <w:rPr>
+          <w:rFonts w:ascii="D2Coding" w:hAnsi="D2Coding" w:eastAsia="D2Coding"/>
+          <w:color w:val="0F172A"/>
+          <w:sz w:val="17"/>
+        </w:rPr>
+        <w:t>사용자가 약 배출 터치</w:t>
+      </w:r>
+      <w:r>
+        <w:br/>
+      </w:r>
+      <w:r>
+        <w:rPr>
+          <w:rFonts w:ascii="D2Coding" w:hAnsi="D2Coding" w:eastAsia="D2Coding"/>
+          <w:color w:val="0F172A"/>
+          <w:sz w:val="17"/>
+        </w:rPr>
+        <w:t>Pi → AT: DISPENSE|00000004|0|1</w:t>
+      </w:r>
+      <w:r>
+        <w:br/>
+      </w:r>
+      <w:r>
+        <w:rPr>
+          <w:rFonts w:ascii="D2Coding" w:hAnsi="D2Coding" w:eastAsia="D2Coding"/>
+          <w:color w:val="0F172A"/>
+          <w:sz w:val="17"/>
+        </w:rPr>
+        <w:t>AT → Pi: RESULT|00000004|011</w:t>
+      </w:r>
+      <w:r>
+        <w:br/>
+      </w:r>
+      <w:r>
+        <w:rPr>
+          <w:rFonts w:ascii="D2Coding" w:hAnsi="D2Coding" w:eastAsia="D2Coding"/>
+          <w:color w:val="0F172A"/>
+          <w:sz w:val="17"/>
+        </w:rPr>
+        <w:t>Pi: DISPENSED, error_code 비움, 현재 좌표 02</w:t>
+      </w:r>
+      <w:r>
+        <w:br/>
+      </w:r>
+      <w:r>
+        <w:rPr>
+          <w:rFonts w:ascii="D2Coding" w:hAnsi="D2Coding" w:eastAsia="D2Coding"/>
+          <w:color w:val="0F172A"/>
+          <w:sz w:val="17"/>
+        </w:rPr>
+        <w:t>Pi → AT: ACK|00000004|RESULT</w:t>
+      </w:r>
+    </w:p>
+    <w:p>
+      <w:r>
+        <w:rPr>
+          <w:rFonts w:ascii="Noto Sans CJK KR" w:hAnsi="Noto Sans CJK KR" w:eastAsia="Noto Sans CJK KR"/>
+          <w:b w:val="0"/>
+        </w:rPr>
+        <w:t>마지막 슬롯이 빈 경우:</w:t>
+      </w:r>
+    </w:p>
+    <w:p>
+      <w:pPr>
+        <w:spacing w:before="60" w:after="140"/>
+        <w:ind w:left="198" w:right="198"/>
+        <w:shd w:fill="F1F5F9"/>
+      </w:pPr>
+      <w:r>
+        <w:rPr>
+          <w:rFonts w:ascii="D2Coding" w:hAnsi="D2Coding" w:eastAsia="D2Coding"/>
+          <w:color w:val="0F172A"/>
+          <w:sz w:val="17"/>
+        </w:rPr>
+        <w:t>AT → Pi: RESULT|00000002|142</w:t>
+      </w:r>
+      <w:r>
+        <w:br/>
+      </w:r>
+      <w:r>
+        <w:rPr>
+          <w:rFonts w:ascii="D2Coding" w:hAnsi="D2Coding" w:eastAsia="D2Coding"/>
+          <w:color w:val="0F172A"/>
+          <w:sz w:val="17"/>
+        </w:rPr>
+        <w:t>Pi: EMPTY_BLISTER_SLOT 기록, blister_exhausted=1</w:t>
+      </w:r>
+      <w:r>
+        <w:br/>
+      </w:r>
+      <w:r>
+        <w:rPr>
+          <w:rFonts w:ascii="D2Coding" w:hAnsi="D2Coding" w:eastAsia="D2Coding"/>
+          <w:color w:val="0F172A"/>
+          <w:sz w:val="17"/>
+        </w:rPr>
+        <w:t>Pi → AT: ACK|00000002|RESULT</w:t>
+      </w:r>
+      <w:r>
+        <w:br/>
+      </w:r>
+      <w:r>
+        <w:rPr>
+          <w:rFonts w:ascii="D2Coding" w:hAnsi="D2Coding" w:eastAsia="D2Coding"/>
+          <w:color w:val="0F172A"/>
+          <w:sz w:val="17"/>
+        </w:rPr>
+        <w:t>LCD: 새 블리스터 교체·초기화 안내</w:t>
+      </w:r>
+      <w:r>
+        <w:br/>
+      </w:r>
+      <w:r>
+        <w:rPr>
+          <w:rFonts w:ascii="D2Coding" w:hAnsi="D2Coding" w:eastAsia="D2Coding"/>
+          <w:color w:val="0F172A"/>
+          <w:sz w:val="17"/>
+        </w:rPr>
+        <w:t>사용자: 새 블리스터 초기화</w:t>
+      </w:r>
+      <w:r>
+        <w:br/>
+      </w:r>
+      <w:r>
+        <w:rPr>
+          <w:rFonts w:ascii="D2Coding" w:hAnsi="D2Coding" w:eastAsia="D2Coding"/>
+          <w:color w:val="0F172A"/>
+          <w:sz w:val="17"/>
+        </w:rPr>
+        <w:t>Pi: 좌표 00, 소진 상태 해제</w:t>
+      </w:r>
+      <w:r>
+        <w:br/>
+      </w:r>
+      <w:r>
+        <w:rPr>
+          <w:rFonts w:ascii="D2Coding" w:hAnsi="D2Coding" w:eastAsia="D2Coding"/>
+          <w:color w:val="0F172A"/>
+          <w:sz w:val="17"/>
+        </w:rPr>
+        <w:t>LCD: 수동복약 | 수동미복약 대형 좌우 버튼</w:t>
+      </w:r>
+      <w:r>
+        <w:br/>
+      </w:r>
+      <w:r>
+        <w:rPr>
+          <w:rFonts w:ascii="D2Coding" w:hAnsi="D2Coding" w:eastAsia="D2Coding"/>
+          <w:color w:val="0F172A"/>
+          <w:sz w:val="17"/>
+        </w:rPr>
+      </w:r>
+      <w:r>
+        <w:br/>
+      </w:r>
+      <w:r>
+        <w:rPr>
+          <w:rFonts w:ascii="D2Coding" w:hAnsi="D2Coding" w:eastAsia="D2Coding"/>
+          <w:color w:val="0F172A"/>
+          <w:sz w:val="17"/>
+        </w:rPr>
+        <w:t>선택 A: 수동복약</w:t>
+      </w:r>
+      <w:r>
+        <w:br/>
+      </w:r>
+      <w:r>
+        <w:rPr>
+          <w:rFonts w:ascii="D2Coding" w:hAnsi="D2Coding" w:eastAsia="D2Coding"/>
+          <w:color w:val="0F172A"/>
+          <w:sz w:val="17"/>
+        </w:rPr>
+        <w:t xml:space="preserve">  → MANUALLY_COMPLETED</w:t>
+      </w:r>
+      <w:r>
+        <w:br/>
+      </w:r>
+      <w:r>
+        <w:rPr>
+          <w:rFonts w:ascii="D2Coding" w:hAnsi="D2Coding" w:eastAsia="D2Coding"/>
+          <w:color w:val="0F172A"/>
+          <w:sz w:val="17"/>
+        </w:rPr>
+        <w:t xml:space="preserve">  → 좌표 01</w:t>
+      </w:r>
+      <w:r>
+        <w:br/>
+      </w:r>
+      <w:r>
+        <w:rPr>
+          <w:rFonts w:ascii="D2Coding" w:hAnsi="D2Coding" w:eastAsia="D2Coding"/>
+          <w:color w:val="0F172A"/>
+          <w:sz w:val="17"/>
+        </w:rPr>
+      </w:r>
+      <w:r>
+        <w:br/>
+      </w:r>
+      <w:r>
+        <w:rPr>
+          <w:rFonts w:ascii="D2Coding" w:hAnsi="D2Coding" w:eastAsia="D2Coding"/>
+          <w:color w:val="0F172A"/>
+          <w:sz w:val="17"/>
+        </w:rPr>
+        <w:t>선택 B: 수동미복약, 허용시간 남음</w:t>
+      </w:r>
+      <w:r>
+        <w:br/>
+      </w:r>
+      <w:r>
+        <w:rPr>
+          <w:rFonts w:ascii="D2Coding" w:hAnsi="D2Coding" w:eastAsia="D2Coding"/>
+          <w:color w:val="0F172A"/>
+          <w:sz w:val="17"/>
+        </w:rPr>
+        <w:t xml:space="preserve">  → 새 요청번호로 MOVE|...|0|0|남은시간</w:t>
+      </w:r>
+      <w:r>
+        <w:br/>
+      </w:r>
+      <w:r>
+        <w:rPr>
+          <w:rFonts w:ascii="D2Coding" w:hAnsi="D2Coding" w:eastAsia="D2Coding"/>
+          <w:color w:val="0F172A"/>
+          <w:sz w:val="17"/>
+        </w:rPr>
+        <w:t xml:space="preserve">  → WAIT 후 기존 약 배출 버튼</w:t>
+      </w:r>
+      <w:r>
+        <w:br/>
+      </w:r>
+      <w:r>
+        <w:rPr>
+          <w:rFonts w:ascii="D2Coding" w:hAnsi="D2Coding" w:eastAsia="D2Coding"/>
+          <w:color w:val="0F172A"/>
+          <w:sz w:val="17"/>
+        </w:rPr>
+      </w:r>
+      <w:r>
+        <w:br/>
+      </w:r>
+      <w:r>
+        <w:rPr>
+          <w:rFonts w:ascii="D2Coding" w:hAnsi="D2Coding" w:eastAsia="D2Coding"/>
+          <w:color w:val="0F172A"/>
+          <w:sz w:val="17"/>
+        </w:rPr>
+        <w:t>선택 B: 수동미복약, 허용시간 종료</w:t>
+      </w:r>
+      <w:r>
+        <w:br/>
+      </w:r>
+      <w:r>
+        <w:rPr>
+          <w:rFonts w:ascii="D2Coding" w:hAnsi="D2Coding" w:eastAsia="D2Coding"/>
+          <w:color w:val="0F172A"/>
+          <w:sz w:val="17"/>
+        </w:rPr>
+        <w:t xml:space="preserve">  → MISSED / DOSE_WINDOW_EXPIRED</w:t>
+      </w:r>
+      <w:r>
+        <w:br/>
+      </w:r>
+      <w:r>
+        <w:rPr>
+          <w:rFonts w:ascii="D2Coding" w:hAnsi="D2Coding" w:eastAsia="D2Coding"/>
+          <w:color w:val="0F172A"/>
+          <w:sz w:val="17"/>
+        </w:rPr>
+        <w:t xml:space="preserve">  → 좌표 00 유지, MOVE 미전송</w:t>
+      </w:r>
+    </w:p>
+    <w:p>
+      <w:pPr>
+        <w:pStyle w:val="Heading3"/>
+      </w:pPr>
+      <w:r>
+        <w:rPr>
+          <w:rFonts w:ascii="Noto Sans CJK KR" w:hAnsi="Noto Sans CJK KR" w:eastAsia="Noto Sans CJK KR"/>
+          <w:b w:val="0"/>
+        </w:rPr>
+        <w:t>22.4 MOVE 응답 없음</w:t>
+      </w:r>
+    </w:p>
+    <w:p>
+      <w:pPr>
+        <w:spacing w:before="60" w:after="140"/>
+        <w:ind w:left="198" w:right="198"/>
+        <w:shd w:fill="F1F5F9"/>
+      </w:pPr>
+      <w:r>
+        <w:rPr>
+          <w:rFonts w:ascii="D2Coding" w:hAnsi="D2Coding" w:eastAsia="D2Coding"/>
+          <w:color w:val="0F172A"/>
+          <w:sz w:val="17"/>
+        </w:rPr>
         <w:t>Pi → AT: MOVE|00000001|0|0|003600</w:t>
       </w:r>
       <w:r>
@@ -23484,10 +25733,33 @@
       </w:pPr>
       <w:r>
         <w:rPr>
+          <w:rFonts w:ascii="D2Coding" w:hAnsi="D2Coding" w:eastAsia="D2Coding"/>
+          <w:color w:val="9A3412"/>
+          <w:sz w:val="18"/>
+        </w:rPr>
+        <w:t>R=1</w:t>
+      </w:r>
+      <w:r>
+        <w:rPr>
           <w:rFonts w:ascii="Noto Sans CJK KR" w:hAnsi="Noto Sans CJK KR" w:eastAsia="Noto Sans CJK KR"/>
           <w:b w:val="0"/>
         </w:rPr>
-        <w:t>성공 또는 수동 완료에서만 좌표가 정확히 한 칸 증가한다.</w:t>
+        <w:t xml:space="preserve">, </w:t>
+      </w:r>
+      <w:r>
+        <w:rPr>
+          <w:rFonts w:ascii="D2Coding" w:hAnsi="D2Coding" w:eastAsia="D2Coding"/>
+          <w:color w:val="9A3412"/>
+          <w:sz w:val="18"/>
+        </w:rPr>
+        <w:t>R=2</w:t>
+      </w:r>
+      <w:r>
+        <w:rPr>
+          <w:rFonts w:ascii="Noto Sans CJK KR" w:hAnsi="Noto Sans CJK KR" w:eastAsia="Noto Sans CJK KR"/>
+          <w:b w:val="0"/>
+        </w:rPr>
+        <w:t xml:space="preserve"> 또는 수동 완료에서만 좌표가 정확히 한 칸 증가한다.</w:t>
       </w:r>
     </w:p>
     <w:p>
@@ -23496,10 +25768,18 @@
       </w:pPr>
       <w:r>
         <w:rPr>
+          <w:rFonts w:ascii="D2Coding" w:hAnsi="D2Coding" w:eastAsia="D2Coding"/>
+          <w:color w:val="9A3412"/>
+          <w:sz w:val="18"/>
+        </w:rPr>
+        <w:t>R=2</w:t>
+      </w:r>
+      <w:r>
+        <w:rPr>
           <w:rFonts w:ascii="Noto Sans CJK KR" w:hAnsi="Noto Sans CJK KR" w:eastAsia="Noto Sans CJK KR"/>
           <w:b w:val="0"/>
         </w:rPr>
-        <w:t>10번째 슬롯 이후 블리스터 소진이 유지된다.</w:t>
+        <w:t>는 새 요청번호·남은 시간 MOVE와 사용자 재배출을 거쳐 같은 복약을 계속한다.</w:t>
       </w:r>
     </w:p>
     <w:p>
@@ -23511,7 +25791,7 @@
           <w:rFonts w:ascii="Noto Sans CJK KR" w:hAnsi="Noto Sans CJK KR" w:eastAsia="Noto Sans CJK KR"/>
           <w:b w:val="0"/>
         </w:rPr>
-        <w:t>음성, 볼륨, 시간, 전원 helper가 재부팅 후에도 의도대로 동작한다.</w:t>
+        <w:t>10번째 슬롯 이후 블리스터 소진이 유지된다.</w:t>
       </w:r>
     </w:p>
     <w:p>
@@ -23523,7 +25803,19 @@
           <w:rFonts w:ascii="Noto Sans CJK KR" w:hAnsi="Noto Sans CJK KR" w:eastAsia="Noto Sans CJK KR"/>
           <w:b w:val="0"/>
         </w:rPr>
-        <w:t>자동시험과 PI-01~PI-26 실기 통합시험 기록이 남는다.</w:t>
+        <w:t>음성, 볼륨, 시간, 전원 helper가 재부팅 후에도 의도대로 동작한다.</w:t>
+      </w:r>
+    </w:p>
+    <w:p>
+      <w:pPr>
+        <w:pStyle w:val="ListNumber"/>
+      </w:pPr>
+      <w:r>
+        <w:rPr>
+          <w:rFonts w:ascii="Noto Sans CJK KR" w:hAnsi="Noto Sans CJK KR" w:eastAsia="Noto Sans CJK KR"/>
+          <w:b w:val="0"/>
+        </w:rPr>
+        <w:t>자동시험과 PI-01~PI-30 실기 통합시험 기록이 남는다.</w:t>
       </w:r>
     </w:p>
     <w:p>
